--- a/mon/ngu_van/khbd/lop12/KHBD_NGUVAN12_Bai1_KhaNangLonLaoCuaTieuThuyet_T1-11.docx
+++ b/mon/ngu_van/khbd/lop12/KHBD_NGUVAN12_Bai1_KhaNangLonLaoCuaTieuThuyet_T1-11.docx
@@ -25,7 +25,7 @@
           <w:b/>
           <w:i/>
         </w:rPr>
-        <w:t>Họ và tên giáo viên: …………………</w:t>
+        <w:t xml:space="preserve">Họ và tên giáo viên: </w:t>
       </w:r>
     </w:p>
     <w:p>

--- a/mon/ngu_van/khbd/lop12/KHBD_NGUVAN12_Bai1_KhaNangLonLaoCuaTieuThuyet_T1-11.docx
+++ b/mon/ngu_van/khbd/lop12/KHBD_NGUVAN12_Bai1_KhaNangLonLaoCuaTieuThuyet_T1-11.docx
@@ -736,6 +736,19 @@
           <w:i w:val="0"/>
         </w:rPr>
         <w:t>- GV dẫn vào bài: Số đỏ của Vũ Trọng Phụng là cuốn tiểu thuyết trào phúng đặc sắc nhất của văn học Việt Nam hiện đại. Hôm nay, ta chứng kiến “đỉnh vinh quang” của Xuân Tóc Đỏ trong trận quần vợt “cứu quốc”.</w:t>
+      </w:r>
+    </w:p>
+    <w:p>
+      <w:pPr>
+        <w:spacing w:before="0" w:after="0"/>
+        <w:jc w:val="both"/>
+      </w:pPr>
+      <w:r>
+        <w:rPr>
+          <w:b w:val="0"/>
+          <w:i w:val="0"/>
+        </w:rPr>
+        <w:t>- Video tham khảo: Đọc Xuân Tóc Đỏ cứu quốc (Số đỏ – Vũ Trọng Phụng) – Ngữ văn 12 KNTT (kênh Học văn online Cô Hợp) – https://www.youtube.com/watch?v=ZQa94Rjp2_o – Đọc văn bản (nghe đọc diễn cảm)</w:t>
       </w:r>
     </w:p>
     <w:p>
@@ -2331,6 +2344,19 @@
     </w:p>
     <w:p>
       <w:pPr>
+        <w:spacing w:before="0" w:after="0"/>
+        <w:jc w:val="both"/>
+      </w:pPr>
+      <w:r>
+        <w:rPr>
+          <w:b w:val="0"/>
+          <w:i w:val="0"/>
+        </w:rPr>
+        <w:t>- Video tham khảo: Phóng sự: Ma Văn Kháng và tiểu thuyết Mùa lá rụng trong vườn (kênh Báo Nhân Dân) – https://www.youtube.com/watch?v=D1lNT4WIta0 – Tìm hiểu chung về tác giả, tác phẩm Mùa lá rụng trong vườn</w:t>
+      </w:r>
+    </w:p>
+    <w:p>
+      <w:pPr>
         <w:spacing w:before="80" w:after="0"/>
         <w:jc w:val="center"/>
       </w:pPr>
@@ -4394,6 +4420,322 @@
         </w:rPr>
         <w:t>* PHỤ LỤC</w:t>
       </w:r>
+    </w:p>
+    <w:p>
+      <w:pPr>
+        <w:spacing w:before="80" w:after="0"/>
+        <w:jc w:val="center"/>
+      </w:pPr>
+      <w:r>
+        <w:rPr>
+          <w:b/>
+          <w:i w:val="0"/>
+        </w:rPr>
+        <w:t>Học liệu video (đã kiểm tra liên kết)</w:t>
+      </w:r>
+    </w:p>
+    <w:tbl>
+      <w:tblPr>
+        <w:tblStyle w:val="TableGrid"/>
+        <w:tblW w:type="auto" w:w="0"/>
+        <w:jc w:val="center"/>
+        <w:tblLayout w:type="fixed"/>
+        <w:tblLook w:firstColumn="1" w:firstRow="1" w:lastColumn="0" w:lastRow="0" w:noHBand="0" w:noVBand="1" w:val="04A0"/>
+      </w:tblPr>
+      <w:tblGrid>
+        <w:gridCol w:w="1985"/>
+        <w:gridCol w:w="1985"/>
+        <w:gridCol w:w="1985"/>
+        <w:gridCol w:w="1985"/>
+        <w:gridCol w:w="1985"/>
+      </w:tblGrid>
+      <w:tr>
+        <w:tc>
+          <w:tcPr>
+            <w:tcW w:type="dxa" w:w="794"/>
+            <w:shd w:val="clear" w:color="auto" w:fill="DCE6F2"/>
+          </w:tcPr>
+          <w:p>
+            <w:pPr>
+              <w:spacing w:before="80" w:after="0"/>
+              <w:jc w:val="center"/>
+            </w:pPr>
+            <w:r>
+              <w:rPr>
+                <w:b/>
+                <w:i w:val="0"/>
+              </w:rPr>
+              <w:t>STT</w:t>
+            </w:r>
+          </w:p>
+        </w:tc>
+        <w:tc>
+          <w:tcPr>
+            <w:tcW w:type="dxa" w:w="2282"/>
+            <w:shd w:val="clear" w:color="auto" w:fill="DCE6F2"/>
+          </w:tcPr>
+          <w:p>
+            <w:pPr>
+              <w:spacing w:before="80" w:after="0"/>
+              <w:jc w:val="center"/>
+            </w:pPr>
+            <w:r>
+              <w:rPr>
+                <w:b/>
+                <w:i w:val="0"/>
+              </w:rPr>
+              <w:t>Video</w:t>
+            </w:r>
+          </w:p>
+        </w:tc>
+        <w:tc>
+          <w:tcPr>
+            <w:tcW w:type="dxa" w:w="2282"/>
+            <w:shd w:val="clear" w:color="auto" w:fill="DCE6F2"/>
+          </w:tcPr>
+          <w:p>
+            <w:pPr>
+              <w:spacing w:before="80" w:after="0"/>
+              <w:jc w:val="center"/>
+            </w:pPr>
+            <w:r>
+              <w:rPr>
+                <w:b/>
+                <w:i w:val="0"/>
+              </w:rPr>
+              <w:t>Kênh</w:t>
+            </w:r>
+          </w:p>
+        </w:tc>
+        <w:tc>
+          <w:tcPr>
+            <w:tcW w:type="dxa" w:w="2282"/>
+            <w:shd w:val="clear" w:color="auto" w:fill="DCE6F2"/>
+          </w:tcPr>
+          <w:p>
+            <w:pPr>
+              <w:spacing w:before="80" w:after="0"/>
+              <w:jc w:val="center"/>
+            </w:pPr>
+            <w:r>
+              <w:rPr>
+                <w:b/>
+                <w:i w:val="0"/>
+              </w:rPr>
+              <w:t>Dùng ở</w:t>
+            </w:r>
+          </w:p>
+        </w:tc>
+        <w:tc>
+          <w:tcPr>
+            <w:tcW w:type="dxa" w:w="2282"/>
+            <w:shd w:val="clear" w:color="auto" w:fill="DCE6F2"/>
+          </w:tcPr>
+          <w:p>
+            <w:pPr>
+              <w:spacing w:before="80" w:after="0"/>
+              <w:jc w:val="center"/>
+            </w:pPr>
+            <w:r>
+              <w:rPr>
+                <w:b/>
+                <w:i w:val="0"/>
+              </w:rPr>
+              <w:t>Liên kết</w:t>
+            </w:r>
+          </w:p>
+        </w:tc>
+      </w:tr>
+      <w:tr>
+        <w:tc>
+          <w:tcPr>
+            <w:tcW w:type="dxa" w:w="794"/>
+          </w:tcPr>
+          <w:p>
+            <w:pPr>
+              <w:spacing w:before="0" w:after="0"/>
+              <w:jc w:val="both"/>
+            </w:pPr>
+            <w:r>
+              <w:rPr>
+                <w:b w:val="0"/>
+                <w:i w:val="0"/>
+              </w:rPr>
+              <w:t>1</w:t>
+            </w:r>
+          </w:p>
+        </w:tc>
+        <w:tc>
+          <w:tcPr>
+            <w:tcW w:type="dxa" w:w="2282"/>
+          </w:tcPr>
+          <w:p>
+            <w:pPr>
+              <w:spacing w:before="0" w:after="0"/>
+              <w:jc w:val="both"/>
+            </w:pPr>
+            <w:r>
+              <w:rPr>
+                <w:b w:val="0"/>
+                <w:i w:val="0"/>
+              </w:rPr>
+              <w:t>Đọc Xuân Tóc Đỏ cứu quốc (Số đỏ – Vũ Trọng Phụng) – Ngữ văn 12 KNTT</w:t>
+            </w:r>
+          </w:p>
+        </w:tc>
+        <w:tc>
+          <w:tcPr>
+            <w:tcW w:type="dxa" w:w="2282"/>
+          </w:tcPr>
+          <w:p>
+            <w:pPr>
+              <w:spacing w:before="0" w:after="0"/>
+              <w:jc w:val="both"/>
+            </w:pPr>
+            <w:r>
+              <w:rPr>
+                <w:b w:val="0"/>
+                <w:i w:val="0"/>
+              </w:rPr>
+              <w:t>Học văn online Cô Hợp</w:t>
+            </w:r>
+          </w:p>
+        </w:tc>
+        <w:tc>
+          <w:tcPr>
+            <w:tcW w:type="dxa" w:w="2282"/>
+          </w:tcPr>
+          <w:p>
+            <w:pPr>
+              <w:spacing w:before="0" w:after="0"/>
+              <w:jc w:val="both"/>
+            </w:pPr>
+            <w:r>
+              <w:rPr>
+                <w:b w:val="0"/>
+                <w:i w:val="0"/>
+              </w:rPr>
+              <w:t>Đọc văn bản (nghe đọc diễn cảm)</w:t>
+            </w:r>
+          </w:p>
+        </w:tc>
+        <w:tc>
+          <w:tcPr>
+            <w:tcW w:type="dxa" w:w="2282"/>
+          </w:tcPr>
+          <w:p>
+            <w:pPr>
+              <w:spacing w:before="0" w:after="0"/>
+              <w:jc w:val="both"/>
+            </w:pPr>
+            <w:r>
+              <w:rPr>
+                <w:b w:val="0"/>
+                <w:i w:val="0"/>
+              </w:rPr>
+              <w:t>https://www.youtube.com/watch?v=ZQa94Rjp2_o</w:t>
+            </w:r>
+          </w:p>
+        </w:tc>
+      </w:tr>
+      <w:tr>
+        <w:tc>
+          <w:tcPr>
+            <w:tcW w:type="dxa" w:w="794"/>
+          </w:tcPr>
+          <w:p>
+            <w:pPr>
+              <w:spacing w:before="0" w:after="0"/>
+              <w:jc w:val="both"/>
+            </w:pPr>
+            <w:r>
+              <w:rPr>
+                <w:b w:val="0"/>
+                <w:i w:val="0"/>
+              </w:rPr>
+              <w:t>2</w:t>
+            </w:r>
+          </w:p>
+        </w:tc>
+        <w:tc>
+          <w:tcPr>
+            <w:tcW w:type="dxa" w:w="2282"/>
+          </w:tcPr>
+          <w:p>
+            <w:pPr>
+              <w:spacing w:before="0" w:after="0"/>
+              <w:jc w:val="both"/>
+            </w:pPr>
+            <w:r>
+              <w:rPr>
+                <w:b w:val="0"/>
+                <w:i w:val="0"/>
+              </w:rPr>
+              <w:t>Phóng sự: Ma Văn Kháng và tiểu thuyết Mùa lá rụng trong vườn</w:t>
+            </w:r>
+          </w:p>
+        </w:tc>
+        <w:tc>
+          <w:tcPr>
+            <w:tcW w:type="dxa" w:w="2282"/>
+          </w:tcPr>
+          <w:p>
+            <w:pPr>
+              <w:spacing w:before="0" w:after="0"/>
+              <w:jc w:val="both"/>
+            </w:pPr>
+            <w:r>
+              <w:rPr>
+                <w:b w:val="0"/>
+                <w:i w:val="0"/>
+              </w:rPr>
+              <w:t>Báo Nhân Dân</w:t>
+            </w:r>
+          </w:p>
+        </w:tc>
+        <w:tc>
+          <w:tcPr>
+            <w:tcW w:type="dxa" w:w="2282"/>
+          </w:tcPr>
+          <w:p>
+            <w:pPr>
+              <w:spacing w:before="0" w:after="0"/>
+              <w:jc w:val="both"/>
+            </w:pPr>
+            <w:r>
+              <w:rPr>
+                <w:b w:val="0"/>
+                <w:i w:val="0"/>
+              </w:rPr>
+              <w:t>Tìm hiểu chung về tác giả, tác phẩm Mùa lá rụng trong vườn</w:t>
+            </w:r>
+          </w:p>
+        </w:tc>
+        <w:tc>
+          <w:tcPr>
+            <w:tcW w:type="dxa" w:w="2282"/>
+          </w:tcPr>
+          <w:p>
+            <w:pPr>
+              <w:spacing w:before="0" w:after="0"/>
+              <w:jc w:val="both"/>
+            </w:pPr>
+            <w:r>
+              <w:rPr>
+                <w:b w:val="0"/>
+                <w:i w:val="0"/>
+              </w:rPr>
+              <w:t>https://www.youtube.com/watch?v=D1lNT4WIta0</w:t>
+            </w:r>
+          </w:p>
+        </w:tc>
+      </w:tr>
+    </w:tbl>
+    <w:p>
+      <w:pPr>
+        <w:spacing w:before="0" w:after="0"/>
+        <w:jc w:val="both"/>
+      </w:pPr>
     </w:p>
     <w:p>
       <w:pPr>

--- a/mon/ngu_van/khbd/lop12/KHBD_NGUVAN12_Bai1_KhaNangLonLaoCuaTieuThuyet_T1-11.docx
+++ b/mon/ngu_van/khbd/lop12/KHBD_NGUVAN12_Bai1_KhaNangLonLaoCuaTieuThuyet_T1-11.docx
@@ -748,7 +748,7 @@
           <w:b w:val="0"/>
           <w:i w:val="0"/>
         </w:rPr>
-        <w:t>- Video tham khảo: Đọc Xuân Tóc Đỏ cứu quốc (Số đỏ – Vũ Trọng Phụng) – Ngữ văn 12 KNTT (kênh Học văn online Cô Hợp) – https://www.youtube.com/watch?v=ZQa94Rjp2_o – Đọc văn bản (nghe đọc diễn cảm)</w:t>
+        <w:t>- Video tham khảo: Vũ Trọng Phụng – Nhà văn xuất sắc thế kỷ 20 (Danh nhân Thăng Long – Hà Nội) (kênh HTV – Đài Hà Nội) – https://www.youtube.com/watch?v=Rzx8PfOKMaY – Tìm hiểu tác giả Vũ Trọng Phụng</w:t>
       </w:r>
     </w:p>
     <w:p>
@@ -4579,7 +4579,7 @@
                 <w:b w:val="0"/>
                 <w:i w:val="0"/>
               </w:rPr>
-              <w:t>Đọc Xuân Tóc Đỏ cứu quốc (Số đỏ – Vũ Trọng Phụng) – Ngữ văn 12 KNTT</w:t>
+              <w:t>Vũ Trọng Phụng – Nhà văn xuất sắc thế kỷ 20 (Danh nhân Thăng Long – Hà Nội)</w:t>
             </w:r>
           </w:p>
         </w:tc>
@@ -4597,7 +4597,7 @@
                 <w:b w:val="0"/>
                 <w:i w:val="0"/>
               </w:rPr>
-              <w:t>Học văn online Cô Hợp</w:t>
+              <w:t>HTV – Đài Hà Nội</w:t>
             </w:r>
           </w:p>
         </w:tc>
@@ -4615,7 +4615,7 @@
                 <w:b w:val="0"/>
                 <w:i w:val="0"/>
               </w:rPr>
-              <w:t>Đọc văn bản (nghe đọc diễn cảm)</w:t>
+              <w:t>Tìm hiểu tác giả Vũ Trọng Phụng</w:t>
             </w:r>
           </w:p>
         </w:tc>
@@ -4633,7 +4633,7 @@
                 <w:b w:val="0"/>
                 <w:i w:val="0"/>
               </w:rPr>
-              <w:t>https://www.youtube.com/watch?v=ZQa94Rjp2_o</w:t>
+              <w:t>https://www.youtube.com/watch?v=Rzx8PfOKMaY</w:t>
             </w:r>
           </w:p>
         </w:tc>

--- a/mon/ngu_van/khbd/lop12/KHBD_NGUVAN12_Bai1_KhaNangLonLaoCuaTieuThuyet_T1-11.docx
+++ b/mon/ngu_van/khbd/lop12/KHBD_NGUVAN12_Bai1_KhaNangLonLaoCuaTieuThuyet_T1-11.docx
@@ -12,20 +12,18 @@
           <w:b/>
           <w:i/>
         </w:rPr>
-        <w:t>Ngày …… tháng …… năm 2026</w:t>
-      </w:r>
-      <w:r>
+        <w:t>Ngày …… tháng …… năm ……</w:t>
         <w:tab/>
         <w:tab/>
         <w:tab/>
-        <w:t xml:space="preserve">       </w:t>
-      </w:r>
+        <w:t xml:space="preserve">       Họ và tên giáo viên: ……………………………</w:t>
+      </w:r>
+      <w:r/>
       <w:r>
         <w:rPr>
           <w:b/>
           <w:i/>
         </w:rPr>
-        <w:t xml:space="preserve">Họ và tên giáo viên: </w:t>
       </w:r>
     </w:p>
     <w:p>
@@ -4363,8 +4361,8 @@
       <w:r>
         <w:drawing>
           <wp:inline xmlns:a="http://schemas.openxmlformats.org/drawingml/2006/main" xmlns:pic="http://schemas.openxmlformats.org/drawingml/2006/picture">
-            <wp:extent cx="5760000" cy="3217752"/>
-            <wp:docPr id="3" name="Picture 3"/>
+            <wp:extent cx="5940000" cy="3335425"/>
+            <wp:docPr id="7" name="Picture 7"/>
             <wp:cNvGraphicFramePr>
               <a:graphicFrameLocks noChangeAspect="1"/>
             </wp:cNvGraphicFramePr>
@@ -4372,11 +4370,11 @@
               <a:graphicData uri="http://schemas.openxmlformats.org/drawingml/2006/picture">
                 <pic:pic>
                   <pic:nvPicPr>
-                    <pic:cNvPr id="0" name="SoDoTuDuy_NGUVAN12_Bai1_KhaNangLonLaoCuaTieuThuyet_T1-11.png"/>
+                    <pic:cNvPr id="0" name="image.png"/>
                     <pic:cNvPicPr/>
                   </pic:nvPicPr>
                   <pic:blipFill>
-                    <a:blip r:embed="rId19"/>
+                    <a:blip r:embed="rId23"/>
                     <a:stretch>
                       <a:fillRect/>
                     </a:stretch>
@@ -4384,7 +4382,7 @@
                   <pic:spPr>
                     <a:xfrm>
                       <a:off x="0" y="0"/>
-                      <a:ext cx="5760000" cy="3217752"/>
+                      <a:ext cx="5940000" cy="3335425"/>
                     </a:xfrm>
                     <a:prstGeom prst="rect"/>
                   </pic:spPr>
@@ -4393,6 +4391,18 @@
             </a:graphic>
           </wp:inline>
         </w:drawing>
+      </w:r>
+    </w:p>
+    <w:p>
+      <w:pPr>
+        <w:jc w:val="center"/>
+      </w:pPr>
+      <w:r>
+        <w:rPr>
+          <w:i/>
+          <w:sz w:val="20"/>
+        </w:rPr>
+        <w:t>Sơ đồ tư duy – Khả năng lớn lao của tiểu thuyết (TTT biên soạn theo SGK)</w:t>
       </w:r>
     </w:p>
     <w:p>
@@ -6163,156 +6173,11 @@
         </w:tc>
       </w:tr>
     </w:tbl>
-    <w:p>
-      <w:pPr>
-        <w:spacing w:before="0" w:after="0"/>
-        <w:jc w:val="both"/>
-      </w:pPr>
-    </w:p>
-    <w:p>
-      <w:pPr>
-        <w:spacing w:before="0" w:after="0"/>
-        <w:jc w:val="both"/>
-      </w:pPr>
-    </w:p>
-    <w:tbl>
-      <w:tblPr>
-        <w:tblStyle w:val="TableGrid"/>
-        <w:tblW w:type="auto" w:w="0"/>
-        <w:jc w:val="center"/>
-        <w:tblLook w:firstColumn="1" w:firstRow="1" w:lastColumn="0" w:lastRow="0" w:noHBand="0" w:noVBand="1" w:val="04A0"/>
-      </w:tblPr>
-      <w:tblGrid>
-        <w:gridCol w:w="4961"/>
-        <w:gridCol w:w="4961"/>
-      </w:tblGrid>
-      <w:tr>
-        <w:tc>
-          <w:tcPr>
-            <w:tcW w:type="dxa" w:w="4961"/>
-            <w:tcBorders>
-              <w:top w:val="nil"/>
-              <w:left w:val="nil"/>
-              <w:bottom w:val="nil"/>
-              <w:right w:val="nil"/>
-            </w:tcBorders>
-          </w:tcPr>
-          <w:p>
-            <w:pPr>
-              <w:spacing w:before="80" w:after="0"/>
-              <w:jc w:val="center"/>
-            </w:pPr>
-            <w:r>
-              <w:rPr>
-                <w:b/>
-                <w:i w:val="0"/>
-              </w:rPr>
-              <w:t>TỔ TRƯỞNG CHUYÊN MÔN</w:t>
-            </w:r>
-          </w:p>
-          <w:p>
-            <w:pPr>
-              <w:spacing w:before="0" w:after="0"/>
-              <w:jc w:val="both"/>
-            </w:pPr>
-          </w:p>
-          <w:p>
-            <w:pPr>
-              <w:spacing w:before="0" w:after="0"/>
-              <w:jc w:val="both"/>
-            </w:pPr>
-          </w:p>
-          <w:p>
-            <w:pPr>
-              <w:spacing w:before="0" w:after="0"/>
-              <w:jc w:val="both"/>
-            </w:pPr>
-          </w:p>
-          <w:p>
-            <w:pPr>
-              <w:spacing w:before="0" w:after="0"/>
-              <w:jc w:val="both"/>
-            </w:pPr>
-          </w:p>
-        </w:tc>
-        <w:tc>
-          <w:tcPr>
-            <w:tcW w:type="dxa" w:w="4961"/>
-            <w:tcBorders>
-              <w:top w:val="nil"/>
-              <w:left w:val="nil"/>
-              <w:bottom w:val="nil"/>
-              <w:right w:val="nil"/>
-            </w:tcBorders>
-          </w:tcPr>
-          <w:p>
-            <w:pPr>
-              <w:spacing w:before="80" w:after="0"/>
-              <w:jc w:val="center"/>
-            </w:pPr>
-            <w:r>
-              <w:rPr>
-                <w:b/>
-                <w:i w:val="0"/>
-              </w:rPr>
-              <w:t>NGƯỜI SOẠN</w:t>
-            </w:r>
-          </w:p>
-          <w:p>
-            <w:pPr>
-              <w:spacing w:before="0" w:after="0"/>
-              <w:jc w:val="both"/>
-            </w:pPr>
-          </w:p>
-          <w:p>
-            <w:pPr>
-              <w:spacing w:before="0" w:after="0"/>
-              <w:jc w:val="both"/>
-            </w:pPr>
-          </w:p>
-          <w:p>
-            <w:pPr>
-              <w:spacing w:before="0" w:after="0"/>
-              <w:jc w:val="both"/>
-            </w:pPr>
-          </w:p>
-          <w:p>
-            <w:pPr>
-              <w:spacing w:before="0" w:after="0"/>
-              <w:jc w:val="both"/>
-            </w:pPr>
-          </w:p>
-        </w:tc>
-      </w:tr>
-    </w:tbl>
-    <w:p>
-      <w:pPr>
-        <w:spacing w:before="240" w:after="0"/>
-        <w:jc w:val="center"/>
-      </w:pPr>
-      <w:r>
-        <w:rPr>
-          <w:b/>
-          <w:i w:val="0"/>
-        </w:rPr>
-        <w:t>KIỂM TRA CỦA LÃNH ĐẠO</w:t>
-      </w:r>
-    </w:p>
-    <w:p>
-      <w:pPr>
-        <w:spacing w:before="0" w:after="0"/>
-        <w:jc w:val="center"/>
-      </w:pPr>
-      <w:r>
-        <w:rPr>
-          <w:b/>
-          <w:i w:val="0"/>
-        </w:rPr>
-        <w:t>PHÓ HIỆU TRƯỞNG</w:t>
-      </w:r>
-    </w:p>
     <w:sectPr>
       <w:footerReference w:type="default" r:id="rId14"/>
+      <w:headerReference w:type="default" r:id="rId20"/>
+      <w:headerReference w:type="first" r:id="rId21"/>
+      <w:footerReference w:type="first" r:id="rId22"/>
       <w:type w:val="continuous"/>
       <w:pgSz w:w="11907" w:h="16840" w:code="9"/>
       <w:pgMar w:top="851" w:right="708" w:bottom="851" w:left="1276" w:header="0" w:footer="283" w:gutter="0"/>
@@ -6412,6 +6277,16 @@
 </w:ftr>
 </file>
 
+<file path=word/footer2.xml><?xml version="1.0" encoding="utf-8"?>
+<w:ftr xmlns:m="http://schemas.openxmlformats.org/officeDocument/2006/math" xmlns:mc="http://schemas.openxmlformats.org/markup-compatibility/2006" xmlns:mo="http://schemas.microsoft.com/office/mac/office/2008/main" xmlns:mv="urn:schemas-microsoft-com:mac:vml" xmlns:o="urn:schemas-microsoft-com:office:office" xmlns:r="http://schemas.openxmlformats.org/officeDocument/2006/relationships" xmlns:v="urn:schemas-microsoft-com:vml" xmlns:w10="urn:schemas-microsoft-com:office:word" xmlns:w14="http://schemas.microsoft.com/office/word/2010/wordml" xmlns:w="http://schemas.openxmlformats.org/wordprocessingml/2006/main" xmlns:wne="http://schemas.microsoft.com/office/word/2006/wordml" xmlns:wp14="http://schemas.microsoft.com/office/word/2010/wordprocessingDrawing" xmlns:wp="http://schemas.openxmlformats.org/drawingml/2006/wordprocessingDrawing" xmlns:wpc="http://schemas.microsoft.com/office/word/2010/wordprocessingCanvas" xmlns:wpg="http://schemas.microsoft.com/office/word/2010/wordprocessingGroup" xmlns:wpi="http://schemas.microsoft.com/office/word/2010/wordprocessingInk" xmlns:wps="http://schemas.microsoft.com/office/word/2010/wordprocessingShape" mc:Ignorable="w14 wp14">
+  <w:p>
+    <w:pPr>
+      <w:pStyle w:val="Footer"/>
+    </w:pPr>
+  </w:p>
+</w:ftr>
+</file>
+
 <file path=word/footnotes.xml><?xml version="1.0" encoding="utf-8"?>
 <w:footnotes xmlns:wpc="http://schemas.microsoft.com/office/word/2010/wordprocessingCanvas" xmlns:cx="http://schemas.microsoft.com/office/drawing/2014/chartex" xmlns:cx1="http://schemas.microsoft.com/office/drawing/2015/9/8/chartex" xmlns:cx2="http://schemas.microsoft.com/office/drawing/2015/10/21/chartex" xmlns:cx3="http://schemas.microsoft.com/office/drawing/2016/5/9/chartex" xmlns:cx4="http://schemas.microsoft.com/office/drawing/2016/5/10/chartex" xmlns:cx5="http://schemas.microsoft.com/office/drawing/2016/5/11/chartex" xmlns:cx6="http://schemas.microsoft.com/office/drawing/2016/5/12/chartex" xmlns:cx7="http://schemas.microsoft.com/office/drawing/2016/5/13/chartex" xmlns:cx8="http://schemas.microsoft.com/office/drawing/2016/5/14/chartex" xmlns:mc="http://schemas.openxmlformats.org/markup-compatibility/2006" xmlns:aink="http://schemas.microsoft.com/office/drawing/2016/ink" xmlns:am3d="http://schemas.microsoft.com/office/drawing/2017/model3d" xmlns:o="urn:schemas-microsoft-com:office:office" xmlns:r="http://schemas.openxmlformats.org/officeDocument/2006/relationships" xmlns:m="http://schemas.openxmlformats.org/officeDocument/2006/math" xmlns:v="urn:schemas-microsoft-com:vml" xmlns:wp14="http://schemas.microsoft.com/office/word/2010/wordprocessingDrawing" xmlns:wp="http://schemas.openxmlformats.org/drawingml/2006/wordprocessingDrawing" xmlns:w10="urn:schemas-microsoft-com:office:word" xmlns:w="http://schemas.openxmlformats.org/wordprocessingml/2006/main" xmlns:w14="http://schemas.microsoft.com/office/word/2010/wordml" xmlns:w15="http://schemas.microsoft.com/office/word/2012/wordml" xmlns:w16cid="http://schemas.microsoft.com/office/word/2016/wordml/cid" xmlns:w16se="http://schemas.microsoft.com/office/word/2015/wordml/symex" xmlns:wpg="http://schemas.microsoft.com/office/word/2010/wordprocessingGroup" xmlns:wpi="http://schemas.microsoft.com/office/word/2010/wordprocessingInk" xmlns:wne="http://schemas.microsoft.com/office/word/2006/wordml" xmlns:wps="http://schemas.microsoft.com/office/word/2010/wordprocessingShape" mc:Ignorable="w14 w15 w16se w16cid wp14">
   <w:footnote w:type="separator" w:id="-1">
@@ -6435,6 +6310,26 @@
     </w:p>
   </w:footnote>
 </w:footnotes>
+</file>
+
+<file path=word/header1.xml><?xml version="1.0" encoding="utf-8"?>
+<w:hdr xmlns:m="http://schemas.openxmlformats.org/officeDocument/2006/math" xmlns:mc="http://schemas.openxmlformats.org/markup-compatibility/2006" xmlns:mo="http://schemas.microsoft.com/office/mac/office/2008/main" xmlns:mv="urn:schemas-microsoft-com:mac:vml" xmlns:o="urn:schemas-microsoft-com:office:office" xmlns:r="http://schemas.openxmlformats.org/officeDocument/2006/relationships" xmlns:v="urn:schemas-microsoft-com:vml" xmlns:w10="urn:schemas-microsoft-com:office:word" xmlns:w14="http://schemas.microsoft.com/office/word/2010/wordml" xmlns:w="http://schemas.openxmlformats.org/wordprocessingml/2006/main" xmlns:wne="http://schemas.microsoft.com/office/word/2006/wordml" xmlns:wp14="http://schemas.microsoft.com/office/word/2010/wordprocessingDrawing" xmlns:wp="http://schemas.openxmlformats.org/drawingml/2006/wordprocessingDrawing" xmlns:wpc="http://schemas.microsoft.com/office/word/2010/wordprocessingCanvas" xmlns:wpg="http://schemas.microsoft.com/office/word/2010/wordprocessingGroup" xmlns:wpi="http://schemas.microsoft.com/office/word/2010/wordprocessingInk" xmlns:wps="http://schemas.microsoft.com/office/word/2010/wordprocessingShape" mc:Ignorable="w14 wp14">
+  <w:p>
+    <w:pPr>
+      <w:pStyle w:val="Header"/>
+    </w:pPr>
+  </w:p>
+</w:hdr>
+</file>
+
+<file path=word/header2.xml><?xml version="1.0" encoding="utf-8"?>
+<w:hdr xmlns:m="http://schemas.openxmlformats.org/officeDocument/2006/math" xmlns:mc="http://schemas.openxmlformats.org/markup-compatibility/2006" xmlns:mo="http://schemas.microsoft.com/office/mac/office/2008/main" xmlns:mv="urn:schemas-microsoft-com:mac:vml" xmlns:o="urn:schemas-microsoft-com:office:office" xmlns:r="http://schemas.openxmlformats.org/officeDocument/2006/relationships" xmlns:v="urn:schemas-microsoft-com:vml" xmlns:w10="urn:schemas-microsoft-com:office:word" xmlns:w14="http://schemas.microsoft.com/office/word/2010/wordml" xmlns:w="http://schemas.openxmlformats.org/wordprocessingml/2006/main" xmlns:wne="http://schemas.microsoft.com/office/word/2006/wordml" xmlns:wp14="http://schemas.microsoft.com/office/word/2010/wordprocessingDrawing" xmlns:wp="http://schemas.openxmlformats.org/drawingml/2006/wordprocessingDrawing" xmlns:wpc="http://schemas.microsoft.com/office/word/2010/wordprocessingCanvas" xmlns:wpg="http://schemas.microsoft.com/office/word/2010/wordprocessingGroup" xmlns:wpi="http://schemas.microsoft.com/office/word/2010/wordprocessingInk" xmlns:wps="http://schemas.microsoft.com/office/word/2010/wordprocessingShape" mc:Ignorable="w14 wp14">
+  <w:p>
+    <w:pPr>
+      <w:pStyle w:val="Header"/>
+    </w:pPr>
+  </w:p>
+</w:hdr>
 </file>
 
 <file path=word/numbering.xml><?xml version="1.0" encoding="utf-8"?>

--- a/mon/ngu_van/khbd/lop12/KHBD_NGUVAN12_Bai1_KhaNangLonLaoCuaTieuThuyet_T1-11.docx
+++ b/mon/ngu_van/khbd/lop12/KHBD_NGUVAN12_Bai1_KhaNangLonLaoCuaTieuThuyet_T1-11.docx
@@ -93,6 +93,401 @@
     </w:p>
     <w:p>
       <w:pPr>
+        <w:spacing w:before="0" w:after="0"/>
+        <w:jc w:val="both"/>
+      </w:pPr>
+      <w:r>
+        <w:rPr>
+          <w:b/>
+          <w:i w:val="0"/>
+        </w:rPr>
+        <w:t>1. Về kiến thức:</w:t>
+      </w:r>
+    </w:p>
+    <w:p>
+      <w:pPr>
+        <w:spacing w:before="0" w:after="0"/>
+        <w:jc w:val="both"/>
+      </w:pPr>
+      <w:r>
+        <w:rPr>
+          <w:b w:val="0"/>
+          <w:i w:val="0"/>
+        </w:rPr>
+        <w:t>- Nhận biết và phân tích được một số yếu tố của tiểu thuyết hiện đại như: ngôn ngữ, diễn biến tâm lí, hành động của nhân vật,...</w:t>
+      </w:r>
+    </w:p>
+    <w:p>
+      <w:pPr>
+        <w:spacing w:before="0" w:after="0"/>
+        <w:jc w:val="both"/>
+      </w:pPr>
+      <w:r>
+        <w:rPr>
+          <w:b w:val="0"/>
+          <w:i w:val="0"/>
+        </w:rPr>
+        <w:t>- Phân tích được đề tài, câu chuyện, sự kiện, nhân vật, các chi tiết tiêu biểu và mối quan hệ của chúng trong tính chỉnh thể của tác phẩm tiểu thuyết; phân tích và đánh giá được sự phù hợp của người kể chuyện, điểm nhìn trong việc thể hiện chủ đề của văn bản.</w:t>
+      </w:r>
+    </w:p>
+    <w:p>
+      <w:pPr>
+        <w:spacing w:before="0" w:after="0"/>
+        <w:jc w:val="both"/>
+      </w:pPr>
+      <w:r>
+        <w:rPr>
+          <w:b w:val="0"/>
+          <w:i w:val="0"/>
+        </w:rPr>
+        <w:t>- Nhận biết được những đặc điểm cơ bản của phong cách hiện thực trong tiểu thuyết và trong sáng tác văn học nói chung.</w:t>
+      </w:r>
+    </w:p>
+    <w:p>
+      <w:pPr>
+        <w:spacing w:before="0" w:after="0"/>
+        <w:jc w:val="both"/>
+      </w:pPr>
+      <w:r>
+        <w:rPr>
+          <w:b w:val="0"/>
+          <w:i w:val="0"/>
+        </w:rPr>
+        <w:t>- Nhận biết và phân tích được đặc điểm, tác dụng của biện pháp tu từ nói mỉa, nghịch ngữ.</w:t>
+      </w:r>
+    </w:p>
+    <w:p>
+      <w:pPr>
+        <w:spacing w:before="0" w:after="0"/>
+        <w:jc w:val="both"/>
+      </w:pPr>
+      <w:r>
+        <w:rPr>
+          <w:b w:val="0"/>
+          <w:i w:val="0"/>
+        </w:rPr>
+        <w:t>- Viết được bài văn nghị luận so sánh, đánh giá hai tác phẩm truyện; biết trình bày (dưới hình thức nói) kết quả so sánh, đánh giá hai tác phẩm truyện.</w:t>
+      </w:r>
+    </w:p>
+    <w:p>
+      <w:pPr>
+        <w:spacing w:before="0" w:after="0"/>
+        <w:jc w:val="both"/>
+      </w:pPr>
+      <w:r>
+        <w:rPr>
+          <w:b/>
+          <w:i w:val="0"/>
+        </w:rPr>
+        <w:t>2. Về năng lực</w:t>
+      </w:r>
+    </w:p>
+    <w:p>
+      <w:pPr>
+        <w:spacing w:before="0" w:after="0"/>
+        <w:jc w:val="both"/>
+      </w:pPr>
+      <w:r>
+        <w:rPr>
+          <w:b/>
+          <w:i w:val="0"/>
+        </w:rPr>
+        <w:t>a. Năng lực chung:</w:t>
+      </w:r>
+      <w:r>
+        <w:rPr>
+          <w:b w:val="0"/>
+          <w:i w:val="0"/>
+        </w:rPr>
+        <w:t xml:space="preserve"> Năng lực tự chủ và tự học (đọc trước tiểu thuyết Số đỏ, Mùa lá rụng trong vườn), năng lực giao tiếp và hợp tác (thảo luận nhóm, tranh luận), năng lực giải quyết vấn đề và sáng tạo (so sánh, đánh giá, liên hệ thực tiễn).</w:t>
+      </w:r>
+    </w:p>
+    <w:p>
+      <w:pPr>
+        <w:spacing w:before="0" w:after="0"/>
+        <w:jc w:val="both"/>
+      </w:pPr>
+      <w:r>
+        <w:rPr>
+          <w:b/>
+          <w:i w:val="0"/>
+        </w:rPr>
+        <w:t>b. Năng lực đặc thù:</w:t>
+      </w:r>
+    </w:p>
+    <w:p>
+      <w:pPr>
+        <w:spacing w:before="0" w:after="0"/>
+        <w:jc w:val="both"/>
+      </w:pPr>
+      <w:r>
+        <w:rPr>
+          <w:b w:val="0"/>
+          <w:i w:val="0"/>
+        </w:rPr>
+        <w:t>- Nhận biết và phân tích được đặc điểm của tiểu thuyết hiện đại, phong cách hiện thực qua Xuân Tóc Đỏ cứu quốc (Vũ Trọng Phụng) và Mùa lá rụng trong vườn (Ma Văn Kháng).</w:t>
+      </w:r>
+    </w:p>
+    <w:p>
+      <w:pPr>
+        <w:spacing w:before="0" w:after="0"/>
+        <w:jc w:val="both"/>
+      </w:pPr>
+      <w:r>
+        <w:rPr>
+          <w:b w:val="0"/>
+          <w:i w:val="0"/>
+        </w:rPr>
+        <w:t>- Phân tích được tình huống, ngôi kể, điểm nhìn, nghệ thuật trào phúng; diễn biến tâm lí và cách khắc hoạ nhân vật.</w:t>
+      </w:r>
+    </w:p>
+    <w:p>
+      <w:pPr>
+        <w:spacing w:before="0" w:after="0"/>
+        <w:jc w:val="both"/>
+      </w:pPr>
+      <w:r>
+        <w:rPr>
+          <w:b w:val="0"/>
+          <w:i w:val="0"/>
+        </w:rPr>
+        <w:t>- Nhận diện, phân tích được hiệu quả của nói mỉa, nghịch ngữ.</w:t>
+      </w:r>
+    </w:p>
+    <w:p>
+      <w:pPr>
+        <w:spacing w:before="0" w:after="0"/>
+        <w:jc w:val="both"/>
+      </w:pPr>
+      <w:r>
+        <w:rPr>
+          <w:b w:val="0"/>
+          <w:i w:val="0"/>
+        </w:rPr>
+        <w:t>- Viết và trình bày được bài nghị luận so sánh, đánh giá hai tác phẩm truyện.</w:t>
+      </w:r>
+    </w:p>
+    <w:p>
+      <w:pPr>
+        <w:spacing w:before="0" w:after="0"/>
+        <w:jc w:val="both"/>
+      </w:pPr>
+      <w:r>
+        <w:rPr>
+          <w:b/>
+          <w:i w:val="0"/>
+        </w:rPr>
+        <w:t>c. Năng lực số</w:t>
+      </w:r>
+    </w:p>
+    <w:p>
+      <w:pPr>
+        <w:spacing w:before="0" w:after="0"/>
+        <w:jc w:val="both"/>
+      </w:pPr>
+      <w:r>
+        <w:rPr>
+          <w:b/>
+          <w:i w:val="0"/>
+        </w:rPr>
+        <w:t>*Tích hợp năng lực số:</w:t>
+      </w:r>
+    </w:p>
+    <w:p>
+      <w:pPr>
+        <w:spacing w:before="0" w:after="0"/>
+        <w:jc w:val="both"/>
+      </w:pPr>
+      <w:r>
+        <w:rPr>
+          <w:b w:val="0"/>
+          <w:i w:val="0"/>
+          <w:color w:val="EE0000"/>
+        </w:rPr>
+        <w:t>- 1.1.NC1a: Sử dụng công cụ tìm kiếm, kho học liệu số để tìm hiểu bối cảnh xã hội thành thị Việt Nam những năm 1930, phong trào Âu hoá; tư liệu về Vũ Trọng Phụng, Ma Văn Kháng.</w:t>
+      </w:r>
+    </w:p>
+    <w:p>
+      <w:pPr>
+        <w:spacing w:before="0" w:after="0"/>
+        <w:jc w:val="both"/>
+      </w:pPr>
+      <w:r>
+        <w:rPr>
+          <w:b w:val="0"/>
+          <w:i w:val="0"/>
+          <w:color w:val="EE0000"/>
+        </w:rPr>
+        <w:t>- 6.2.NC1a: Sử dụng câu lệnh (prompt) để AI gợi ý các câu văn có nói mỉa, nghịch ngữ; tự kiểm chứng với văn bản.</w:t>
+      </w:r>
+    </w:p>
+    <w:p>
+      <w:pPr>
+        <w:spacing w:before="0" w:after="0"/>
+        <w:jc w:val="both"/>
+      </w:pPr>
+      <w:r>
+        <w:rPr>
+          <w:b w:val="0"/>
+          <w:i w:val="0"/>
+          <w:color w:val="EE0000"/>
+        </w:rPr>
+        <w:t>- 6.3.NC1a: Thiết kế sơ đồ tóm tắt, bảng so sánh hai tác phẩm bằng công cụ số (Canva, PowerPoint).</w:t>
+      </w:r>
+    </w:p>
+    <w:p>
+      <w:pPr>
+        <w:spacing w:before="0" w:after="0"/>
+        <w:jc w:val="both"/>
+      </w:pPr>
+      <w:r>
+        <w:rPr>
+          <w:b w:val="0"/>
+          <w:i w:val="0"/>
+          <w:color w:val="EE0000"/>
+        </w:rPr>
+        <w:t>- 5.2.NC1b; 2.5.NC1a: Sử dụng hệ thống luyện tập trực tuyến do giáo viên/tổ chuyên môn tổ chức để củng cố nội dung bài học, nhận phản hồi và tự đánh giá kết quả; thực hiện đúng quy tắc an toàn, bảo mật và trung thực trong môi trường số.</w:t>
+      </w:r>
+    </w:p>
+    <w:p>
+      <w:pPr>
+        <w:spacing w:before="0" w:after="0"/>
+        <w:jc w:val="both"/>
+      </w:pPr>
+      <w:r>
+        <w:rPr>
+          <w:b/>
+          <w:i w:val="0"/>
+        </w:rPr>
+        <w:t>*Tích hợp năng lực AI:</w:t>
+      </w:r>
+    </w:p>
+    <w:p>
+      <w:pPr>
+        <w:spacing w:before="0" w:after="0"/>
+        <w:jc w:val="both"/>
+      </w:pPr>
+      <w:r>
+        <w:rPr>
+          <w:b/>
+          <w:i w:val="0"/>
+          <w:color w:val="7030A0"/>
+        </w:rPr>
+        <w:t>12.A3.1.a:</w:t>
+      </w:r>
+      <w:r>
+        <w:rPr>
+          <w:b w:val="0"/>
+          <w:i w:val="0"/>
+          <w:color w:val="7030A0"/>
+        </w:rPr>
+        <w:t xml:space="preserve"> Học sinh nhận biết giới hạn của AI khi phân tích tiếng cười trào phúng, hàm ngôn của nói mỉa (AI dễ hiểu theo nghĩa đen).</w:t>
+      </w:r>
+    </w:p>
+    <w:p>
+      <w:pPr>
+        <w:spacing w:before="0" w:after="0"/>
+        <w:jc w:val="both"/>
+      </w:pPr>
+      <w:r>
+        <w:rPr>
+          <w:b/>
+          <w:i w:val="0"/>
+          <w:color w:val="7030A0"/>
+        </w:rPr>
+        <w:t>12.A1.1.a:</w:t>
+      </w:r>
+      <w:r>
+        <w:rPr>
+          <w:b w:val="0"/>
+          <w:i w:val="0"/>
+          <w:color w:val="7030A0"/>
+        </w:rPr>
+        <w:t xml:space="preserve"> Học sinh đối chiếu thông tin AI cung cấp với văn bản SGK, nguồn chính thống để phát hiện sai sót.</w:t>
+      </w:r>
+    </w:p>
+    <w:p>
+      <w:pPr>
+        <w:spacing w:before="0" w:after="0"/>
+        <w:jc w:val="both"/>
+      </w:pPr>
+      <w:r>
+        <w:rPr>
+          <w:b/>
+          <w:i w:val="0"/>
+        </w:rPr>
+        <w:t>3. Về phẩm chất:</w:t>
+      </w:r>
+      <w:r>
+        <w:rPr>
+          <w:b w:val="0"/>
+          <w:i w:val="0"/>
+        </w:rPr>
+        <w:t xml:space="preserve"> Biết trau dồi nhân cách và lựa chọn thái độ ứng xử chuẩn mực với cộng đồng; biết trân trọng, gìn giữ, phát triển những giá trị tốt đẹp của nền văn hoá truyền thống.</w:t>
+      </w:r>
+    </w:p>
+    <w:p>
+      <w:pPr>
+        <w:spacing w:before="0" w:after="0"/>
+        <w:jc w:val="both"/>
+      </w:pPr>
+      <w:r>
+        <w:rPr>
+          <w:b/>
+          <w:i w:val="0"/>
+          <w:color w:val="FF0000"/>
+        </w:rPr>
+        <w:t>* Tích hợp nội dung Giáo dục đạo đức liêm chính:</w:t>
+      </w:r>
+    </w:p>
+    <w:p>
+      <w:pPr>
+        <w:spacing w:before="0" w:after="0"/>
+        <w:jc w:val="both"/>
+      </w:pPr>
+      <w:r>
+        <w:rPr>
+          <w:b/>
+          <w:i w:val="0"/>
+        </w:rPr>
+        <w:t>- Xuân Tóc Đỏ cứu quốc</w:t>
+      </w:r>
+      <w:r>
+        <w:rPr>
+          <w:b w:val="0"/>
+          <w:i w:val="0"/>
+        </w:rPr>
+        <w:t xml:space="preserve"> (Vũ Trọng Phụng).</w:t>
+      </w:r>
+    </w:p>
+    <w:p>
+      <w:pPr>
+        <w:spacing w:before="0" w:after="0"/>
+        <w:jc w:val="both"/>
+      </w:pPr>
+      <w:r>
+        <w:rPr>
+          <w:b w:val="0"/>
+          <w:i w:val="0"/>
+        </w:rPr>
+        <w:t>+ Giúp học sinh nhận diện sự giả dối, cơ hội, “đánh bóng” danh vọng; sự hèn nhát, bưng bít của bộ máy cai trị (quan chức sợ vua Xiêm, ép Xuân thua) – biểu hiện của lối sống thiếu liêm chính.</w:t>
+      </w:r>
+    </w:p>
+    <w:p>
+      <w:pPr>
+        <w:spacing w:before="0" w:after="0"/>
+        <w:jc w:val="both"/>
+      </w:pPr>
+      <w:r>
+        <w:rPr>
+          <w:b w:val="0"/>
+          <w:i w:val="0"/>
+        </w:rPr>
+        <w:t>+ Bồi đắp ý thức sống thật, trọng thực chất, không chạy theo hư danh; tôn trọng sự trung thực trong thi đấu, học tập.</w:t>
+      </w:r>
+    </w:p>
+    <w:p>
+      <w:pPr>
         <w:spacing w:before="60" w:after="0"/>
         <w:jc w:val="both"/>
       </w:pPr>
@@ -101,384 +496,62 @@
           <w:b/>
           <w:i w:val="0"/>
         </w:rPr>
-        <w:t>1. Về kiến thức:</w:t>
-      </w:r>
-    </w:p>
-    <w:p>
-      <w:pPr>
-        <w:spacing w:before="0" w:after="0"/>
-        <w:jc w:val="both"/>
-      </w:pPr>
-      <w:r>
-        <w:rPr>
-          <w:b w:val="0"/>
-          <w:i w:val="0"/>
-        </w:rPr>
-        <w:t>- Nhận biết và phân tích được một số yếu tố của tiểu thuyết hiện đại như: ngôn ngữ, diễn biến tâm lí, hành động của nhân vật,...</w:t>
-      </w:r>
-    </w:p>
-    <w:p>
-      <w:pPr>
-        <w:spacing w:before="0" w:after="0"/>
-        <w:jc w:val="both"/>
-      </w:pPr>
-      <w:r>
-        <w:rPr>
-          <w:b w:val="0"/>
-          <w:i w:val="0"/>
-        </w:rPr>
-        <w:t>- Phân tích được đề tài, câu chuyện, sự kiện, nhân vật, các chi tiết tiêu biểu và mối quan hệ của chúng trong tính chỉnh thể của tác phẩm tiểu thuyết; phân tích và đánh giá được sự phù hợp của người kể chuyện, điểm nhìn trong việc thể hiện chủ đề của văn bản.</w:t>
-      </w:r>
-    </w:p>
-    <w:p>
-      <w:pPr>
-        <w:spacing w:before="0" w:after="0"/>
-        <w:jc w:val="both"/>
-      </w:pPr>
-      <w:r>
-        <w:rPr>
-          <w:b w:val="0"/>
-          <w:i w:val="0"/>
-        </w:rPr>
-        <w:t>- Nhận biết được những đặc điểm cơ bản của phong cách hiện thực trong tiểu thuyết và trong sáng tác văn học nói chung.</w:t>
-      </w:r>
-    </w:p>
-    <w:p>
-      <w:pPr>
-        <w:spacing w:before="0" w:after="0"/>
-        <w:jc w:val="both"/>
-      </w:pPr>
-      <w:r>
-        <w:rPr>
-          <w:b w:val="0"/>
-          <w:i w:val="0"/>
-        </w:rPr>
-        <w:t>- Nhận biết và phân tích được đặc điểm, tác dụng của biện pháp tu từ nói mỉa, nghịch ngữ.</w:t>
-      </w:r>
-    </w:p>
-    <w:p>
-      <w:pPr>
-        <w:spacing w:before="0" w:after="0"/>
-        <w:jc w:val="both"/>
-      </w:pPr>
-      <w:r>
-        <w:rPr>
-          <w:b w:val="0"/>
-          <w:i w:val="0"/>
-        </w:rPr>
-        <w:t>- Viết được bài văn nghị luận so sánh, đánh giá hai tác phẩm truyện; biết trình bày (dưới hình thức nói) kết quả so sánh, đánh giá hai tác phẩm truyện.</w:t>
-      </w:r>
-    </w:p>
-    <w:p>
-      <w:pPr>
-        <w:spacing w:before="60" w:after="0"/>
-        <w:jc w:val="both"/>
-      </w:pPr>
-      <w:r>
-        <w:rPr>
-          <w:b/>
-          <w:i w:val="0"/>
-        </w:rPr>
-        <w:t>2. Về năng lực</w:t>
-      </w:r>
-    </w:p>
-    <w:p>
-      <w:pPr>
-        <w:spacing w:before="60" w:after="0"/>
-        <w:jc w:val="both"/>
-      </w:pPr>
-      <w:r>
-        <w:rPr>
-          <w:b/>
-          <w:i w:val="0"/>
-        </w:rPr>
-        <w:t>a. Năng lực chung: Năng lực tự chủ và tự học (đọc trước tiểu thuyết Số đỏ, Mùa lá rụng trong vườn), năng lực giao tiếp và hợp tác (thảo luận nhóm, tranh luận), năng lực giải quyết vấn đề và sáng tạo (so sánh, đánh giá, liên hệ thực tiễn).</w:t>
-      </w:r>
-    </w:p>
-    <w:p>
-      <w:pPr>
-        <w:spacing w:before="60" w:after="0"/>
-        <w:jc w:val="both"/>
-      </w:pPr>
-      <w:r>
-        <w:rPr>
-          <w:b/>
-          <w:i w:val="0"/>
-        </w:rPr>
-        <w:t>b. Năng lực đặc thù:</w:t>
-      </w:r>
-    </w:p>
-    <w:p>
-      <w:pPr>
-        <w:spacing w:before="0" w:after="0"/>
-        <w:jc w:val="both"/>
-      </w:pPr>
-      <w:r>
-        <w:rPr>
-          <w:b w:val="0"/>
-          <w:i w:val="0"/>
-        </w:rPr>
-        <w:t>- Nhận biết và phân tích được đặc điểm của tiểu thuyết hiện đại, phong cách hiện thực qua Xuân Tóc Đỏ cứu quốc (Vũ Trọng Phụng) và Mùa lá rụng trong vườn (Ma Văn Kháng).</w:t>
-      </w:r>
-    </w:p>
-    <w:p>
-      <w:pPr>
-        <w:spacing w:before="0" w:after="0"/>
-        <w:jc w:val="both"/>
-      </w:pPr>
-      <w:r>
-        <w:rPr>
-          <w:b w:val="0"/>
-          <w:i w:val="0"/>
-        </w:rPr>
-        <w:t>- Phân tích được tình huống, ngôi kể, điểm nhìn, nghệ thuật trào phúng; diễn biến tâm lí và cách khắc hoạ nhân vật.</w:t>
-      </w:r>
-    </w:p>
-    <w:p>
-      <w:pPr>
-        <w:spacing w:before="0" w:after="0"/>
-        <w:jc w:val="both"/>
-      </w:pPr>
-      <w:r>
-        <w:rPr>
-          <w:b w:val="0"/>
-          <w:i w:val="0"/>
-        </w:rPr>
-        <w:t>- Nhận diện, phân tích được hiệu quả của nói mỉa, nghịch ngữ.</w:t>
-      </w:r>
-    </w:p>
-    <w:p>
-      <w:pPr>
-        <w:spacing w:before="0" w:after="0"/>
-        <w:jc w:val="both"/>
-      </w:pPr>
-      <w:r>
-        <w:rPr>
-          <w:b w:val="0"/>
-          <w:i w:val="0"/>
-        </w:rPr>
-        <w:t>- Viết và trình bày được bài nghị luận so sánh, đánh giá hai tác phẩm truyện.</w:t>
-      </w:r>
-    </w:p>
-    <w:p>
-      <w:pPr>
-        <w:spacing w:before="60" w:after="0"/>
-        <w:jc w:val="both"/>
-      </w:pPr>
-      <w:r>
-        <w:rPr>
-          <w:b/>
-          <w:i w:val="0"/>
-        </w:rPr>
-        <w:t>c. Năng lực số</w:t>
-      </w:r>
-    </w:p>
-    <w:p>
-      <w:pPr>
-        <w:spacing w:before="0" w:after="0"/>
-        <w:jc w:val="both"/>
-      </w:pPr>
-      <w:r>
-        <w:rPr>
-          <w:b/>
-          <w:i w:val="0"/>
-        </w:rPr>
-        <w:t>*Tích hợp năng lực số:</w:t>
-      </w:r>
-    </w:p>
-    <w:p>
-      <w:pPr>
-        <w:spacing w:before="0" w:after="0"/>
-        <w:jc w:val="both"/>
-      </w:pPr>
-      <w:r>
-        <w:rPr>
-          <w:b w:val="0"/>
-          <w:i w:val="0"/>
-        </w:rPr>
-        <w:t>- 1.1.NC1a: Sử dụng công cụ tìm kiếm, kho học liệu số để tìm hiểu bối cảnh xã hội thành thị Việt Nam những năm 1930, phong trào Âu hoá; tư liệu về Ma Văn Kháng.</w:t>
-      </w:r>
-    </w:p>
-    <w:p>
-      <w:pPr>
-        <w:spacing w:before="0" w:after="0"/>
-        <w:jc w:val="both"/>
-      </w:pPr>
-      <w:r>
-        <w:rPr>
-          <w:b w:val="0"/>
-          <w:i w:val="0"/>
-        </w:rPr>
-        <w:t>- 6.2.NC1a: Sử dụng câu lệnh (prompt) để AI gợi ý các câu văn có nói mỉa, nghịch ngữ; tự kiểm chứng với văn bản.</w:t>
-      </w:r>
-    </w:p>
-    <w:p>
-      <w:pPr>
-        <w:spacing w:before="0" w:after="0"/>
-        <w:jc w:val="both"/>
-      </w:pPr>
-      <w:r>
-        <w:rPr>
-          <w:b w:val="0"/>
-          <w:i w:val="0"/>
-        </w:rPr>
-        <w:t>- 6.3.NC1a: Thiết kế sơ đồ, bảng so sánh hai tác phẩm bằng công cụ số (Canva, PowerPoint).</w:t>
-      </w:r>
-    </w:p>
-    <w:p>
-      <w:pPr>
-        <w:spacing w:before="0" w:after="0"/>
-        <w:jc w:val="both"/>
-      </w:pPr>
-      <w:r>
-        <w:rPr>
-          <w:b w:val="0"/>
-          <w:i w:val="0"/>
-        </w:rPr>
-        <w:t>- 5.2.NC1b; 2.5.NC1a: Sử dụng hệ thống luyện tập trực tuyến do giáo viên/tổ chuyên môn tổ chức để củng cố nội dung bài học, nhận phản hồi và tự đánh giá kết quả; thực hiện đúng quy tắc an toàn, bảo mật và trung thực trong môi trường số.</w:t>
-      </w:r>
-    </w:p>
-    <w:p>
-      <w:pPr>
-        <w:spacing w:before="0" w:after="0"/>
-        <w:jc w:val="both"/>
-      </w:pPr>
-      <w:r>
-        <w:rPr>
-          <w:b/>
-          <w:i w:val="0"/>
-        </w:rPr>
-        <w:t>*Tích hợp năng lực AI:</w:t>
-      </w:r>
-    </w:p>
-    <w:p>
-      <w:pPr>
-        <w:spacing w:before="0" w:after="0"/>
-        <w:jc w:val="both"/>
-      </w:pPr>
-      <w:r>
-        <w:rPr>
-          <w:b/>
-          <w:i w:val="0"/>
-        </w:rPr>
-        <w:t>12.A3.1.a: Học sinh nhận biết giới hạn của AI khi phân tích tiếng cười trào phúng, hàm ngôn của nói mỉa (AI dễ hiểu theo nghĩa đen).</w:t>
-      </w:r>
-    </w:p>
-    <w:p>
-      <w:pPr>
-        <w:spacing w:before="0" w:after="0"/>
-        <w:jc w:val="both"/>
-      </w:pPr>
-      <w:r>
-        <w:rPr>
-          <w:b/>
-          <w:i w:val="0"/>
-        </w:rPr>
-        <w:t>12.A1.1.a: Học sinh đối chiếu thông tin AI cung cấp với văn bản SGK, nguồn chính thống để phát hiện sai sót.</w:t>
-      </w:r>
-    </w:p>
-    <w:p>
-      <w:pPr>
-        <w:spacing w:before="60" w:after="0"/>
-        <w:jc w:val="both"/>
-      </w:pPr>
-      <w:r>
-        <w:rPr>
-          <w:b/>
-          <w:i w:val="0"/>
-        </w:rPr>
-        <w:t>3. Về phẩm chất: Biết trau dồi nhân cách và lựa chọn thái độ ứng xử chuẩn mực với cộng đồng; biết trân trọng, gìn giữ, phát triển những giá trị tốt đẹp của nền văn hoá truyền thống.</w:t>
-      </w:r>
-    </w:p>
-    <w:p>
-      <w:pPr>
-        <w:spacing w:before="0" w:after="0"/>
-        <w:jc w:val="both"/>
-      </w:pPr>
-      <w:r>
-        <w:rPr>
-          <w:b/>
-          <w:i w:val="0"/>
-        </w:rPr>
-        <w:t>* Tích hợp nội dung Giáo dục đạo đức liêm chính:</w:t>
-      </w:r>
-    </w:p>
-    <w:p>
-      <w:pPr>
-        <w:spacing w:before="0" w:after="0"/>
-        <w:jc w:val="both"/>
-      </w:pPr>
-      <w:r>
-        <w:rPr>
-          <w:b/>
-          <w:i/>
-        </w:rPr>
-        <w:t>- Xuân Tóc Đỏ cứu quốc (Vũ Trọng Phụng).</w:t>
-      </w:r>
-    </w:p>
-    <w:p>
-      <w:pPr>
-        <w:spacing w:before="0" w:after="0"/>
-        <w:jc w:val="both"/>
-      </w:pPr>
-      <w:r>
-        <w:rPr>
-          <w:b w:val="0"/>
-          <w:i w:val="0"/>
-        </w:rPr>
-        <w:t>- Giúp học sinh nhận diện sự giả dối, cơ hội, “đánh bóng” danh vọng; sự hèn nhát, bưng bít của bộ máy cai trị (quan chức sợ vua Xiêm, ép Xuân thua) – biểu hiện của lối sống thiếu liêm chính.</w:t>
-      </w:r>
-    </w:p>
-    <w:p>
-      <w:pPr>
-        <w:spacing w:before="0" w:after="0"/>
-        <w:jc w:val="both"/>
-      </w:pPr>
-      <w:r>
-        <w:rPr>
-          <w:b w:val="0"/>
-          <w:i w:val="0"/>
-        </w:rPr>
-        <w:t>- Bồi đắp ý thức sống thật, trọng thực chất, không chạy theo hư danh; tôn trọng sự trung thực trong thi đấu, học tập.</w:t>
-      </w:r>
-    </w:p>
-    <w:p>
-      <w:pPr>
-        <w:spacing w:before="60" w:after="0"/>
-        <w:jc w:val="both"/>
-      </w:pPr>
-      <w:r>
-        <w:rPr>
-          <w:b/>
-          <w:i w:val="0"/>
-        </w:rPr>
         <w:t>II. THIẾT BỊ DẠY HỌC VÀ HỌC LIỆU</w:t>
       </w:r>
     </w:p>
     <w:p>
       <w:pPr>
-        <w:spacing w:before="60" w:after="0"/>
-        <w:jc w:val="both"/>
-      </w:pPr>
-      <w:r>
-        <w:rPr>
-          <w:b/>
-          <w:i w:val="0"/>
-        </w:rPr>
-        <w:t>1. Thiết bị dạy học: Máy tính, máy chiếu, bảng nhóm, điện thoại thông minh có kết nối Internet (nếu điều kiện cho phép).</w:t>
-      </w:r>
-    </w:p>
-    <w:p>
-      <w:pPr>
-        <w:spacing w:before="60" w:after="0"/>
-        <w:jc w:val="both"/>
-      </w:pPr>
-      <w:r>
-        <w:rPr>
-          <w:b/>
-          <w:i w:val="0"/>
-        </w:rPr>
-        <w:t>2. Học liệu: SGK Ngữ văn 12, tập một; SGV Ngữ văn 12, tập một; Kế hoạch bài dạy; slide; phiếu học tập; rubric đánh giá; bài củng cố trực tuyến (mã QR).</w:t>
+        <w:spacing w:before="0" w:after="0"/>
+        <w:jc w:val="both"/>
+      </w:pPr>
+      <w:r>
+        <w:rPr>
+          <w:b/>
+          <w:i w:val="0"/>
+        </w:rPr>
+        <w:t>1. Thiết bị dạy học:</w:t>
+      </w:r>
+      <w:r>
+        <w:rPr>
+          <w:b w:val="0"/>
+          <w:i w:val="0"/>
+        </w:rPr>
+        <w:t xml:space="preserve"> Máy tính, máy chiếu, loa, bảng nhóm, </w:t>
+      </w:r>
+      <w:r>
+        <w:rPr>
+          <w:b w:val="0"/>
+          <w:i w:val="0"/>
+          <w:color w:val="EE0000"/>
+        </w:rPr>
+        <w:t>điện thoại thông minh (nếu điều kiện cho phép) có kết nối Internet,</w:t>
+      </w:r>
+      <w:r>
+        <w:rPr>
+          <w:b w:val="0"/>
+          <w:i w:val="0"/>
+        </w:rPr>
+        <w:t xml:space="preserve"> các thiết bị bổ trợ (nếu cần), …</w:t>
+      </w:r>
+    </w:p>
+    <w:p>
+      <w:pPr>
+        <w:spacing w:before="0" w:after="0"/>
+        <w:jc w:val="both"/>
+      </w:pPr>
+      <w:r>
+        <w:rPr>
+          <w:b/>
+          <w:i w:val="0"/>
+        </w:rPr>
+        <w:t>2. Học liệu:</w:t>
+      </w:r>
+      <w:r>
+        <w:rPr>
+          <w:b w:val="0"/>
+          <w:i w:val="0"/>
+        </w:rPr>
+        <w:t xml:space="preserve"> SGK Ngữ văn 12, tập một; SGV Ngữ văn 12, tập một; Kế hoạch bài dạy; Rubric đánh giá; Phiếu học tập; bài củng cố trực tuyến (mã QR); kho học liệu số, …</w:t>
       </w:r>
     </w:p>
     <w:p>
@@ -517,7 +590,7 @@
           <w:b/>
           <w:i w:val="0"/>
         </w:rPr>
-        <w:t>VĂN BẢN 1: XUÂN TÓC ĐỎ CỨU QUỐC</w:t>
+        <w:t>VĂN BẢN 1:</w:t>
       </w:r>
     </w:p>
     <w:p>
@@ -530,20 +603,7 @@
           <w:b/>
           <w:i w:val="0"/>
         </w:rPr>
-        <w:t>(Trích Số đỏ – Vũ Trọng Phụng)</w:t>
-      </w:r>
-    </w:p>
-    <w:p>
-      <w:pPr>
-        <w:spacing w:before="0" w:after="0"/>
-        <w:jc w:val="center"/>
-      </w:pPr>
-      <w:r>
-        <w:rPr>
-          <w:b w:val="0"/>
-          <w:i w:val="0"/>
-        </w:rPr>
-        <w:t>(Dự kiến thời gian: 03 tiết)</w:t>
+        <w:t>XUÂN TÓC ĐỎ CỨU QUỐC</w:t>
       </w:r>
     </w:p>
     <w:p>
@@ -556,6 +616,32 @@
           <w:b/>
           <w:i w:val="0"/>
         </w:rPr>
+        <w:t>(Trích Số đỏ – Vũ Trọng Phụng)</w:t>
+      </w:r>
+    </w:p>
+    <w:p>
+      <w:pPr>
+        <w:spacing w:before="0" w:after="0"/>
+        <w:jc w:val="center"/>
+      </w:pPr>
+      <w:r>
+        <w:rPr>
+          <w:b w:val="0"/>
+          <w:i w:val="0"/>
+        </w:rPr>
+        <w:t>(Dự kiến thời gian: 03 tiết – Tiết 1, 2, 3)</w:t>
+      </w:r>
+    </w:p>
+    <w:p>
+      <w:pPr>
+        <w:spacing w:before="0" w:after="0"/>
+        <w:jc w:val="both"/>
+      </w:pPr>
+      <w:r>
+        <w:rPr>
+          <w:b/>
+          <w:i w:val="0"/>
+        </w:rPr>
         <w:t>1. Hoạt động 1: Mở đầu (Dự kiến thời gian: 5 phút)</w:t>
       </w:r>
     </w:p>
@@ -567,67 +653,67 @@
       <w:r>
         <w:rPr>
           <w:b/>
-          <w:i/>
-        </w:rPr>
-        <w:t xml:space="preserve">a) Mục tiêu: </w:t>
-      </w:r>
-      <w:r>
-        <w:rPr>
-          <w:b w:val="0"/>
-          <w:i w:val="0"/>
-        </w:rPr>
-        <w:t>Tạo hứng thú, kết nối trải nghiệm về tiếng cười châm biếm.</w:t>
-      </w:r>
-    </w:p>
-    <w:p>
-      <w:pPr>
-        <w:spacing w:before="0" w:after="0"/>
-        <w:jc w:val="both"/>
-      </w:pPr>
-      <w:r>
-        <w:rPr>
-          <w:b/>
-          <w:i/>
-        </w:rPr>
-        <w:t xml:space="preserve">b) Nội dung: </w:t>
-      </w:r>
-      <w:r>
-        <w:rPr>
-          <w:b w:val="0"/>
-          <w:i w:val="0"/>
-        </w:rPr>
-        <w:t>GV chiếu một vài tranh biếm hoạ/tiểu phẩm hài; hỏi HS về tiếng cười trong văn học.</w:t>
-      </w:r>
-    </w:p>
-    <w:p>
-      <w:pPr>
-        <w:spacing w:before="0" w:after="0"/>
-        <w:jc w:val="both"/>
-      </w:pPr>
-      <w:r>
-        <w:rPr>
-          <w:b/>
-          <w:i/>
-        </w:rPr>
-        <w:t xml:space="preserve">c) Sản phẩm: </w:t>
-      </w:r>
-      <w:r>
-        <w:rPr>
-          <w:b w:val="0"/>
-          <w:i w:val="0"/>
-        </w:rPr>
-        <w:t>Chia sẻ của HS.</w:t>
-      </w:r>
-    </w:p>
-    <w:p>
-      <w:pPr>
-        <w:spacing w:before="0" w:after="0"/>
-        <w:jc w:val="both"/>
-      </w:pPr>
-      <w:r>
-        <w:rPr>
-          <w:b/>
-          <w:i/>
+          <w:i w:val="0"/>
+        </w:rPr>
+        <w:t>a) Mục tiêu:</w:t>
+      </w:r>
+      <w:r>
+        <w:rPr>
+          <w:b w:val="0"/>
+          <w:i w:val="0"/>
+        </w:rPr>
+        <w:t xml:space="preserve"> Tạo hứng thú, kết nối trải nghiệm của HS về tiếng cười châm biếm trong đời sống và văn học.</w:t>
+      </w:r>
+    </w:p>
+    <w:p>
+      <w:pPr>
+        <w:spacing w:before="0" w:after="0"/>
+        <w:jc w:val="both"/>
+      </w:pPr>
+      <w:r>
+        <w:rPr>
+          <w:b/>
+          <w:i w:val="0"/>
+        </w:rPr>
+        <w:t>b) Nội dung:</w:t>
+      </w:r>
+      <w:r>
+        <w:rPr>
+          <w:b w:val="0"/>
+          <w:i w:val="0"/>
+        </w:rPr>
+        <w:t xml:space="preserve"> GV chiếu một vài tranh biếm hoạ/tiểu phẩm hài; hỏi HS về tiếng cười trong văn học.</w:t>
+      </w:r>
+    </w:p>
+    <w:p>
+      <w:pPr>
+        <w:spacing w:before="0" w:after="0"/>
+        <w:jc w:val="both"/>
+      </w:pPr>
+      <w:r>
+        <w:rPr>
+          <w:b/>
+          <w:i w:val="0"/>
+        </w:rPr>
+        <w:t>c) Sản phẩm:</w:t>
+      </w:r>
+      <w:r>
+        <w:rPr>
+          <w:b w:val="0"/>
+          <w:i w:val="0"/>
+        </w:rPr>
+        <w:t xml:space="preserve"> Câu trả lời, chia sẻ của HS.</w:t>
+      </w:r>
+    </w:p>
+    <w:p>
+      <w:pPr>
+        <w:spacing w:before="0" w:after="0"/>
+        <w:jc w:val="both"/>
+      </w:pPr>
+      <w:r>
+        <w:rPr>
+          <w:b/>
+          <w:i w:val="0"/>
         </w:rPr>
         <w:t>d) Tổ chức thực hiện</w:t>
       </w:r>
@@ -640,7 +726,7 @@
       <w:r>
         <w:rPr>
           <w:b/>
-          <w:i/>
+          <w:i w:val="0"/>
         </w:rPr>
         <w:t>Bước 1: Giao nhiệm vụ học tập</w:t>
       </w:r>
@@ -653,20 +739,34 @@
       <w:r>
         <w:rPr>
           <w:b w:val="0"/>
-          <w:i/>
-        </w:rPr>
-        <w:t>- GV hỏi: Vì sao có những tiếng cười khiến ta phải suy nghĩ? Kể tên một tác phẩm văn học trào phúng em đã đọc.</w:t>
-      </w:r>
-    </w:p>
-    <w:p>
-      <w:pPr>
-        <w:spacing w:before="0" w:after="0"/>
-        <w:jc w:val="both"/>
-      </w:pPr>
-      <w:r>
-        <w:rPr>
-          <w:b/>
-          <w:i/>
+          <w:i w:val="0"/>
+        </w:rPr>
+        <w:t>- GV hỏi: Vì sao có những tiếng cười khiến ta phải suy nghĩ? Kể tên một tác phẩm văn học trào phúng bạn đã đọc.</w:t>
+      </w:r>
+    </w:p>
+    <w:p>
+      <w:pPr>
+        <w:spacing w:before="0" w:after="0"/>
+        <w:jc w:val="both"/>
+      </w:pPr>
+      <w:r>
+        <w:rPr>
+          <w:b w:val="0"/>
+          <w:i w:val="0"/>
+          <w:color w:val="EE0000"/>
+        </w:rPr>
+        <w:t>1.1.NC1a: HS sử dụng thiết bị cá nhân tìm nhanh một bức tranh biếm hoạ về phong trào “Âu hoá” những năm 1930 trên nguồn chính thống để chia sẻ với lớp.</w:t>
+      </w:r>
+    </w:p>
+    <w:p>
+      <w:pPr>
+        <w:spacing w:before="0" w:after="0"/>
+        <w:jc w:val="both"/>
+      </w:pPr>
+      <w:r>
+        <w:rPr>
+          <w:b/>
+          <w:i w:val="0"/>
         </w:rPr>
         <w:t>Bước 2: Thực hiện nhiệm vụ</w:t>
       </w:r>
@@ -681,18 +781,18 @@
           <w:b w:val="0"/>
           <w:i w:val="0"/>
         </w:rPr>
-        <w:t>- HS suy nghĩ cá nhân, trao đổi cặp đôi.</w:t>
-      </w:r>
-    </w:p>
-    <w:p>
-      <w:pPr>
-        <w:spacing w:before="0" w:after="0"/>
-        <w:jc w:val="both"/>
-      </w:pPr>
-      <w:r>
-        <w:rPr>
-          <w:b/>
-          <w:i/>
+        <w:t>HS suy nghĩ cá nhân, trao đổi cặp đôi.</w:t>
+      </w:r>
+    </w:p>
+    <w:p>
+      <w:pPr>
+        <w:spacing w:before="0" w:after="0"/>
+        <w:jc w:val="both"/>
+      </w:pPr>
+      <w:r>
+        <w:rPr>
+          <w:b/>
+          <w:i w:val="0"/>
         </w:rPr>
         <w:t>Bước 3: Báo cáo, thảo luận</w:t>
       </w:r>
@@ -707,18 +807,18 @@
           <w:b w:val="0"/>
           <w:i w:val="0"/>
         </w:rPr>
-        <w:t>- 2 – 3 HS chia sẻ.</w:t>
-      </w:r>
-    </w:p>
-    <w:p>
-      <w:pPr>
-        <w:spacing w:before="0" w:after="0"/>
-        <w:jc w:val="both"/>
-      </w:pPr>
-      <w:r>
-        <w:rPr>
-          <w:b/>
-          <w:i/>
+        <w:t>- 2 – 3 HS chia sẻ; các HS khác bổ sung.</w:t>
+      </w:r>
+    </w:p>
+    <w:p>
+      <w:pPr>
+        <w:spacing w:before="0" w:after="0"/>
+        <w:jc w:val="both"/>
+      </w:pPr>
+      <w:r>
+        <w:rPr>
+          <w:b/>
+          <w:i w:val="0"/>
         </w:rPr>
         <w:t>Bước 4: Kết luận, nhận định</w:t>
       </w:r>
@@ -733,6 +833,19 @@
           <w:b w:val="0"/>
           <w:i w:val="0"/>
         </w:rPr>
+        <w:t>- GV nhận xét, đánh giá.</w:t>
+      </w:r>
+    </w:p>
+    <w:p>
+      <w:pPr>
+        <w:spacing w:before="0" w:after="0"/>
+        <w:jc w:val="both"/>
+      </w:pPr>
+      <w:r>
+        <w:rPr>
+          <w:b w:val="0"/>
+          <w:i w:val="0"/>
+        </w:rPr>
         <w:t>- GV dẫn vào bài: Số đỏ của Vũ Trọng Phụng là cuốn tiểu thuyết trào phúng đặc sắc nhất của văn học Việt Nam hiện đại. Hôm nay, ta chứng kiến “đỉnh vinh quang” của Xuân Tóc Đỏ trong trận quần vợt “cứu quốc”.</w:t>
       </w:r>
     </w:p>
@@ -746,13 +859,28 @@
           <w:b w:val="0"/>
           <w:i w:val="0"/>
         </w:rPr>
-        <w:t>- Video tham khảo: Vũ Trọng Phụng – Nhà văn xuất sắc thế kỷ 20 (Danh nhân Thăng Long – Hà Nội) (kênh HTV – Đài Hà Nội) – https://www.youtube.com/watch?v=Rzx8PfOKMaY – Tìm hiểu tác giả Vũ Trọng Phụng</w:t>
-      </w:r>
-    </w:p>
-    <w:p>
-      <w:pPr>
-        <w:spacing w:before="80" w:after="0"/>
-        <w:jc w:val="center"/>
+        <w:t xml:space="preserve">- Video tham khảo: Vũ Trọng Phụng – Nhà văn xuất sắc thế kỷ 20 (Danh nhân Thăng Long – Hà Nội) (kênh HTV – Đài Hà Nội) – </w:t>
+      </w:r>
+      <w:r>
+        <w:rPr>
+          <w:b w:val="0"/>
+          <w:i w:val="0"/>
+          <w:color w:val="0000FF"/>
+        </w:rPr>
+        <w:t>https://www.youtube.com/watch?v=Rzx8PfOKMaY</w:t>
+      </w:r>
+      <w:r>
+        <w:rPr>
+          <w:b w:val="0"/>
+          <w:i w:val="0"/>
+        </w:rPr>
+        <w:t xml:space="preserve"> – Tìm hiểu tác giả Vũ Trọng Phụng</w:t>
+      </w:r>
+    </w:p>
+    <w:p>
+      <w:pPr>
+        <w:spacing w:before="0" w:after="0"/>
+        <w:jc w:val="both"/>
       </w:pPr>
       <w:r>
         <w:rPr>
@@ -770,7 +898,7 @@
       <w:r>
         <w:rPr>
           <w:b/>
-          <w:i/>
+          <w:i w:val="0"/>
         </w:rPr>
         <w:t>a) Mục tiêu:</w:t>
       </w:r>
@@ -811,47 +939,101 @@
           <w:b/>
           <w:i w:val="0"/>
         </w:rPr>
-        <w:t>* Giáo dục đạo đức liêm chính: nhận diện thói hư danh, cơ hội, sự hèn nhát của bộ máy cai trị; bồi đắp lối sống trung thực, trọng thực chất.</w:t>
-      </w:r>
-    </w:p>
-    <w:p>
-      <w:pPr>
-        <w:spacing w:before="0" w:after="0"/>
-        <w:jc w:val="both"/>
-      </w:pPr>
-      <w:r>
-        <w:rPr>
-          <w:b/>
-          <w:i/>
-        </w:rPr>
-        <w:t xml:space="preserve">b) Nội dung: </w:t>
-      </w:r>
-      <w:r>
-        <w:rPr>
-          <w:b w:val="0"/>
-          <w:i w:val="0"/>
-        </w:rPr>
-        <w:t>HS đọc SGK tr.9 – 18, trả lời 8 câu hỏi SGK tr.18 qua phiếu học tập.</w:t>
-      </w:r>
-    </w:p>
-    <w:p>
-      <w:pPr>
-        <w:spacing w:before="0" w:after="0"/>
-        <w:jc w:val="both"/>
-      </w:pPr>
-      <w:r>
-        <w:rPr>
-          <w:b/>
-          <w:i/>
-        </w:rPr>
-        <w:t xml:space="preserve">c) Sản phẩm: </w:t>
-      </w:r>
-      <w:r>
-        <w:rPr>
-          <w:b w:val="0"/>
-          <w:i w:val="0"/>
-        </w:rPr>
-        <w:t>Câu trả lời, phiếu học tập; nội dung chốt:</w:t>
+        <w:t>b) Nội dung:</w:t>
+      </w:r>
+    </w:p>
+    <w:p>
+      <w:pPr>
+        <w:spacing w:before="0" w:after="0"/>
+        <w:jc w:val="both"/>
+      </w:pPr>
+      <w:r>
+        <w:rPr>
+          <w:b/>
+          <w:i w:val="0"/>
+        </w:rPr>
+        <w:t>b.1.</w:t>
+      </w:r>
+      <w:r>
+        <w:rPr>
+          <w:b w:val="0"/>
+          <w:i w:val="0"/>
+        </w:rPr>
+        <w:t xml:space="preserve"> Tìm hiểu Tri thức ngữ văn: tiểu thuyết, tiểu thuyết hiện đại, phong cách hiện thực, nói mỉa, nghịch ngữ.</w:t>
+      </w:r>
+    </w:p>
+    <w:p>
+      <w:pPr>
+        <w:spacing w:before="0" w:after="0"/>
+        <w:jc w:val="both"/>
+      </w:pPr>
+      <w:r>
+        <w:rPr>
+          <w:b/>
+          <w:i w:val="0"/>
+        </w:rPr>
+        <w:t>b.2.</w:t>
+      </w:r>
+      <w:r>
+        <w:rPr>
+          <w:b w:val="0"/>
+          <w:i w:val="0"/>
+        </w:rPr>
+        <w:t xml:space="preserve"> Khám phá văn bản: HS đọc SGK tr.9 – 18, trả lời 8 câu hỏi SGK tr.18 qua phiếu học tập.</w:t>
+      </w:r>
+    </w:p>
+    <w:p>
+      <w:pPr>
+        <w:spacing w:before="0" w:after="0"/>
+        <w:jc w:val="both"/>
+      </w:pPr>
+      <w:r>
+        <w:rPr>
+          <w:b/>
+          <w:i w:val="0"/>
+        </w:rPr>
+        <w:t>b.3.</w:t>
+      </w:r>
+      <w:r>
+        <w:rPr>
+          <w:b w:val="0"/>
+          <w:i w:val="0"/>
+        </w:rPr>
+        <w:t xml:space="preserve"> Tổng kết: Khái quát hoá nội dung, nghệ thuật của văn bản.</w:t>
+      </w:r>
+    </w:p>
+    <w:p>
+      <w:pPr>
+        <w:spacing w:before="0" w:after="0"/>
+        <w:jc w:val="both"/>
+      </w:pPr>
+      <w:r>
+        <w:rPr>
+          <w:b/>
+          <w:i w:val="0"/>
+        </w:rPr>
+        <w:t>c) Sản phẩm:</w:t>
+      </w:r>
+      <w:r>
+        <w:rPr>
+          <w:b w:val="0"/>
+          <w:i w:val="0"/>
+        </w:rPr>
+        <w:t xml:space="preserve"> Là những chia sẻ </w:t>
+      </w:r>
+      <w:r>
+        <w:rPr>
+          <w:b/>
+          <w:i w:val="0"/>
+        </w:rPr>
+        <w:t>các kết quả đọc</w:t>
+      </w:r>
+      <w:r>
+        <w:rPr>
+          <w:b w:val="0"/>
+          <w:i w:val="0"/>
+        </w:rPr>
+        <w:t xml:space="preserve"> của cá nhân/đại diện nhóm, phiếu học tập; nội dung chốt:</w:t>
       </w:r>
     </w:p>
     <w:tbl>
@@ -889,36 +1071,51 @@
             </w:pPr>
             <w:r>
               <w:rPr>
+                <w:b/>
+                <w:i w:val="0"/>
+              </w:rPr>
+              <w:t>1. Tiểu thuyết:</w:t>
+            </w:r>
+            <w:r>
+              <w:rPr>
                 <w:b w:val="0"/>
                 <w:i w:val="0"/>
               </w:rPr>
-              <w:t>- Tiểu thuyết: loại tác phẩm tự sự quy mô lớn, thể hiện nội dung đa dạng, bao quát phạm vi hiện thực rộng. Tiểu thuyết hiện đại: nhìn cuộc sống từ góc độ đời tư, cái thường ngày; nhân vật là “con người nếm trải”, phức tạp; kết cấu nhiều tầng lớp, nhiều “bè” ngôn ngữ; tổng hợp thành tựu các thể loại khác.</w:t>
-            </w:r>
-          </w:p>
-          <w:p>
-            <w:pPr>
-              <w:spacing w:before="0" w:after="0"/>
-              <w:jc w:val="both"/>
-            </w:pPr>
+              <w:t xml:space="preserve"> loại tác phẩm tự sự quy mô lớn, thể hiện nội dung đa dạng, bao quát phạm vi hiện thực rộng. </w:t>
+            </w:r>
+            <w:r>
+              <w:rPr>
+                <w:b/>
+                <w:i w:val="0"/>
+              </w:rPr>
+              <w:t>Tiểu thuyết hiện đại:</w:t>
+            </w:r>
             <w:r>
               <w:rPr>
                 <w:b w:val="0"/>
                 <w:i w:val="0"/>
               </w:rPr>
-              <w:t>- Phong cách hiện thực: chú trọng mối quan hệ giữa hoàn cảnh xã hội với tính cách con người, miêu tả “như thật”, loại trừ “tô vẽ”, lí tưởng hoá. Đại diện Việt Nam: Ngô Tất Tố, Nguyễn Công Hoan, Vũ Trọng Phụng, Nam Cao.</w:t>
-            </w:r>
-          </w:p>
-          <w:p>
-            <w:pPr>
-              <w:spacing w:before="0" w:after="0"/>
-              <w:jc w:val="both"/>
-            </w:pPr>
+              <w:t xml:space="preserve"> nhìn cuộc sống từ góc độ đời tư, cái thường ngày; nhân vật là “con người nếm trải”, phức tạp; kết cấu nhiều tầng lớp, nhiều “bè” ngôn ngữ; tổng hợp thành tựu các thể loại khác.</w:t>
+            </w:r>
+          </w:p>
+          <w:p>
+            <w:pPr>
+              <w:spacing w:before="0" w:after="0"/>
+              <w:jc w:val="both"/>
+            </w:pPr>
+            <w:r>
+              <w:rPr>
+                <w:b/>
+                <w:i w:val="0"/>
+              </w:rPr>
+              <w:t>2. Phong cách hiện thực:</w:t>
+            </w:r>
             <w:r>
               <w:rPr>
                 <w:b w:val="0"/>
                 <w:i w:val="0"/>
               </w:rPr>
-              <w:t>- Nói mỉa: thể hiện thái độ mỉa mai, đánh giá phủ định ngầm ẩn; mâu thuẫn cố ý giữa hiển ngôn và hàm ngôn. Nghịch ngữ: cụm từ có nghĩa đối lập với các cụm từ khác, làm nổi bật tính hai mặt, phát lộ sự thật; thường là phương tiện của nói mỉa.</w:t>
+              <w:t xml:space="preserve"> chú trọng mối quan hệ giữa hoàn cảnh xã hội với tính cách con người, miêu tả “như thật”, loại trừ “tô vẽ”, lí tưởng hoá. Đại diện Việt Nam: Ngô Tất Tố, Nguyễn Công Hoan, Vũ Trọng Phụng, Nam Cao.</w:t>
             </w:r>
           </w:p>
           <w:p>
@@ -931,6 +1128,40 @@
                 <w:b/>
                 <w:i w:val="0"/>
               </w:rPr>
+              <w:t>3. Nói mỉa:</w:t>
+            </w:r>
+            <w:r>
+              <w:rPr>
+                <w:b w:val="0"/>
+                <w:i w:val="0"/>
+              </w:rPr>
+              <w:t xml:space="preserve"> thể hiện thái độ mỉa mai, đánh giá phủ định ngầm ẩn; mâu thuẫn cố ý giữa hiển ngôn và hàm ngôn. </w:t>
+            </w:r>
+            <w:r>
+              <w:rPr>
+                <w:b/>
+                <w:i w:val="0"/>
+              </w:rPr>
+              <w:t>Nghịch ngữ:</w:t>
+            </w:r>
+            <w:r>
+              <w:rPr>
+                <w:b w:val="0"/>
+                <w:i w:val="0"/>
+              </w:rPr>
+              <w:t xml:space="preserve"> cụm từ có nghĩa đối lập với các cụm từ khác, làm nổi bật tính hai mặt, phát lộ sự thật; thường là phương tiện của nói mỉa.</w:t>
+            </w:r>
+          </w:p>
+          <w:p>
+            <w:pPr>
+              <w:spacing w:before="0" w:after="0"/>
+              <w:jc w:val="both"/>
+            </w:pPr>
+            <w:r>
+              <w:rPr>
+                <w:b/>
+                <w:i w:val="0"/>
+              </w:rPr>
               <w:t>II. Khám phá văn bản Xuân Tóc Đỏ cứu quốc</w:t>
             </w:r>
           </w:p>
@@ -941,88 +1172,137 @@
             </w:pPr>
             <w:r>
               <w:rPr>
+                <w:b/>
+                <w:i w:val="0"/>
+              </w:rPr>
+              <w:t>1. Tác giả, tác phẩm:</w:t>
+            </w:r>
+            <w:r>
+              <w:rPr>
                 <w:b w:val="0"/>
                 <w:i w:val="0"/>
               </w:rPr>
-              <w:t>- Vũ Trọng Phụng (1912 – 1939), “ông vua phóng sự đất Bắc”; Số đỏ (1936) – đỉnh cao tiểu thuyết trào phúng. Đoạn trích là nửa đầu chương XX, chương cuối.</w:t>
-            </w:r>
-          </w:p>
-          <w:p>
-            <w:pPr>
-              <w:spacing w:before="0" w:after="0"/>
-              <w:jc w:val="both"/>
-            </w:pPr>
+              <w:t xml:space="preserve"> Vũ Trọng Phụng (1912 – 1939), “ông vua phóng sự đất Bắc”; Số đỏ (1936) – đỉnh cao tiểu thuyết trào phúng. Đoạn trích là nửa đầu chương XX, chương cuối.</w:t>
+            </w:r>
+          </w:p>
+          <w:p>
+            <w:pPr>
+              <w:spacing w:before="0" w:after="0"/>
+              <w:jc w:val="both"/>
+            </w:pPr>
+            <w:r>
+              <w:rPr>
+                <w:b/>
+                <w:i w:val="0"/>
+              </w:rPr>
+              <w:t>2. Sự việc chính (câu hỏi 1):</w:t>
+            </w:r>
             <w:r>
               <w:rPr>
                 <w:b w:val="0"/>
                 <w:i w:val="0"/>
               </w:rPr>
-              <w:t>- Sự việc chính: trận quần vợt giữa Xuân Tóc Đỏ và quán quân Xiêm La → quan chức ép Xuân phải thua vì sợ “nạn chiến tranh” → Xuân thua, công chúng phẫn nộ → Xuân diễn thuyết, được tung hô “anh hùng cứu quốc”.</w:t>
-            </w:r>
-          </w:p>
-          <w:p>
-            <w:pPr>
-              <w:spacing w:before="0" w:after="0"/>
-              <w:jc w:val="both"/>
-            </w:pPr>
+              <w:t xml:space="preserve"> trận quần vợt giữa Xuân Tóc Đỏ và quán quân Xiêm La → quan chức ép Xuân phải thua vì sợ “nạn chiến tranh” → Xuân thua, công chúng phẫn nộ → Xuân diễn thuyết, được tung hô “anh hùng cứu quốc”.</w:t>
+            </w:r>
+          </w:p>
+          <w:p>
+            <w:pPr>
+              <w:spacing w:before="0" w:after="0"/>
+              <w:jc w:val="both"/>
+            </w:pPr>
+            <w:r>
+              <w:rPr>
+                <w:b/>
+                <w:i w:val="0"/>
+              </w:rPr>
+              <w:t>3. Ngôi kể, điểm nhìn (câu hỏi 2):</w:t>
+            </w:r>
             <w:r>
               <w:rPr>
                 <w:b w:val="0"/>
                 <w:i w:val="0"/>
               </w:rPr>
-              <w:t>- Ngôi kể, điểm nhìn: người kể chuyện ngôi thứ ba, điểm nhìn toàn tri, giọng giễu nhại – vừa khách quan vừa phơi bày bản chất lố bịch của xã hội thượng lưu.</w:t>
-            </w:r>
-          </w:p>
-          <w:p>
-            <w:pPr>
-              <w:spacing w:before="0" w:after="0"/>
-              <w:jc w:val="both"/>
-            </w:pPr>
+              <w:t xml:space="preserve"> người kể chuyện ngôi thứ ba, điểm nhìn toàn tri, giọng giễu nhại – vừa khách quan vừa phơi bày bản chất lố bịch của xã hội thượng lưu.</w:t>
+            </w:r>
+          </w:p>
+          <w:p>
+            <w:pPr>
+              <w:spacing w:before="0" w:after="0"/>
+              <w:jc w:val="both"/>
+            </w:pPr>
+            <w:r>
+              <w:rPr>
+                <w:b/>
+                <w:i w:val="0"/>
+              </w:rPr>
+              <w:t>4. Tình huống then chốt (câu hỏi 3):</w:t>
+            </w:r>
             <w:r>
               <w:rPr>
                 <w:b w:val="0"/>
                 <w:i w:val="0"/>
               </w:rPr>
-              <w:t>- Tình huống then chốt: Xuân được lệnh phải thua – tạo kịch tính và bước ngoặt: thất bại biến thành “vinh quang”, kẻ vô học thành “vĩ nhân”.</w:t>
-            </w:r>
-          </w:p>
-          <w:p>
-            <w:pPr>
-              <w:spacing w:before="0" w:after="0"/>
-              <w:jc w:val="both"/>
-            </w:pPr>
+              <w:t xml:space="preserve"> Xuân được lệnh phải thua – tạo kịch tính và bước ngoặt: thất bại biến thành “vinh quang”, kẻ vô học thành “vĩ nhân”.</w:t>
+            </w:r>
+          </w:p>
+          <w:p>
+            <w:pPr>
+              <w:spacing w:before="0" w:after="0"/>
+              <w:jc w:val="both"/>
+            </w:pPr>
+            <w:r>
+              <w:rPr>
+                <w:b/>
+                <w:i w:val="0"/>
+              </w:rPr>
+              <w:t>5. Cảnh hùng biện (câu hỏi 4):</w:t>
+            </w:r>
             <w:r>
               <w:rPr>
                 <w:b w:val="0"/>
                 <w:i w:val="0"/>
               </w:rPr>
-              <w:t>- Cảnh hùng biện: giọng trịch thượng “ta – mi”, lời lẽ rỗng tuếch mà được hoan hô; các ghi chú trong ngoặc đơn gợi liên tưởng kịch bản sân khấu.</w:t>
-            </w:r>
-          </w:p>
-          <w:p>
-            <w:pPr>
-              <w:spacing w:before="0" w:after="0"/>
-              <w:jc w:val="both"/>
-            </w:pPr>
+              <w:t xml:space="preserve"> giọng trịch thượng “ta – mi”, lời lẽ rỗng tuếch mà được hoan hô; các ghi chú trong ngoặc đơn gợi liên tưởng kịch bản sân khấu.</w:t>
+            </w:r>
+          </w:p>
+          <w:p>
+            <w:pPr>
+              <w:spacing w:before="0" w:after="0"/>
+              <w:jc w:val="both"/>
+            </w:pPr>
+            <w:r>
+              <w:rPr>
+                <w:b/>
+                <w:i w:val="0"/>
+              </w:rPr>
+              <w:t>6. Ngôn ngữ (câu hỏi 5):</w:t>
+            </w:r>
             <w:r>
               <w:rPr>
                 <w:b w:val="0"/>
                 <w:i w:val="0"/>
               </w:rPr>
-              <w:t>- Ngôn ngữ: lời người kể trang trọng, giễu nhại; lời nhân vật đa dạng (quan chức, vua Xiêm, Xuân) – đan xen nhiều “bè” giọng.</w:t>
-            </w:r>
-          </w:p>
-          <w:p>
-            <w:pPr>
-              <w:spacing w:before="0" w:after="0"/>
-              <w:jc w:val="both"/>
-            </w:pPr>
+              <w:t xml:space="preserve"> lời người kể trang trọng, giễu nhại; lời nhân vật đa dạng (quan chức, vua Xiêm, Xuân) – đan xen nhiều “bè” giọng.</w:t>
+            </w:r>
+          </w:p>
+          <w:p>
+            <w:pPr>
+              <w:spacing w:before="0" w:after="0"/>
+              <w:jc w:val="both"/>
+            </w:pPr>
+            <w:r>
+              <w:rPr>
+                <w:b/>
+                <w:i w:val="0"/>
+              </w:rPr>
+              <w:t>7. Nói mỉa, nghịch ngữ (câu hỏi 6):</w:t>
+            </w:r>
             <w:r>
               <w:rPr>
                 <w:b w:val="0"/>
                 <w:i w:val="0"/>
               </w:rPr>
-              <w:t>- Nói mỉa, nghịch ngữ: “chết một cách rất thể thao”; “đức vua Xiêm đã lộ ra mặt rồng tất cả sự thịnh nộ của vị thiên tử…”.</w:t>
+              <w:t xml:space="preserve"> “chết một cách rất thể thao”; “đức vua Xiêm đã lộ ra mặt rồng tất cả sự thịnh nộ của vị thiên tử…”.</w:t>
             </w:r>
           </w:p>
           <w:p>
@@ -1035,6 +1315,26 @@
                 <w:b/>
                 <w:i w:val="0"/>
               </w:rPr>
+              <w:t>8. Phong cách hiện thực (câu hỏi 7, 8):</w:t>
+            </w:r>
+            <w:r>
+              <w:rPr>
+                <w:b w:val="0"/>
+                <w:i w:val="0"/>
+              </w:rPr>
+              <w:t xml:space="preserve"> khái quát bức tranh xã hội rộng lớn qua một sự kiện; điển hình hoá nhân vật; đám đông bị “thôi miên”, “lên đồng”.</w:t>
+            </w:r>
+          </w:p>
+          <w:p>
+            <w:pPr>
+              <w:spacing w:before="0" w:after="0"/>
+              <w:jc w:val="both"/>
+            </w:pPr>
+            <w:r>
+              <w:rPr>
+                <w:b/>
+                <w:i w:val="0"/>
+              </w:rPr>
               <w:t>III. Tổng kết</w:t>
             </w:r>
           </w:p>
@@ -1045,23 +1345,37 @@
             </w:pPr>
             <w:r>
               <w:rPr>
+                <w:b/>
+                <w:i w:val="0"/>
+              </w:rPr>
+              <w:t>1. Nội dung:</w:t>
+            </w:r>
+            <w:r>
+              <w:rPr>
                 <w:b w:val="0"/>
                 <w:i w:val="0"/>
               </w:rPr>
-              <w:t>- Nội dung: phơi bày xã hội “thượng lưu” thành thị nhố nhăng, bộ máy cai trị hèn nhát, đám đông bị thôi miên, “lên đồng”.</w:t>
-            </w:r>
-          </w:p>
-          <w:p>
-            <w:pPr>
-              <w:spacing w:before="0" w:after="0"/>
-              <w:jc w:val="both"/>
-            </w:pPr>
+              <w:t xml:space="preserve"> phơi bày xã hội “thượng lưu” thành thị nhố nhăng, bộ máy cai trị hèn nhát, đám đông bị thôi miên, “lên đồng”.</w:t>
+            </w:r>
+          </w:p>
+          <w:p>
+            <w:pPr>
+              <w:spacing w:before="0" w:after="0"/>
+              <w:jc w:val="both"/>
+            </w:pPr>
+            <w:r>
+              <w:rPr>
+                <w:b/>
+                <w:i w:val="0"/>
+              </w:rPr>
+              <w:t>2. Nghệ thuật:</w:t>
+            </w:r>
             <w:r>
               <w:rPr>
                 <w:b w:val="0"/>
                 <w:i w:val="0"/>
               </w:rPr>
-              <w:t>- Nghệ thuật: tình huống trào phúng bất ngờ, nhân vật điển hình, giọng giễu nhại, nói mỉa – nghịch ngữ; phong cách hiện thực sắc sảo.</w:t>
+              <w:t xml:space="preserve"> tình huống trào phúng bất ngờ, nhân vật điển hình, giọng giễu nhại, nói mỉa – nghịch ngữ; phong cách hiện thực sắc sảo.</w:t>
             </w:r>
           </w:p>
         </w:tc>
@@ -1081,7 +1395,7 @@
       <w:r>
         <w:rPr>
           <w:b/>
-          <w:i/>
+          <w:i w:val="0"/>
         </w:rPr>
         <w:t>d) Tổ chức thực hiện</w:t>
       </w:r>
@@ -1094,20 +1408,20 @@
       <w:r>
         <w:rPr>
           <w:b/>
-          <w:i/>
-        </w:rPr>
-        <w:t>d.1. Nhiệm vụ 1: Tri thức ngữ văn, tìm hiểu chung</w:t>
-      </w:r>
-    </w:p>
-    <w:p>
-      <w:pPr>
-        <w:spacing w:before="0" w:after="0"/>
-        <w:jc w:val="both"/>
-      </w:pPr>
-      <w:r>
-        <w:rPr>
-          <w:b/>
-          <w:i/>
+          <w:i w:val="0"/>
+        </w:rPr>
+        <w:t>d.1. Nhiệm vụ 1: Tìm hiểu tri thức ngữ văn và tìm hiểu chung</w:t>
+      </w:r>
+    </w:p>
+    <w:p>
+      <w:pPr>
+        <w:spacing w:before="0" w:after="0"/>
+        <w:jc w:val="both"/>
+      </w:pPr>
+      <w:r>
+        <w:rPr>
+          <w:b/>
+          <w:i w:val="0"/>
         </w:rPr>
         <w:t>Bước 1: Giao nhiệm vụ học tập</w:t>
       </w:r>
@@ -1122,31 +1436,45 @@
           <w:b w:val="0"/>
           <w:i w:val="0"/>
         </w:rPr>
-        <w:t>- HS đọc Tri thức ngữ văn (SGK tr.9 – 10), trả lời: Tiểu thuyết hiện đại có đặc điểm gì? Phong cách hiện thực là gì? Phân biệt nói mỉa và nghịch ngữ.</w:t>
-      </w:r>
-    </w:p>
-    <w:p>
-      <w:pPr>
-        <w:spacing w:before="0" w:after="0"/>
-        <w:jc w:val="both"/>
-      </w:pPr>
-      <w:r>
-        <w:rPr>
-          <w:b w:val="0"/>
-          <w:i w:val="0"/>
-        </w:rPr>
-        <w:t>- HS giới thiệu Vũ Trọng Phụng, tiểu thuyết Số đỏ, vị trí đoạn trích; tóm tắt các sự việc chính bằng sơ đồ (câu hỏi 1 SGK) – 6.3.NC1a.</w:t>
-      </w:r>
-    </w:p>
-    <w:p>
-      <w:pPr>
-        <w:spacing w:before="0" w:after="0"/>
-        <w:jc w:val="both"/>
-      </w:pPr>
-      <w:r>
-        <w:rPr>
-          <w:b/>
-          <w:i/>
+        <w:t>- GV yêu cầu HS đọc Tri thức ngữ văn (SGK tr.9 – 10) và trả lời: Tiểu thuyết hiện đại có đặc điểm gì? Phong cách hiện thực là gì? Phân biệt nói mỉa và nghịch ngữ.</w:t>
+      </w:r>
+    </w:p>
+    <w:p>
+      <w:pPr>
+        <w:spacing w:before="0" w:after="0"/>
+        <w:jc w:val="both"/>
+      </w:pPr>
+      <w:r>
+        <w:rPr>
+          <w:b w:val="0"/>
+          <w:i w:val="0"/>
+        </w:rPr>
+        <w:t>- HS giới thiệu Vũ Trọng Phụng, tiểu thuyết Số đỏ, vị trí đoạn trích; tóm tắt các sự việc chính bằng sơ đồ (câu hỏi 1 SGK).</w:t>
+      </w:r>
+    </w:p>
+    <w:p>
+      <w:pPr>
+        <w:spacing w:before="0" w:after="0"/>
+        <w:jc w:val="both"/>
+      </w:pPr>
+      <w:r>
+        <w:rPr>
+          <w:b w:val="0"/>
+          <w:i w:val="0"/>
+          <w:color w:val="EE0000"/>
+        </w:rPr>
+        <w:t>6.3.NC1a: HS thiết kế sơ đồ tóm tắt sự việc chính bằng công cụ số (Canva, PowerPoint) và trình chiếu.</w:t>
+      </w:r>
+    </w:p>
+    <w:p>
+      <w:pPr>
+        <w:spacing w:before="0" w:after="0"/>
+        <w:jc w:val="both"/>
+      </w:pPr>
+      <w:r>
+        <w:rPr>
+          <w:b/>
+          <w:i w:val="0"/>
         </w:rPr>
         <w:t>Bước 2: Thực hiện nhiệm vụ</w:t>
       </w:r>
@@ -1161,18 +1489,18 @@
           <w:b w:val="0"/>
           <w:i w:val="0"/>
         </w:rPr>
-        <w:t>- HS làm việc cá nhân (đã chuẩn bị ở nhà), hoàn thiện sơ đồ.</w:t>
-      </w:r>
-    </w:p>
-    <w:p>
-      <w:pPr>
-        <w:spacing w:before="0" w:after="0"/>
-        <w:jc w:val="both"/>
-      </w:pPr>
-      <w:r>
-        <w:rPr>
-          <w:b/>
-          <w:i/>
+        <w:t>HS làm việc cá nhân (đã chuẩn bị ở nhà), hoàn thiện sơ đồ.</w:t>
+      </w:r>
+    </w:p>
+    <w:p>
+      <w:pPr>
+        <w:spacing w:before="0" w:after="0"/>
+        <w:jc w:val="both"/>
+      </w:pPr>
+      <w:r>
+        <w:rPr>
+          <w:b/>
+          <w:i w:val="0"/>
         </w:rPr>
         <w:t>Bước 3: Báo cáo, thảo luận</w:t>
       </w:r>
@@ -1187,18 +1515,18 @@
           <w:b w:val="0"/>
           <w:i w:val="0"/>
         </w:rPr>
-        <w:t>- 2 – 3 HS trình bày; lớp bổ sung.</w:t>
-      </w:r>
-    </w:p>
-    <w:p>
-      <w:pPr>
-        <w:spacing w:before="0" w:after="0"/>
-        <w:jc w:val="both"/>
-      </w:pPr>
-      <w:r>
-        <w:rPr>
-          <w:b/>
-          <w:i/>
+        <w:t>- 2 – 3 HS trình bày; các HS khác lắng nghe, bổ sung.</w:t>
+      </w:r>
+    </w:p>
+    <w:p>
+      <w:pPr>
+        <w:spacing w:before="0" w:after="0"/>
+        <w:jc w:val="both"/>
+      </w:pPr>
+      <w:r>
+        <w:rPr>
+          <w:b/>
+          <w:i w:val="0"/>
         </w:rPr>
         <w:t>Bước 4: Kết luận, nhận định</w:t>
       </w:r>
@@ -1213,7 +1541,7 @@
           <w:b w:val="0"/>
           <w:i w:val="0"/>
         </w:rPr>
-        <w:t>- GV chốt mục I và ý 1, 2 của mục II.</w:t>
+        <w:t>- GV nhận xét, chốt mục I và ý 1, 2 của mục II.</w:t>
       </w:r>
     </w:p>
     <w:p>
@@ -1226,18 +1554,18 @@
           <w:b/>
           <w:i w:val="0"/>
         </w:rPr>
-        <w:t>HẾT TIẾT 1 CHUYỂN SANG TIẾT 2</w:t>
-      </w:r>
-    </w:p>
-    <w:p>
-      <w:pPr>
-        <w:spacing w:before="0" w:after="0"/>
-        <w:jc w:val="both"/>
-      </w:pPr>
-      <w:r>
-        <w:rPr>
-          <w:b/>
-          <w:i/>
+        <w:t>----------HẾT TIẾT 1 CHUYỂN SANG TIẾT 2----------</w:t>
+      </w:r>
+    </w:p>
+    <w:p>
+      <w:pPr>
+        <w:spacing w:before="0" w:after="0"/>
+        <w:jc w:val="both"/>
+      </w:pPr>
+      <w:r>
+        <w:rPr>
+          <w:b/>
+          <w:i w:val="0"/>
         </w:rPr>
         <w:t>d.2. Nhiệm vụ 2: Khám phá văn bản (thảo luận nhóm)</w:t>
       </w:r>
@@ -1250,7 +1578,7 @@
       <w:r>
         <w:rPr>
           <w:b/>
-          <w:i/>
+          <w:i w:val="0"/>
         </w:rPr>
         <w:t>Bước 1: Giao nhiệm vụ học tập</w:t>
       </w:r>
@@ -1714,19 +2042,34 @@
         <w:rPr>
           <w:b w:val="0"/>
           <w:i w:val="0"/>
-        </w:rPr>
-        <w:t>- 6.2.NC1a; 12.A3.1.a: Nhóm 5, 6 thử hỏi AI “câu văn nào trong đoạn trích dùng nói mỉa”, sau đó kiểm chứng; ghi lại chỗ AI hiểu sai hàm ngôn.</w:t>
-      </w:r>
-    </w:p>
-    <w:p>
-      <w:pPr>
-        <w:spacing w:before="0" w:after="0"/>
-        <w:jc w:val="both"/>
-      </w:pPr>
-      <w:r>
-        <w:rPr>
-          <w:b/>
-          <w:i/>
+          <w:color w:val="EE0000"/>
+        </w:rPr>
+        <w:t>- GV yêu cầu nhóm 5, 6 sử dụng Chatbot AI với câu lệnh: “Câu văn nào trong đoạn trích Xuân Tóc Đỏ cứu quốc dùng biện pháp nói mỉa?”, sau đó kiểm chứng với văn bản.</w:t>
+      </w:r>
+    </w:p>
+    <w:p>
+      <w:pPr>
+        <w:spacing w:before="0" w:after="0"/>
+        <w:jc w:val="both"/>
+      </w:pPr>
+      <w:r>
+        <w:rPr>
+          <w:b w:val="0"/>
+          <w:i w:val="0"/>
+          <w:color w:val="7030A0"/>
+        </w:rPr>
+        <w:t>(12.A3.1.a: Học sinh nhận biết giới hạn của AI khi phân tích hàm ngôn của nói mỉa – AI dễ hiểu theo nghĩa đen hoặc dẫn câu không có trong văn bản.)</w:t>
+      </w:r>
+    </w:p>
+    <w:p>
+      <w:pPr>
+        <w:spacing w:before="0" w:after="0"/>
+        <w:jc w:val="both"/>
+      </w:pPr>
+      <w:r>
+        <w:rPr>
+          <w:b/>
+          <w:i w:val="0"/>
         </w:rPr>
         <w:t>Bước 2: Thực hiện nhiệm vụ</w:t>
       </w:r>
@@ -1741,7 +2084,7 @@
           <w:b w:val="0"/>
           <w:i w:val="0"/>
         </w:rPr>
-        <w:t>- HS thảo luận nhóm 12 phút, sau đó ghép nhóm mảnh ghép.</w:t>
+        <w:t>- HS thảo luận nhóm 12 phút, sau đó ghép nhóm mảnh ghép; GV gợi mở bằng câu hỏi phụ: Vì sao Xuân “thua” mà lại thành “anh hùng”?</w:t>
       </w:r>
     </w:p>
     <w:p>
@@ -1754,18 +2097,18 @@
           <w:b/>
           <w:i w:val="0"/>
         </w:rPr>
-        <w:t>HẾT TIẾT 2 CHUYỂN SANG TIẾT 3</w:t>
-      </w:r>
-    </w:p>
-    <w:p>
-      <w:pPr>
-        <w:spacing w:before="0" w:after="0"/>
-        <w:jc w:val="both"/>
-      </w:pPr>
-      <w:r>
-        <w:rPr>
-          <w:b/>
-          <w:i/>
+        <w:t>----------HẾT TIẾT 2 CHUYỂN SANG TIẾT 3----------</w:t>
+      </w:r>
+    </w:p>
+    <w:p>
+      <w:pPr>
+        <w:spacing w:before="0" w:after="0"/>
+        <w:jc w:val="both"/>
+      </w:pPr>
+      <w:r>
+        <w:rPr>
+          <w:b/>
+          <w:i w:val="0"/>
         </w:rPr>
         <w:t>Bước 3: Báo cáo, thảo luận</w:t>
       </w:r>
@@ -1780,18 +2123,18 @@
           <w:b w:val="0"/>
           <w:i w:val="0"/>
         </w:rPr>
-        <w:t>- Đại diện nhóm 1, 3, 5 trình bày; nhóm 2, 4, 6 nhận xét, bổ sung.</w:t>
-      </w:r>
-    </w:p>
-    <w:p>
-      <w:pPr>
-        <w:spacing w:before="0" w:after="0"/>
-        <w:jc w:val="both"/>
-      </w:pPr>
-      <w:r>
-        <w:rPr>
-          <w:b/>
-          <w:i/>
+        <w:t>- Đại diện nhóm 1, 3, 5 trình bày; nhóm 2, 4, 6 nhận xét, bổ sung, phản biện.</w:t>
+      </w:r>
+    </w:p>
+    <w:p>
+      <w:pPr>
+        <w:spacing w:before="0" w:after="0"/>
+        <w:jc w:val="both"/>
+      </w:pPr>
+      <w:r>
+        <w:rPr>
+          <w:b/>
+          <w:i w:val="0"/>
         </w:rPr>
         <w:t>Bước 4: Kết luận, nhận định</w:t>
       </w:r>
@@ -1806,39 +2149,82 @@
           <w:b w:val="0"/>
           <w:i w:val="0"/>
         </w:rPr>
-        <w:t>- GV chốt ý 3 – 7 mục II; câu 8 SGK: trao đổi về “trạng thái bị thôi miên và lên đồng của một xã hội” – liên hệ hiện tượng đám đông tung hô “thần tượng ảo” trên mạng xã hội hôm nay.</w:t>
-      </w:r>
-    </w:p>
-    <w:p>
-      <w:pPr>
-        <w:spacing w:before="0" w:after="0"/>
-        <w:jc w:val="both"/>
-      </w:pPr>
-      <w:r>
-        <w:rPr>
-          <w:b w:val="0"/>
-          <w:i w:val="0"/>
-        </w:rPr>
-        <w:t>- Liên hệ giáo dục liêm chính: Xuân Tóc Đỏ được tung hô nhờ thủ đoạn, sự hèn nhát và dối trá của quan chức; HS nêu bài học về sống thật, trọng thực chất, trung thực trong thi đấu.</w:t>
-      </w:r>
-    </w:p>
-    <w:p>
-      <w:pPr>
-        <w:spacing w:before="0" w:after="0"/>
-        <w:jc w:val="both"/>
-      </w:pPr>
-      <w:r>
-        <w:rPr>
-          <w:b w:val="0"/>
-          <w:i w:val="0"/>
-        </w:rPr>
-        <w:t>- GV chốt mục III (Tổng kết).</w:t>
-      </w:r>
-    </w:p>
-    <w:p>
-      <w:pPr>
-        <w:spacing w:before="80" w:after="0"/>
-        <w:jc w:val="center"/>
+        <w:t>- GV nhận xét, chốt ý 3 – 8 mục II và mục III.</w:t>
+      </w:r>
+    </w:p>
+    <w:p>
+      <w:pPr>
+        <w:spacing w:before="0" w:after="0"/>
+        <w:jc w:val="both"/>
+      </w:pPr>
+      <w:r>
+        <w:rPr>
+          <w:b w:val="0"/>
+          <w:i w:val="0"/>
+        </w:rPr>
+        <w:t>- Câu 8 SGK: trao đổi về “trạng thái bị thôi miên và lên đồng của một xã hội” – liên hệ hiện tượng đám đông tung hô “thần tượng ảo” trên mạng xã hội hôm nay.</w:t>
+      </w:r>
+    </w:p>
+    <w:p>
+      <w:pPr>
+        <w:spacing w:before="0" w:after="0"/>
+        <w:jc w:val="both"/>
+      </w:pPr>
+      <w:r>
+        <w:rPr>
+          <w:b w:val="0"/>
+          <w:i w:val="0"/>
+          <w:color w:val="EE0000"/>
+        </w:rPr>
+        <w:t>[6.2.NC1a: HS sử dụng câu lệnh (prompt) để AI gợi ý câu văn có nói mỉa, nghịch ngữ; tự kiểm chứng lại với văn bản.]</w:t>
+      </w:r>
+    </w:p>
+    <w:p>
+      <w:pPr>
+        <w:spacing w:before="0" w:after="0"/>
+        <w:jc w:val="both"/>
+      </w:pPr>
+      <w:r>
+        <w:rPr>
+          <w:b/>
+          <w:i w:val="0"/>
+          <w:color w:val="FF0000"/>
+        </w:rPr>
+        <w:t>* Giáo dục đạo đức liêm chính:</w:t>
+      </w:r>
+    </w:p>
+    <w:p>
+      <w:pPr>
+        <w:spacing w:before="0" w:after="0"/>
+        <w:jc w:val="both"/>
+      </w:pPr>
+      <w:r>
+        <w:rPr>
+          <w:b w:val="0"/>
+          <w:i w:val="0"/>
+          <w:color w:val="FF0000"/>
+        </w:rPr>
+        <w:t>+ Xuân Tóc Đỏ được tung hô nhờ thủ đoạn, sự hèn nhát và dối trá của quan chức – HS rút ra bài học sống thật, trọng thực chất, không chạy theo hư danh.</w:t>
+      </w:r>
+    </w:p>
+    <w:p>
+      <w:pPr>
+        <w:spacing w:before="0" w:after="0"/>
+        <w:jc w:val="both"/>
+      </w:pPr>
+      <w:r>
+        <w:rPr>
+          <w:b w:val="0"/>
+          <w:i w:val="0"/>
+          <w:color w:val="FF0000"/>
+        </w:rPr>
+        <w:t>+ Trung thực trong thi đấu, học tập; khi dùng tư liệu trên mạng hay do AI gợi ý phải ghi rõ nguồn.</w:t>
+      </w:r>
+    </w:p>
+    <w:p>
+      <w:pPr>
+        <w:spacing w:before="0" w:after="0"/>
+        <w:jc w:val="both"/>
       </w:pPr>
       <w:r>
         <w:rPr>
@@ -1856,67 +2242,67 @@
       <w:r>
         <w:rPr>
           <w:b/>
-          <w:i/>
-        </w:rPr>
-        <w:t xml:space="preserve">a) Mục tiêu: </w:t>
-      </w:r>
-      <w:r>
-        <w:rPr>
-          <w:b w:val="0"/>
-          <w:i w:val="0"/>
-        </w:rPr>
-        <w:t>Củng cố kiến thức về tiểu thuyết, nói mỉa, nghịch ngữ, văn bản Xuân Tóc Đỏ cứu quốc.</w:t>
-      </w:r>
-    </w:p>
-    <w:p>
-      <w:pPr>
-        <w:spacing w:before="0" w:after="0"/>
-        <w:jc w:val="both"/>
-      </w:pPr>
-      <w:r>
-        <w:rPr>
-          <w:b/>
-          <w:i/>
-        </w:rPr>
-        <w:t xml:space="preserve">b) Nội dung: </w:t>
-      </w:r>
-      <w:r>
-        <w:rPr>
-          <w:b w:val="0"/>
-          <w:i w:val="0"/>
-        </w:rPr>
-        <w:t>Bài củng cố trực tuyến (10 câu nhiều lựa chọn, 1 câu đúng sai).</w:t>
-      </w:r>
-    </w:p>
-    <w:p>
-      <w:pPr>
-        <w:spacing w:before="0" w:after="0"/>
-        <w:jc w:val="both"/>
-      </w:pPr>
-      <w:r>
-        <w:rPr>
-          <w:b/>
-          <w:i/>
-        </w:rPr>
-        <w:t xml:space="preserve">c) Sản phẩm: </w:t>
-      </w:r>
-      <w:r>
-        <w:rPr>
-          <w:b w:val="0"/>
-          <w:i w:val="0"/>
-        </w:rPr>
-        <w:t>Kết quả bài làm, lời giải hiển thị sau khi nộp.</w:t>
-      </w:r>
-    </w:p>
-    <w:p>
-      <w:pPr>
-        <w:spacing w:before="0" w:after="0"/>
-        <w:jc w:val="both"/>
-      </w:pPr>
-      <w:r>
-        <w:rPr>
-          <w:b/>
-          <w:i/>
+          <w:i w:val="0"/>
+        </w:rPr>
+        <w:t>a) Mục tiêu:</w:t>
+      </w:r>
+      <w:r>
+        <w:rPr>
+          <w:b w:val="0"/>
+          <w:i w:val="0"/>
+        </w:rPr>
+        <w:t xml:space="preserve"> Củng cố kiến thức về tiểu thuyết, nói mỉa, nghịch ngữ, văn bản Xuân Tóc Đỏ cứu quốc.</w:t>
+      </w:r>
+    </w:p>
+    <w:p>
+      <w:pPr>
+        <w:spacing w:before="0" w:after="0"/>
+        <w:jc w:val="both"/>
+      </w:pPr>
+      <w:r>
+        <w:rPr>
+          <w:b/>
+          <w:i w:val="0"/>
+        </w:rPr>
+        <w:t>b) Nội dung:</w:t>
+      </w:r>
+      <w:r>
+        <w:rPr>
+          <w:b w:val="0"/>
+          <w:i w:val="0"/>
+        </w:rPr>
+        <w:t xml:space="preserve"> HS làm bài củng cố trực tuyến (câu nhiều lựa chọn, câu đúng sai).</w:t>
+      </w:r>
+    </w:p>
+    <w:p>
+      <w:pPr>
+        <w:spacing w:before="0" w:after="0"/>
+        <w:jc w:val="both"/>
+      </w:pPr>
+      <w:r>
+        <w:rPr>
+          <w:b/>
+          <w:i w:val="0"/>
+        </w:rPr>
+        <w:t>c) Sản phẩm:</w:t>
+      </w:r>
+      <w:r>
+        <w:rPr>
+          <w:b w:val="0"/>
+          <w:i w:val="0"/>
+        </w:rPr>
+        <w:t xml:space="preserve"> Kết quả bài làm trực tuyến của HS.</w:t>
+      </w:r>
+    </w:p>
+    <w:p>
+      <w:pPr>
+        <w:spacing w:before="0" w:after="0"/>
+        <w:jc w:val="both"/>
+      </w:pPr>
+      <w:r>
+        <w:rPr>
+          <w:b/>
+          <w:i w:val="0"/>
         </w:rPr>
         <w:t>d) Tổ chức thực hiện</w:t>
       </w:r>
@@ -1928,10 +2314,17 @@
       </w:pPr>
       <w:r>
         <w:rPr>
-          <w:b w:val="0"/>
-          <w:i w:val="0"/>
-        </w:rPr>
-        <w:t>- Bước 1: GV chiếu mã QR; HS quét mã, làm bài 12 phút (5.2.NC1b; 2.5.NC1a).</w:t>
+          <w:b/>
+          <w:i w:val="0"/>
+        </w:rPr>
+        <w:t>Bước 1: Giao nhiệm vụ học tập:</w:t>
+      </w:r>
+      <w:r>
+        <w:rPr>
+          <w:b w:val="0"/>
+          <w:i w:val="0"/>
+        </w:rPr>
+        <w:t xml:space="preserve"> GV chiếu mã QR; HS dùng điện thoại quét mã, làm bài trong 10 phút.</w:t>
       </w:r>
     </w:p>
     <w:p>
@@ -2008,34 +2401,256 @@
         <w:rPr>
           <w:b w:val="0"/>
           <w:i w:val="0"/>
-        </w:rPr>
-        <w:t>- Bước 2: HS làm bài cá nhân, trung thực.</w:t>
-      </w:r>
-    </w:p>
-    <w:p>
-      <w:pPr>
-        <w:spacing w:before="0" w:after="0"/>
-        <w:jc w:val="both"/>
-      </w:pPr>
-      <w:r>
-        <w:rPr>
-          <w:b w:val="0"/>
-          <w:i w:val="0"/>
-        </w:rPr>
-        <w:t>- Bước 3: GV xem kết quả trên trang quản lí, chữa những câu nhiều HS sai.</w:t>
-      </w:r>
-    </w:p>
-    <w:p>
-      <w:pPr>
-        <w:spacing w:before="0" w:after="0"/>
-        <w:jc w:val="both"/>
-      </w:pPr>
-      <w:r>
-        <w:rPr>
-          <w:b w:val="0"/>
-          <w:i w:val="0"/>
-        </w:rPr>
-        <w:t>- Bước 4: GV nhận xét, tuyên dương.</w:t>
+          <w:color w:val="EE0000"/>
+        </w:rPr>
+        <w:t>[5.2.NC1b; 2.5.NC1a: HS sử dụng hệ thống luyện tập trực tuyến để củng cố bài học, nhận phản hồi, tự đánh giá; làm bài trung thực, bảo mật thông tin cá nhân.]</w:t>
+      </w:r>
+    </w:p>
+    <w:p>
+      <w:pPr>
+        <w:spacing w:before="0" w:after="0"/>
+        <w:jc w:val="both"/>
+      </w:pPr>
+      <w:r>
+        <w:rPr>
+          <w:b/>
+          <w:i w:val="0"/>
+        </w:rPr>
+        <w:t>Bước 2: Thực hiện nhiệm vụ:</w:t>
+      </w:r>
+      <w:r>
+        <w:rPr>
+          <w:b w:val="0"/>
+          <w:i w:val="0"/>
+        </w:rPr>
+        <w:t xml:space="preserve"> HS làm bài cá nhân, trung thực.</w:t>
+      </w:r>
+    </w:p>
+    <w:p>
+      <w:pPr>
+        <w:spacing w:before="0" w:after="0"/>
+        <w:jc w:val="both"/>
+      </w:pPr>
+      <w:r>
+        <w:rPr>
+          <w:b/>
+          <w:i w:val="0"/>
+        </w:rPr>
+        <w:t>Bước 3: Báo cáo, thảo luận:</w:t>
+      </w:r>
+      <w:r>
+        <w:rPr>
+          <w:b w:val="0"/>
+          <w:i w:val="0"/>
+        </w:rPr>
+        <w:t xml:space="preserve"> GV xem kết quả trên trang quản lí, nêu các câu nhiều HS sai.</w:t>
+      </w:r>
+    </w:p>
+    <w:p>
+      <w:pPr>
+        <w:spacing w:before="0" w:after="0"/>
+        <w:jc w:val="both"/>
+      </w:pPr>
+      <w:r>
+        <w:rPr>
+          <w:b/>
+          <w:i w:val="0"/>
+        </w:rPr>
+        <w:t>Bước 4: Kết luận, nhận định:</w:t>
+      </w:r>
+      <w:r>
+        <w:rPr>
+          <w:b w:val="0"/>
+          <w:i w:val="0"/>
+        </w:rPr>
+        <w:t xml:space="preserve"> GV chữa nhanh những câu nhiều HS sai, nhận xét, tuyên dương.</w:t>
+      </w:r>
+    </w:p>
+    <w:p>
+      <w:pPr>
+        <w:spacing w:before="0" w:after="0"/>
+        <w:jc w:val="both"/>
+      </w:pPr>
+      <w:r>
+        <w:rPr>
+          <w:b/>
+          <w:i w:val="0"/>
+        </w:rPr>
+        <w:t>4. Hoạt động 4: Vận dụng (Kết nối đọc – viết)</w:t>
+      </w:r>
+    </w:p>
+    <w:p>
+      <w:pPr>
+        <w:spacing w:before="0" w:after="0"/>
+        <w:jc w:val="both"/>
+      </w:pPr>
+      <w:r>
+        <w:rPr>
+          <w:b/>
+          <w:i w:val="0"/>
+        </w:rPr>
+        <w:t>a) Mục tiêu:</w:t>
+      </w:r>
+      <w:r>
+        <w:rPr>
+          <w:b w:val="0"/>
+          <w:i w:val="0"/>
+        </w:rPr>
+        <w:t xml:space="preserve"> Vận dụng hiểu biết về tiểu thuyết để viết đoạn văn.</w:t>
+      </w:r>
+    </w:p>
+    <w:p>
+      <w:pPr>
+        <w:spacing w:before="0" w:after="0"/>
+        <w:jc w:val="both"/>
+      </w:pPr>
+      <w:r>
+        <w:rPr>
+          <w:b/>
+          <w:i w:val="0"/>
+        </w:rPr>
+        <w:t>b) Nội dung:</w:t>
+      </w:r>
+      <w:r>
+        <w:rPr>
+          <w:b w:val="0"/>
+          <w:i w:val="0"/>
+        </w:rPr>
+        <w:t xml:space="preserve"> Viết đoạn văn (khoảng 150 chữ) nêu ấn tượng của bạn về khả năng của tiểu thuyết trong việc diễn tả bức tranh đời sống, thời đại qua đoạn trích Xuân Tóc Đỏ cứu quốc.</w:t>
+      </w:r>
+    </w:p>
+    <w:p>
+      <w:pPr>
+        <w:spacing w:before="0" w:after="0"/>
+        <w:jc w:val="both"/>
+      </w:pPr>
+      <w:r>
+        <w:rPr>
+          <w:b/>
+          <w:i w:val="0"/>
+        </w:rPr>
+        <w:t>c) Sản phẩm:</w:t>
+      </w:r>
+      <w:r>
+        <w:rPr>
+          <w:b w:val="0"/>
+          <w:i w:val="0"/>
+        </w:rPr>
+        <w:t xml:space="preserve"> Đoạn văn của HS.</w:t>
+      </w:r>
+    </w:p>
+    <w:p>
+      <w:pPr>
+        <w:spacing w:before="0" w:after="0"/>
+        <w:jc w:val="both"/>
+      </w:pPr>
+      <w:r>
+        <w:rPr>
+          <w:b/>
+          <w:i w:val="0"/>
+        </w:rPr>
+        <w:t>d) Tổ chức thực hiện</w:t>
+      </w:r>
+    </w:p>
+    <w:p>
+      <w:pPr>
+        <w:spacing w:before="0" w:after="0"/>
+        <w:jc w:val="both"/>
+      </w:pPr>
+      <w:r>
+        <w:rPr>
+          <w:b/>
+          <w:i w:val="0"/>
+        </w:rPr>
+        <w:t>Bước 1: Giao nhiệm vụ học tập:</w:t>
+      </w:r>
+      <w:r>
+        <w:rPr>
+          <w:b w:val="0"/>
+          <w:i w:val="0"/>
+        </w:rPr>
+        <w:t xml:space="preserve"> GV gợi ý HS chọn một chi tiết, một cảnh tiêu biểu (trận đấu, cảnh hùng biện, đám đông) để làm rõ khả năng bao quát hiện thực của tiểu thuyết.</w:t>
+      </w:r>
+    </w:p>
+    <w:p>
+      <w:pPr>
+        <w:spacing w:before="0" w:after="0"/>
+        <w:jc w:val="both"/>
+      </w:pPr>
+      <w:r>
+        <w:rPr>
+          <w:b/>
+          <w:i w:val="0"/>
+        </w:rPr>
+        <w:t>Bước 2: Thực hiện nhiệm vụ:</w:t>
+      </w:r>
+      <w:r>
+        <w:rPr>
+          <w:b w:val="0"/>
+          <w:i w:val="0"/>
+        </w:rPr>
+        <w:t xml:space="preserve"> HS viết đoạn văn ở nhà.</w:t>
+      </w:r>
+    </w:p>
+    <w:p>
+      <w:pPr>
+        <w:spacing w:before="0" w:after="0"/>
+        <w:jc w:val="both"/>
+      </w:pPr>
+      <w:r>
+        <w:rPr>
+          <w:b/>
+          <w:i w:val="0"/>
+        </w:rPr>
+        <w:t>Bước 3: Báo cáo, thảo luận:</w:t>
+      </w:r>
+      <w:r>
+        <w:rPr>
+          <w:b w:val="0"/>
+          <w:i w:val="0"/>
+        </w:rPr>
+        <w:t xml:space="preserve"> </w:t>
+      </w:r>
+      <w:r>
+        <w:rPr>
+          <w:b w:val="0"/>
+          <w:i w:val="0"/>
+          <w:color w:val="EE0000"/>
+        </w:rPr>
+        <w:t>HS nộp bài qua Google Classroom của lớp.</w:t>
+      </w:r>
+    </w:p>
+    <w:p>
+      <w:pPr>
+        <w:spacing w:before="0" w:after="0"/>
+        <w:jc w:val="both"/>
+      </w:pPr>
+      <w:r>
+        <w:rPr>
+          <w:b/>
+          <w:i w:val="0"/>
+        </w:rPr>
+        <w:t>Bước 4: Kết luận, nhận định:</w:t>
+      </w:r>
+      <w:r>
+        <w:rPr>
+          <w:b w:val="0"/>
+          <w:i w:val="0"/>
+        </w:rPr>
+        <w:t xml:space="preserve"> GV nhận xét theo bảng kiểm (Phụ lục).</w:t>
+      </w:r>
+    </w:p>
+    <w:p>
+      <w:pPr>
+        <w:spacing w:before="80" w:after="80"/>
+        <w:jc w:val="center"/>
+      </w:pPr>
+      <w:r>
+        <w:rPr>
+          <w:b/>
+          <w:i w:val="0"/>
+        </w:rPr>
+        <w:t>----------HẾT TIẾT 3 CHUYỂN SANG TIẾT 4----------</w:t>
       </w:r>
     </w:p>
     <w:p>
@@ -2048,106 +2663,7 @@
           <w:b/>
           <w:i w:val="0"/>
         </w:rPr>
-        <w:t>4. Hoạt động 4: Vận dụng (Kết nối đọc – viết, làm ở nhà)</w:t>
-      </w:r>
-    </w:p>
-    <w:p>
-      <w:pPr>
-        <w:spacing w:before="0" w:after="0"/>
-        <w:jc w:val="both"/>
-      </w:pPr>
-      <w:r>
-        <w:rPr>
-          <w:b/>
-          <w:i/>
-        </w:rPr>
-        <w:t xml:space="preserve">a) Mục tiêu: </w:t>
-      </w:r>
-      <w:r>
-        <w:rPr>
-          <w:b w:val="0"/>
-          <w:i w:val="0"/>
-        </w:rPr>
-        <w:t>Vận dụng hiểu biết về tiểu thuyết để viết đoạn văn.</w:t>
-      </w:r>
-    </w:p>
-    <w:p>
-      <w:pPr>
-        <w:spacing w:before="0" w:after="0"/>
-        <w:jc w:val="both"/>
-      </w:pPr>
-      <w:r>
-        <w:rPr>
-          <w:b/>
-          <w:i/>
-        </w:rPr>
-        <w:t xml:space="preserve">b) Nội dung: </w:t>
-      </w:r>
-      <w:r>
-        <w:rPr>
-          <w:b w:val="0"/>
-          <w:i w:val="0"/>
-        </w:rPr>
-        <w:t>Viết đoạn văn (khoảng 150 chữ) nêu ấn tượng của bạn về khả năng của tiểu thuyết trong việc diễn tả bức tranh đời sống, thời đại qua đoạn trích Xuân Tóc Đỏ cứu quốc.</w:t>
-      </w:r>
-    </w:p>
-    <w:p>
-      <w:pPr>
-        <w:spacing w:before="0" w:after="0"/>
-        <w:jc w:val="both"/>
-      </w:pPr>
-      <w:r>
-        <w:rPr>
-          <w:b/>
-          <w:i/>
-        </w:rPr>
-        <w:t xml:space="preserve">c) Sản phẩm: </w:t>
-      </w:r>
-      <w:r>
-        <w:rPr>
-          <w:b w:val="0"/>
-          <w:i w:val="0"/>
-        </w:rPr>
-        <w:t>Đoạn văn của HS.</w:t>
-      </w:r>
-    </w:p>
-    <w:p>
-      <w:pPr>
-        <w:spacing w:before="0" w:after="0"/>
-        <w:jc w:val="both"/>
-      </w:pPr>
-      <w:r>
-        <w:rPr>
-          <w:b/>
-          <w:i/>
-        </w:rPr>
-        <w:t>d) Tổ chức thực hiện</w:t>
-      </w:r>
-    </w:p>
-    <w:p>
-      <w:pPr>
-        <w:spacing w:before="0" w:after="0"/>
-        <w:jc w:val="both"/>
-      </w:pPr>
-      <w:r>
-        <w:rPr>
-          <w:b w:val="0"/>
-          <w:i w:val="0"/>
-        </w:rPr>
-        <w:t>- GV giao nhiệm vụ; HS viết ở nhà, tự đánh giá bằng bảng kiểm ở Phụ lục, nộp qua Google Classroom; GV nhận xét.</w:t>
-      </w:r>
-    </w:p>
-    <w:p>
-      <w:pPr>
-        <w:spacing w:before="80" w:after="80"/>
-        <w:jc w:val="center"/>
-      </w:pPr>
-      <w:r>
-        <w:rPr>
-          <w:b/>
-          <w:i w:val="0"/>
-        </w:rPr>
-        <w:t>HẾT TIẾT 3 CHUYỂN SANG TIẾT 4</w:t>
+        <w:t>VĂN BẢN 2:</w:t>
       </w:r>
     </w:p>
     <w:p>
@@ -2160,7 +2676,7 @@
           <w:b/>
           <w:i w:val="0"/>
         </w:rPr>
-        <w:t>VĂN BẢN 2: MÙA LÁ RỤNG TRONG VƯỜN</w:t>
+        <w:t>MÙA LÁ RỤNG TRONG VƯỜN</w:t>
       </w:r>
     </w:p>
     <w:p>
@@ -2186,13 +2702,13 @@
           <w:b w:val="0"/>
           <w:i w:val="0"/>
         </w:rPr>
-        <w:t>(Dự kiến thời gian: 03 tiết)</w:t>
-      </w:r>
-    </w:p>
-    <w:p>
-      <w:pPr>
-        <w:spacing w:before="80" w:after="0"/>
-        <w:jc w:val="center"/>
+        <w:t>(Dự kiến thời gian: 03 tiết – Tiết 4, 5, 6)</w:t>
+      </w:r>
+    </w:p>
+    <w:p>
+      <w:pPr>
+        <w:spacing w:before="0" w:after="0"/>
+        <w:jc w:val="both"/>
       </w:pPr>
       <w:r>
         <w:rPr>
@@ -2210,67 +2726,67 @@
       <w:r>
         <w:rPr>
           <w:b/>
-          <w:i/>
-        </w:rPr>
-        <w:t xml:space="preserve">a) Mục tiêu: </w:t>
-      </w:r>
-      <w:r>
-        <w:rPr>
-          <w:b w:val="0"/>
-          <w:i w:val="0"/>
-        </w:rPr>
-        <w:t>Kết nối trải nghiệm về gắn kết gia đình.</w:t>
-      </w:r>
-    </w:p>
-    <w:p>
-      <w:pPr>
-        <w:spacing w:before="0" w:after="0"/>
-        <w:jc w:val="both"/>
-      </w:pPr>
-      <w:r>
-        <w:rPr>
-          <w:b/>
-          <w:i/>
-        </w:rPr>
-        <w:t xml:space="preserve">b) Nội dung: </w:t>
-      </w:r>
-      <w:r>
-        <w:rPr>
-          <w:b w:val="0"/>
-          <w:i w:val="0"/>
-        </w:rPr>
-        <w:t>Câu hỏi Trước khi đọc (SGK tr.19).</w:t>
-      </w:r>
-    </w:p>
-    <w:p>
-      <w:pPr>
-        <w:spacing w:before="0" w:after="0"/>
-        <w:jc w:val="both"/>
-      </w:pPr>
-      <w:r>
-        <w:rPr>
-          <w:b/>
-          <w:i/>
-        </w:rPr>
-        <w:t xml:space="preserve">c) Sản phẩm: </w:t>
-      </w:r>
-      <w:r>
-        <w:rPr>
-          <w:b w:val="0"/>
-          <w:i w:val="0"/>
-        </w:rPr>
-        <w:t>Chia sẻ của HS.</w:t>
-      </w:r>
-    </w:p>
-    <w:p>
-      <w:pPr>
-        <w:spacing w:before="0" w:after="0"/>
-        <w:jc w:val="both"/>
-      </w:pPr>
-      <w:r>
-        <w:rPr>
-          <w:b/>
-          <w:i/>
+          <w:i w:val="0"/>
+        </w:rPr>
+        <w:t>a) Mục tiêu:</w:t>
+      </w:r>
+      <w:r>
+        <w:rPr>
+          <w:b w:val="0"/>
+          <w:i w:val="0"/>
+        </w:rPr>
+        <w:t xml:space="preserve"> Kết nối trải nghiệm của HS về sự gắn kết gia đình, tạo tâm thế tiếp nhận văn bản.</w:t>
+      </w:r>
+    </w:p>
+    <w:p>
+      <w:pPr>
+        <w:spacing w:before="0" w:after="0"/>
+        <w:jc w:val="both"/>
+      </w:pPr>
+      <w:r>
+        <w:rPr>
+          <w:b/>
+          <w:i w:val="0"/>
+        </w:rPr>
+        <w:t>b) Nội dung:</w:t>
+      </w:r>
+      <w:r>
+        <w:rPr>
+          <w:b w:val="0"/>
+          <w:i w:val="0"/>
+        </w:rPr>
+        <w:t xml:space="preserve"> HS trả lời câu hỏi Trước khi đọc (SGK tr.19).</w:t>
+      </w:r>
+    </w:p>
+    <w:p>
+      <w:pPr>
+        <w:spacing w:before="0" w:after="0"/>
+        <w:jc w:val="both"/>
+      </w:pPr>
+      <w:r>
+        <w:rPr>
+          <w:b/>
+          <w:i w:val="0"/>
+        </w:rPr>
+        <w:t>c) Sản phẩm:</w:t>
+      </w:r>
+      <w:r>
+        <w:rPr>
+          <w:b w:val="0"/>
+          <w:i w:val="0"/>
+        </w:rPr>
+        <w:t xml:space="preserve"> Câu trả lời, chia sẻ của HS.</w:t>
+      </w:r>
+    </w:p>
+    <w:p>
+      <w:pPr>
+        <w:spacing w:before="0" w:after="0"/>
+        <w:jc w:val="both"/>
+      </w:pPr>
+      <w:r>
+        <w:rPr>
+          <w:b/>
+          <w:i w:val="0"/>
         </w:rPr>
         <w:t>d) Tổ chức thực hiện</w:t>
       </w:r>
@@ -2283,7 +2799,7 @@
       <w:r>
         <w:rPr>
           <w:b/>
-          <w:i/>
+          <w:i w:val="0"/>
         </w:rPr>
         <w:t>Bước 1: Giao nhiệm vụ học tập</w:t>
       </w:r>
@@ -2296,7 +2812,7 @@
       <w:r>
         <w:rPr>
           <w:b w:val="0"/>
-          <w:i/>
+          <w:i w:val="0"/>
         </w:rPr>
         <w:t>- GV hỏi: Theo trải nghiệm của bạn, mối quan hệ gắn kết giữa các thành viên trong gia đình thường được bộc lộ rõ nét ở những thời điểm, tình huống nào? Vì sao? Chia sẻ ấn tượng về một tác phẩm viết về đề tài gia đình.</w:t>
       </w:r>
@@ -2308,21 +2824,74 @@
       </w:pPr>
       <w:r>
         <w:rPr>
-          <w:b/>
-          <w:i/>
-        </w:rPr>
-        <w:t>Bước 2 – 3: HS trao đổi cặp đôi, 2 – 3 HS chia sẻ.</w:t>
-      </w:r>
-    </w:p>
-    <w:p>
-      <w:pPr>
-        <w:spacing w:before="0" w:after="0"/>
-        <w:jc w:val="both"/>
-      </w:pPr>
-      <w:r>
-        <w:rPr>
-          <w:b/>
-          <w:i/>
+          <w:b w:val="0"/>
+          <w:i w:val="0"/>
+          <w:color w:val="EE0000"/>
+        </w:rPr>
+        <w:t>1.1.NC1a: HS sử dụng công cụ tìm kiếm, kho dữ liệu số để thu thập tư liệu về nhà văn Ma Văn Kháng và tiểu thuyết Mùa lá rụng trong vườn.</w:t>
+      </w:r>
+    </w:p>
+    <w:p>
+      <w:pPr>
+        <w:spacing w:before="0" w:after="0"/>
+        <w:jc w:val="both"/>
+      </w:pPr>
+      <w:r>
+        <w:rPr>
+          <w:b/>
+          <w:i w:val="0"/>
+        </w:rPr>
+        <w:t>Bước 2: Thực hiện nhiệm vụ</w:t>
+      </w:r>
+    </w:p>
+    <w:p>
+      <w:pPr>
+        <w:spacing w:before="0" w:after="0"/>
+        <w:jc w:val="both"/>
+      </w:pPr>
+      <w:r>
+        <w:rPr>
+          <w:b w:val="0"/>
+          <w:i w:val="0"/>
+        </w:rPr>
+        <w:t>HS trao đổi cặp đôi.</w:t>
+      </w:r>
+    </w:p>
+    <w:p>
+      <w:pPr>
+        <w:spacing w:before="0" w:after="0"/>
+        <w:jc w:val="both"/>
+      </w:pPr>
+      <w:r>
+        <w:rPr>
+          <w:b/>
+          <w:i w:val="0"/>
+        </w:rPr>
+        <w:t>Bước 3: Báo cáo, thảo luận</w:t>
+      </w:r>
+    </w:p>
+    <w:p>
+      <w:pPr>
+        <w:spacing w:before="0" w:after="0"/>
+        <w:jc w:val="both"/>
+      </w:pPr>
+      <w:r>
+        <w:rPr>
+          <w:b w:val="0"/>
+          <w:i w:val="0"/>
+        </w:rPr>
+        <w:t>- 2 – 3 HS chia sẻ; các HS khác bổ sung.</w:t>
+      </w:r>
+    </w:p>
+    <w:p>
+      <w:pPr>
+        <w:spacing w:before="0" w:after="0"/>
+        <w:jc w:val="both"/>
+      </w:pPr>
+      <w:r>
+        <w:rPr>
+          <w:b/>
+          <w:i w:val="0"/>
         </w:rPr>
         <w:t>Bước 4: Kết luận, nhận định</w:t>
       </w:r>
@@ -2337,6 +2906,19 @@
           <w:b w:val="0"/>
           <w:i w:val="0"/>
         </w:rPr>
+        <w:t>- GV nhận xét, đánh giá.</w:t>
+      </w:r>
+    </w:p>
+    <w:p>
+      <w:pPr>
+        <w:spacing w:before="0" w:after="0"/>
+        <w:jc w:val="both"/>
+      </w:pPr>
+      <w:r>
+        <w:rPr>
+          <w:b w:val="0"/>
+          <w:i w:val="0"/>
+        </w:rPr>
         <w:t>- GV dẫn: Chiều ba mươi Tết – thời khắc sum họp – trong gia đình ông Bằng, một người “dâu cũ” trở về. Cuộc gặp ấy nói gì về những giá trị văn hoá gia đình Việt Nam giữa bao đổi thay thời hậu chiến?</w:t>
       </w:r>
     </w:p>
@@ -2350,31 +2932,46 @@
           <w:b w:val="0"/>
           <w:i w:val="0"/>
         </w:rPr>
-        <w:t>- Video tham khảo: Phóng sự: Ma Văn Kháng và tiểu thuyết Mùa lá rụng trong vườn (kênh Báo Nhân Dân) – https://www.youtube.com/watch?v=D1lNT4WIta0 – Tìm hiểu chung về tác giả, tác phẩm Mùa lá rụng trong vườn</w:t>
-      </w:r>
-    </w:p>
-    <w:p>
-      <w:pPr>
-        <w:spacing w:before="80" w:after="0"/>
-        <w:jc w:val="center"/>
-      </w:pPr>
-      <w:r>
-        <w:rPr>
-          <w:b/>
-          <w:i w:val="0"/>
-        </w:rPr>
-        <w:t>2. Hoạt động 2: Hình thành kiến thức mới</w:t>
-      </w:r>
-    </w:p>
-    <w:p>
-      <w:pPr>
-        <w:spacing w:before="0" w:after="0"/>
-        <w:jc w:val="both"/>
-      </w:pPr>
-      <w:r>
-        <w:rPr>
-          <w:b/>
-          <w:i/>
+        <w:t xml:space="preserve">- Video tham khảo: Phóng sự: Ma Văn Kháng và tiểu thuyết Mùa lá rụng trong vườn (kênh Báo Nhân Dân) – </w:t>
+      </w:r>
+      <w:r>
+        <w:rPr>
+          <w:b w:val="0"/>
+          <w:i w:val="0"/>
+          <w:color w:val="0000FF"/>
+        </w:rPr>
+        <w:t>https://www.youtube.com/watch?v=D1lNT4WIta0</w:t>
+      </w:r>
+      <w:r>
+        <w:rPr>
+          <w:b w:val="0"/>
+          <w:i w:val="0"/>
+        </w:rPr>
+        <w:t xml:space="preserve"> – Tìm hiểu chung về tác giả, tác phẩm Mùa lá rụng trong vườn</w:t>
+      </w:r>
+    </w:p>
+    <w:p>
+      <w:pPr>
+        <w:spacing w:before="0" w:after="0"/>
+        <w:jc w:val="both"/>
+      </w:pPr>
+      <w:r>
+        <w:rPr>
+          <w:b/>
+          <w:i w:val="0"/>
+        </w:rPr>
+        <w:t>2. Hoạt động 2: Hình thành kiến thức mới (Dự kiến thời gian: 70 phút)</w:t>
+      </w:r>
+    </w:p>
+    <w:p>
+      <w:pPr>
+        <w:spacing w:before="0" w:after="0"/>
+        <w:jc w:val="both"/>
+      </w:pPr>
+      <w:r>
+        <w:rPr>
+          <w:b/>
+          <w:i w:val="0"/>
         </w:rPr>
         <w:t>a) Mục tiêu:</w:t>
       </w:r>
@@ -2389,47 +2986,127 @@
           <w:b w:val="0"/>
           <w:i w:val="0"/>
         </w:rPr>
-        <w:t>- Tóm lược sự việc; phân tích nhân vật chị Hoài, ông Bằng; các thủ pháp thể hiện nhân vật và tâm lí; sự đồng cảm của người kể chuyện; ý nghĩa nhan đề; chi tiết “cài cắm”; đặc điểm tiểu thuyết hiện đại.</w:t>
-      </w:r>
-    </w:p>
-    <w:p>
-      <w:pPr>
-        <w:spacing w:before="0" w:after="0"/>
-        <w:jc w:val="both"/>
-      </w:pPr>
-      <w:r>
-        <w:rPr>
-          <w:b/>
-          <w:i/>
-        </w:rPr>
-        <w:t xml:space="preserve">b) Nội dung: </w:t>
-      </w:r>
-      <w:r>
-        <w:rPr>
-          <w:b w:val="0"/>
-          <w:i w:val="0"/>
-        </w:rPr>
-        <w:t>HS đọc SGK tr.19 – 25, trả lời 8 câu hỏi SGK tr.25.</w:t>
-      </w:r>
-    </w:p>
-    <w:p>
-      <w:pPr>
-        <w:spacing w:before="0" w:after="0"/>
-        <w:jc w:val="both"/>
-      </w:pPr>
-      <w:r>
-        <w:rPr>
-          <w:b/>
-          <w:i/>
-        </w:rPr>
-        <w:t xml:space="preserve">c) Sản phẩm: </w:t>
-      </w:r>
-      <w:r>
-        <w:rPr>
-          <w:b w:val="0"/>
-          <w:i w:val="0"/>
-        </w:rPr>
-        <w:t>Phiếu học tập, câu trả lời; nội dung chốt:</w:t>
+        <w:t>- Tóm lược sự việc; phân tích nhân vật chị Hoài, ông Bằng; các thủ pháp thể hiện nhân vật và tâm lí; sự đồng cảm của người kể chuyện.</w:t>
+      </w:r>
+    </w:p>
+    <w:p>
+      <w:pPr>
+        <w:spacing w:before="0" w:after="0"/>
+        <w:jc w:val="both"/>
+      </w:pPr>
+      <w:r>
+        <w:rPr>
+          <w:b w:val="0"/>
+          <w:i w:val="0"/>
+        </w:rPr>
+        <w:t>- Hiểu ý nghĩa nhan đề; vai trò của chi tiết “cài cắm”; đặc điểm tiểu thuyết hiện đại qua đoạn trích.</w:t>
+      </w:r>
+    </w:p>
+    <w:p>
+      <w:pPr>
+        <w:spacing w:before="0" w:after="0"/>
+        <w:jc w:val="both"/>
+      </w:pPr>
+      <w:r>
+        <w:rPr>
+          <w:b/>
+          <w:i w:val="0"/>
+        </w:rPr>
+        <w:t>b) Nội dung:</w:t>
+      </w:r>
+    </w:p>
+    <w:p>
+      <w:pPr>
+        <w:spacing w:before="0" w:after="0"/>
+        <w:jc w:val="both"/>
+      </w:pPr>
+      <w:r>
+        <w:rPr>
+          <w:b/>
+          <w:i w:val="0"/>
+        </w:rPr>
+        <w:t>b.1.</w:t>
+      </w:r>
+      <w:r>
+        <w:rPr>
+          <w:b w:val="0"/>
+          <w:i w:val="0"/>
+        </w:rPr>
+        <w:t xml:space="preserve"> Tìm hiểu chung: tác giả, tác phẩm, vị trí đoạn trích.</w:t>
+      </w:r>
+    </w:p>
+    <w:p>
+      <w:pPr>
+        <w:spacing w:before="0" w:after="0"/>
+        <w:jc w:val="both"/>
+      </w:pPr>
+      <w:r>
+        <w:rPr>
+          <w:b/>
+          <w:i w:val="0"/>
+        </w:rPr>
+        <w:t>b.2.</w:t>
+      </w:r>
+      <w:r>
+        <w:rPr>
+          <w:b w:val="0"/>
+          <w:i w:val="0"/>
+        </w:rPr>
+        <w:t xml:space="preserve"> Khám phá văn bản: HS đọc SGK tr.19 – 25, trả lời 8 câu hỏi SGK tr.25.</w:t>
+      </w:r>
+    </w:p>
+    <w:p>
+      <w:pPr>
+        <w:spacing w:before="0" w:after="0"/>
+        <w:jc w:val="both"/>
+      </w:pPr>
+      <w:r>
+        <w:rPr>
+          <w:b/>
+          <w:i w:val="0"/>
+        </w:rPr>
+        <w:t>b.3.</w:t>
+      </w:r>
+      <w:r>
+        <w:rPr>
+          <w:b w:val="0"/>
+          <w:i w:val="0"/>
+        </w:rPr>
+        <w:t xml:space="preserve"> Tổng kết: Khái quát hoá nội dung, nghệ thuật của văn bản.</w:t>
+      </w:r>
+    </w:p>
+    <w:p>
+      <w:pPr>
+        <w:spacing w:before="0" w:after="0"/>
+        <w:jc w:val="both"/>
+      </w:pPr>
+      <w:r>
+        <w:rPr>
+          <w:b/>
+          <w:i w:val="0"/>
+        </w:rPr>
+        <w:t>c) Sản phẩm:</w:t>
+      </w:r>
+      <w:r>
+        <w:rPr>
+          <w:b w:val="0"/>
+          <w:i w:val="0"/>
+        </w:rPr>
+        <w:t xml:space="preserve"> Là những chia sẻ </w:t>
+      </w:r>
+      <w:r>
+        <w:rPr>
+          <w:b/>
+          <w:i w:val="0"/>
+        </w:rPr>
+        <w:t>các kết quả đọc</w:t>
+      </w:r>
+      <w:r>
+        <w:rPr>
+          <w:b w:val="0"/>
+          <w:i w:val="0"/>
+        </w:rPr>
+        <w:t xml:space="preserve"> của cá nhân/đại diện nhóm, phiếu học tập; nội dung chốt:</w:t>
       </w:r>
     </w:p>
     <w:tbl>
@@ -2467,23 +3144,37 @@
             </w:pPr>
             <w:r>
               <w:rPr>
+                <w:b/>
+                <w:i w:val="0"/>
+              </w:rPr>
+              <w:t>1. Tác giả:</w:t>
+            </w:r>
+            <w:r>
+              <w:rPr>
                 <w:b w:val="0"/>
                 <w:i w:val="0"/>
               </w:rPr>
-              <w:t>- Ma Văn Kháng (Đinh Trọng Đoàn, sinh năm 1936, quê Hà Nội), từng dạy học ở Lào Cai (1964 – 1976); sở trường tiểu thuyết và truyện ngắn; tác phẩm đậm tính luận đề, trân trọng giá trị nhân văn.</w:t>
-            </w:r>
-          </w:p>
-          <w:p>
-            <w:pPr>
-              <w:spacing w:before="0" w:after="0"/>
-              <w:jc w:val="both"/>
-            </w:pPr>
+              <w:t xml:space="preserve"> Ma Văn Kháng (Đinh Trọng Đoàn, sinh năm 1936, quê Hà Nội), từng dạy học ở Lào Cai (1964 – 1976); sở trường tiểu thuyết và truyện ngắn; tác phẩm đậm tính luận đề, trân trọng giá trị nhân văn.</w:t>
+            </w:r>
+          </w:p>
+          <w:p>
+            <w:pPr>
+              <w:spacing w:before="0" w:after="0"/>
+              <w:jc w:val="both"/>
+            </w:pPr>
+            <w:r>
+              <w:rPr>
+                <w:b/>
+                <w:i w:val="0"/>
+              </w:rPr>
+              <w:t>2. Tác phẩm:</w:t>
+            </w:r>
             <w:r>
               <w:rPr>
                 <w:b w:val="0"/>
                 <w:i w:val="0"/>
               </w:rPr>
-              <w:t>- Mùa lá rụng trong vườn (tiểu thuyết, 1985), giải thưởng Hội Nhà văn Việt Nam năm 1986; viết về biến chuyển trong đại gia đình ông Bằng thời hậu chiến. Đoạn trích thuộc chương 2.</w:t>
+              <w:t xml:space="preserve"> Mùa lá rụng trong vườn (tiểu thuyết, 1985), giải thưởng Hội Nhà văn Việt Nam năm 1986; viết về biến chuyển trong đại gia đình ông Bằng thời hậu chiến. Đoạn trích thuộc chương 2.</w:t>
             </w:r>
           </w:p>
           <w:p>
@@ -2506,88 +3197,137 @@
             </w:pPr>
             <w:r>
               <w:rPr>
+                <w:b/>
+                <w:i w:val="0"/>
+              </w:rPr>
+              <w:t>1. Sự việc chính (câu hỏi 1):</w:t>
+            </w:r>
+            <w:r>
+              <w:rPr>
                 <w:b w:val="0"/>
                 <w:i w:val="0"/>
               </w:rPr>
-              <w:t>- Sự việc chính: chị Hoài – con dâu trưởng, vợ liệt sĩ Tường, nay đã có gia đình riêng – từ quê lên thăm nhà đúng chiều ba mươi Tết; mọi người đón chị xúc động; ông Bằng gặp lại chị; cả nhà quây quần bên mâm cỗ Tết. Có thể đặt nhan đề: “Chiều ba mươi Tết”, “Người dâu cũ”…</w:t>
-            </w:r>
-          </w:p>
-          <w:p>
-            <w:pPr>
-              <w:spacing w:before="0" w:after="0"/>
-              <w:jc w:val="both"/>
-            </w:pPr>
+              <w:t xml:space="preserve"> chị Hoài – con dâu trưởng, vợ liệt sĩ Tường, nay đã có gia đình riêng – từ quê lên thăm nhà đúng chiều ba mươi Tết; mọi người đón chị xúc động; ông Bằng gặp lại chị; cả nhà quây quần bên mâm cỗ Tết. Có thể đặt nhan đề: “Chiều ba mươi Tết”, “Người dâu cũ”…</w:t>
+            </w:r>
+          </w:p>
+          <w:p>
+            <w:pPr>
+              <w:spacing w:before="0" w:after="0"/>
+              <w:jc w:val="both"/>
+            </w:pPr>
+            <w:r>
+              <w:rPr>
+                <w:b/>
+                <w:i w:val="0"/>
+              </w:rPr>
+              <w:t>2. Nhân vật chị Hoài (câu hỏi 2):</w:t>
+            </w:r>
             <w:r>
               <w:rPr>
                 <w:b w:val="0"/>
                 <w:i w:val="0"/>
               </w:rPr>
-              <w:t>- Nhân vật chị Hoài: đẹp người, đẹp nết, hồn hậu, chu đáo, nặng tình nghĩa (quà quê, lời hỏi han từng người). Tác giả khắc hoạ qua ngoại hình, lời thoại, hành động và qua cái nhìn, cảm xúc của các nhân vật khác.</w:t>
-            </w:r>
-          </w:p>
-          <w:p>
-            <w:pPr>
-              <w:spacing w:before="0" w:after="0"/>
-              <w:jc w:val="both"/>
-            </w:pPr>
+              <w:t xml:space="preserve"> đẹp người, đẹp nết, hồn hậu, chu đáo, nặng tình nghĩa (quà quê, lời hỏi han từng người). Tác giả khắc hoạ qua ngoại hình, lời thoại, hành động và qua cái nhìn, cảm xúc của các nhân vật khác.</w:t>
+            </w:r>
+          </w:p>
+          <w:p>
+            <w:pPr>
+              <w:spacing w:before="0" w:after="0"/>
+              <w:jc w:val="both"/>
+            </w:pPr>
+            <w:r>
+              <w:rPr>
+                <w:b/>
+                <w:i w:val="0"/>
+              </w:rPr>
+              <w:t>3. Nhân vật ông Bằng (câu hỏi 3):</w:t>
+            </w:r>
             <w:r>
               <w:rPr>
                 <w:b w:val="0"/>
                 <w:i w:val="0"/>
               </w:rPr>
-              <w:t>- Nhân vật ông Bằng: được giới thiệu gián tiếp trước (qua lời kể, sự chờ đợi của mọi người) rồi mới xuất hiện; miêu tả ngoại hình, cử chỉ (“mắt chớp liên hồi, môi lật bật”) bộc lộ xúc động.</w:t>
-            </w:r>
-          </w:p>
-          <w:p>
-            <w:pPr>
-              <w:spacing w:before="0" w:after="0"/>
-              <w:jc w:val="both"/>
-            </w:pPr>
+              <w:t xml:space="preserve"> được giới thiệu gián tiếp trước (qua lời kể, sự chờ đợi của mọi người) rồi mới xuất hiện; miêu tả ngoại hình, cử chỉ (“mắt chớp liên hồi, môi lật bật”) bộc lộ xúc động.</w:t>
+            </w:r>
+          </w:p>
+          <w:p>
+            <w:pPr>
+              <w:spacing w:before="0" w:after="0"/>
+              <w:jc w:val="both"/>
+            </w:pPr>
+            <w:r>
+              <w:rPr>
+                <w:b/>
+                <w:i w:val="0"/>
+              </w:rPr>
+              <w:t>4. Sự đồng cảm của người kể chuyện (câu hỏi 4):</w:t>
+            </w:r>
             <w:r>
               <w:rPr>
                 <w:b w:val="0"/>
                 <w:i w:val="0"/>
               </w:rPr>
-              <w:t>- Sự đồng cảm của người kể chuyện với các giá trị văn hoá gia đình: miêu tả tỉ mỉ mâm cỗ Tết, nghi lễ cúng tất niên, tình nghĩa với người dâu cũ.</w:t>
-            </w:r>
-          </w:p>
-          <w:p>
-            <w:pPr>
-              <w:spacing w:before="0" w:after="0"/>
-              <w:jc w:val="both"/>
-            </w:pPr>
+              <w:t xml:space="preserve"> miêu tả tỉ mỉ mâm cỗ Tết, nghi lễ cúng tất niên, tình nghĩa với người dâu cũ – trân trọng các giá trị văn hoá gia đình.</w:t>
+            </w:r>
+          </w:p>
+          <w:p>
+            <w:pPr>
+              <w:spacing w:before="0" w:after="0"/>
+              <w:jc w:val="both"/>
+            </w:pPr>
+            <w:r>
+              <w:rPr>
+                <w:b/>
+                <w:i w:val="0"/>
+              </w:rPr>
+              <w:t>5. Tâm lí nhân vật (câu hỏi 5):</w:t>
+            </w:r>
             <w:r>
               <w:rPr>
                 <w:b w:val="0"/>
                 <w:i w:val="0"/>
               </w:rPr>
-              <w:t>- Tâm lí nhân vật được thể hiện qua lời thoại, cử chỉ, ý nghĩ (lời nửa trực tiếp của Phượng, Luận).</w:t>
-            </w:r>
-          </w:p>
-          <w:p>
-            <w:pPr>
-              <w:spacing w:before="0" w:after="0"/>
-              <w:jc w:val="both"/>
-            </w:pPr>
+              <w:t xml:space="preserve"> được thể hiện qua lời thoại, cử chỉ, ý nghĩ (lời nửa trực tiếp của Phượng, Luận).</w:t>
+            </w:r>
+          </w:p>
+          <w:p>
+            <w:pPr>
+              <w:spacing w:before="0" w:after="0"/>
+              <w:jc w:val="both"/>
+            </w:pPr>
+            <w:r>
+              <w:rPr>
+                <w:b/>
+                <w:i w:val="0"/>
+              </w:rPr>
+              <w:t>6. Nhan đề (câu hỏi 6):</w:t>
+            </w:r>
             <w:r>
               <w:rPr>
                 <w:b w:val="0"/>
                 <w:i w:val="0"/>
               </w:rPr>
-              <w:t>- Nhan đề: “mùa lá rụng” – quy luật đổi thay; ẩn dụ cho sự chuyển giao, thử thách của các giá trị truyền thống trong đời sống mới.</w:t>
-            </w:r>
-          </w:p>
-          <w:p>
-            <w:pPr>
-              <w:spacing w:before="0" w:after="0"/>
-              <w:jc w:val="both"/>
-            </w:pPr>
+              <w:t xml:space="preserve"> “mùa lá rụng” – quy luật đổi thay; ẩn dụ cho sự chuyển giao, thử thách của các giá trị truyền thống trong đời sống mới.</w:t>
+            </w:r>
+          </w:p>
+          <w:p>
+            <w:pPr>
+              <w:spacing w:before="0" w:after="0"/>
+              <w:jc w:val="both"/>
+            </w:pPr>
+            <w:r>
+              <w:rPr>
+                <w:b/>
+                <w:i w:val="0"/>
+              </w:rPr>
+              <w:t>7. Chi tiết “cài cắm” (câu hỏi 7):</w:t>
+            </w:r>
             <w:r>
               <w:rPr>
                 <w:b w:val="0"/>
                 <w:i w:val="0"/>
               </w:rPr>
-              <w:t>- Chi tiết “cài cắm”: Lý “vui vẻ quá mức”, chuyện “cậu Cừ” → báo hiệu biến cố về sau; giúp tác phẩm quy mô lớn chặt chẽ, tạo chờ đợi.</w:t>
+              <w:t xml:space="preserve"> Lý “vui vẻ quá mức”, chuyện “cậu Cừ” → báo hiệu biến cố về sau; giúp tác phẩm quy mô lớn chặt chẽ, tạo chờ đợi.</w:t>
             </w:r>
           </w:p>
           <w:p>
@@ -2600,6 +3340,26 @@
                 <w:b/>
                 <w:i w:val="0"/>
               </w:rPr>
+              <w:t>8. Đặc điểm tiểu thuyết hiện đại (câu hỏi 8):</w:t>
+            </w:r>
+            <w:r>
+              <w:rPr>
+                <w:b w:val="0"/>
+                <w:i w:val="0"/>
+              </w:rPr>
+              <w:t xml:space="preserve"> nhìn đời sống từ góc độ đời tư, cái thường ngày; nhân vật nhiều chiều; đan xen nhiều điểm nhìn.</w:t>
+            </w:r>
+          </w:p>
+          <w:p>
+            <w:pPr>
+              <w:spacing w:before="0" w:after="0"/>
+              <w:jc w:val="both"/>
+            </w:pPr>
+            <w:r>
+              <w:rPr>
+                <w:b/>
+                <w:i w:val="0"/>
+              </w:rPr>
               <w:t>III. Tổng kết</w:t>
             </w:r>
           </w:p>
@@ -2610,23 +3370,37 @@
             </w:pPr>
             <w:r>
               <w:rPr>
+                <w:b/>
+                <w:i w:val="0"/>
+              </w:rPr>
+              <w:t>1. Nội dung:</w:t>
+            </w:r>
+            <w:r>
+              <w:rPr>
                 <w:b w:val="0"/>
                 <w:i w:val="0"/>
               </w:rPr>
-              <w:t>- Nội dung: ngợi ca vẻ đẹp tình nghĩa gia đình, giá trị văn hoá truyền thống giữa những biến động xã hội.</w:t>
-            </w:r>
-          </w:p>
-          <w:p>
-            <w:pPr>
-              <w:spacing w:before="0" w:after="0"/>
-              <w:jc w:val="both"/>
-            </w:pPr>
+              <w:t xml:space="preserve"> ngợi ca vẻ đẹp tình nghĩa gia đình, giá trị văn hoá truyền thống giữa những biến động xã hội.</w:t>
+            </w:r>
+          </w:p>
+          <w:p>
+            <w:pPr>
+              <w:spacing w:before="0" w:after="0"/>
+              <w:jc w:val="both"/>
+            </w:pPr>
+            <w:r>
+              <w:rPr>
+                <w:b/>
+                <w:i w:val="0"/>
+              </w:rPr>
+              <w:t>2. Nghệ thuật:</w:t>
+            </w:r>
             <w:r>
               <w:rPr>
                 <w:b w:val="0"/>
                 <w:i w:val="0"/>
               </w:rPr>
-              <w:t>- Nghệ thuật: kết hợp nhiều thủ pháp khắc hoạ nhân vật; miêu tả tâm lí tinh tế; chi tiết đời thường giàu ý nghĩa; đặc điểm tiểu thuyết hiện đại.</w:t>
+              <w:t xml:space="preserve"> kết hợp nhiều thủ pháp khắc hoạ nhân vật; miêu tả tâm lí tinh tế; chi tiết đời thường giàu ý nghĩa; đặc điểm tiểu thuyết hiện đại.</w:t>
             </w:r>
           </w:p>
         </w:tc>
@@ -2646,7 +3420,7 @@
       <w:r>
         <w:rPr>
           <w:b/>
-          <w:i/>
+          <w:i w:val="0"/>
         </w:rPr>
         <w:t>d) Tổ chức thực hiện</w:t>
       </w:r>
@@ -2659,7 +3433,7 @@
       <w:r>
         <w:rPr>
           <w:b/>
-          <w:i/>
+          <w:i w:val="0"/>
         </w:rPr>
         <w:t>d.1. Nhiệm vụ 1: Tìm hiểu chung, tóm lược sự việc</w:t>
       </w:r>
@@ -2671,10 +3445,101 @@
       </w:pPr>
       <w:r>
         <w:rPr>
-          <w:b w:val="0"/>
-          <w:i w:val="0"/>
-        </w:rPr>
-        <w:t>- Bước 1: HS giới thiệu tác giả, tác phẩm; tóm lược sự việc chính, đề xuất nhan đề cho đoạn trích (câu 1 SGK). Bước 2 – 3: cá nhân, trình bày. Bước 4: GV chốt mục I, ý 1 mục II.</w:t>
+          <w:b/>
+          <w:i w:val="0"/>
+        </w:rPr>
+        <w:t>Bước 1: Giao nhiệm vụ học tập</w:t>
+      </w:r>
+    </w:p>
+    <w:p>
+      <w:pPr>
+        <w:spacing w:before="0" w:after="0"/>
+        <w:jc w:val="both"/>
+      </w:pPr>
+      <w:r>
+        <w:rPr>
+          <w:b w:val="0"/>
+          <w:i w:val="0"/>
+        </w:rPr>
+        <w:t>- GV mời HS đọc văn bản (phân vai lời thoại); yêu cầu HS giới thiệu tác giả, tác phẩm; tóm lược sự việc chính, đề xuất nhan đề cho đoạn trích (câu 1 SGK).</w:t>
+      </w:r>
+    </w:p>
+    <w:p>
+      <w:pPr>
+        <w:spacing w:before="0" w:after="0"/>
+        <w:jc w:val="both"/>
+      </w:pPr>
+      <w:r>
+        <w:rPr>
+          <w:b/>
+          <w:i w:val="0"/>
+        </w:rPr>
+        <w:t>Bước 2: Thực hiện nhiệm vụ</w:t>
+      </w:r>
+    </w:p>
+    <w:p>
+      <w:pPr>
+        <w:spacing w:before="0" w:after="0"/>
+        <w:jc w:val="both"/>
+      </w:pPr>
+      <w:r>
+        <w:rPr>
+          <w:b w:val="0"/>
+          <w:i w:val="0"/>
+        </w:rPr>
+        <w:t>HS làm việc cá nhân.</w:t>
+      </w:r>
+    </w:p>
+    <w:p>
+      <w:pPr>
+        <w:spacing w:before="0" w:after="0"/>
+        <w:jc w:val="both"/>
+      </w:pPr>
+      <w:r>
+        <w:rPr>
+          <w:b/>
+          <w:i w:val="0"/>
+        </w:rPr>
+        <w:t>Bước 3: Báo cáo, thảo luận</w:t>
+      </w:r>
+    </w:p>
+    <w:p>
+      <w:pPr>
+        <w:spacing w:before="0" w:after="0"/>
+        <w:jc w:val="both"/>
+      </w:pPr>
+      <w:r>
+        <w:rPr>
+          <w:b w:val="0"/>
+          <w:i w:val="0"/>
+        </w:rPr>
+        <w:t>- 2 – 3 HS trình bày; lớp nhận xét các nhan đề được đề xuất.</w:t>
+      </w:r>
+    </w:p>
+    <w:p>
+      <w:pPr>
+        <w:spacing w:before="0" w:after="0"/>
+        <w:jc w:val="both"/>
+      </w:pPr>
+      <w:r>
+        <w:rPr>
+          <w:b/>
+          <w:i w:val="0"/>
+        </w:rPr>
+        <w:t>Bước 4: Kết luận, nhận định</w:t>
+      </w:r>
+    </w:p>
+    <w:p>
+      <w:pPr>
+        <w:spacing w:before="0" w:after="0"/>
+        <w:jc w:val="both"/>
+      </w:pPr>
+      <w:r>
+        <w:rPr>
+          <w:b w:val="0"/>
+          <w:i w:val="0"/>
+        </w:rPr>
+        <w:t>- GV chốt mục I, ý 1 mục II.</w:t>
       </w:r>
     </w:p>
     <w:p>
@@ -2687,18 +3552,18 @@
           <w:b/>
           <w:i w:val="0"/>
         </w:rPr>
-        <w:t>HẾT TIẾT 4 CHUYỂN SANG TIẾT 5</w:t>
-      </w:r>
-    </w:p>
-    <w:p>
-      <w:pPr>
-        <w:spacing w:before="0" w:after="0"/>
-        <w:jc w:val="both"/>
-      </w:pPr>
-      <w:r>
-        <w:rPr>
-          <w:b/>
-          <w:i/>
+        <w:t>----------HẾT TIẾT 4 CHUYỂN SANG TIẾT 5----------</w:t>
+      </w:r>
+    </w:p>
+    <w:p>
+      <w:pPr>
+        <w:spacing w:before="0" w:after="0"/>
+        <w:jc w:val="both"/>
+      </w:pPr>
+      <w:r>
+        <w:rPr>
+          <w:b/>
+          <w:i w:val="0"/>
         </w:rPr>
         <w:t>d.2. Nhiệm vụ 2: Khám phá văn bản (thảo luận nhóm)</w:t>
       </w:r>
@@ -2711,7 +3576,7 @@
       <w:r>
         <w:rPr>
           <w:b/>
-          <w:i/>
+          <w:i w:val="0"/>
         </w:rPr>
         <w:t>Bước 1: Giao nhiệm vụ học tập</w:t>
       </w:r>
@@ -3173,8 +4038,36 @@
       </w:pPr>
       <w:r>
         <w:rPr>
-          <w:b/>
-          <w:i/>
+          <w:b w:val="0"/>
+          <w:i w:val="0"/>
+          <w:color w:val="EE0000"/>
+        </w:rPr>
+        <w:t>- GV yêu cầu HS sử dụng thiết bị cá nhân tra cứu thêm về phong tục cúng tất niên chiều ba mươi Tết trên nguồn học liệu chính thống để hiểu chi tiết mâm cỗ trong đoạn trích.</w:t>
+      </w:r>
+    </w:p>
+    <w:p>
+      <w:pPr>
+        <w:spacing w:before="0" w:after="0"/>
+        <w:jc w:val="both"/>
+      </w:pPr>
+      <w:r>
+        <w:rPr>
+          <w:b w:val="0"/>
+          <w:i w:val="0"/>
+          <w:color w:val="7030A0"/>
+        </w:rPr>
+        <w:t>(12.A1.1.a: Học sinh chủ động đối chiếu chéo thông tin tìm được (hoặc do AI cung cấp) với văn bản SGK để phát hiện sai số.)</w:t>
+      </w:r>
+    </w:p>
+    <w:p>
+      <w:pPr>
+        <w:spacing w:before="0" w:after="0"/>
+        <w:jc w:val="both"/>
+      </w:pPr>
+      <w:r>
+        <w:rPr>
+          <w:b/>
+          <w:i w:val="0"/>
         </w:rPr>
         <w:t>Bước 2: Thực hiện nhiệm vụ</w:t>
       </w:r>
@@ -3189,18 +4082,18 @@
           <w:b w:val="0"/>
           <w:i w:val="0"/>
         </w:rPr>
-        <w:t>- HS thảo luận nhóm, ghép nhóm mảnh ghép.</w:t>
-      </w:r>
-    </w:p>
-    <w:p>
-      <w:pPr>
-        <w:spacing w:before="0" w:after="0"/>
-        <w:jc w:val="both"/>
-      </w:pPr>
-      <w:r>
-        <w:rPr>
-          <w:b/>
-          <w:i/>
+        <w:t>- HS thảo luận nhóm 12 phút, ghép nhóm mảnh ghép.</w:t>
+      </w:r>
+    </w:p>
+    <w:p>
+      <w:pPr>
+        <w:spacing w:before="0" w:after="0"/>
+        <w:jc w:val="both"/>
+      </w:pPr>
+      <w:r>
+        <w:rPr>
+          <w:b/>
+          <w:i w:val="0"/>
         </w:rPr>
         <w:t>Bước 3: Báo cáo, thảo luận</w:t>
       </w:r>
@@ -3226,7 +4119,7 @@
       <w:r>
         <w:rPr>
           <w:b/>
-          <w:i/>
+          <w:i w:val="0"/>
         </w:rPr>
         <w:t>Bước 4: Kết luận, nhận định</w:t>
       </w:r>
@@ -3241,7 +4134,7 @@
           <w:b w:val="0"/>
           <w:i w:val="0"/>
         </w:rPr>
-        <w:t>- GV chốt ý 2 – 6 mục II.</w:t>
+        <w:t>- GV nhận xét, chốt ý 2 – 6 mục II.</w:t>
       </w:r>
     </w:p>
     <w:p>
@@ -3254,18 +4147,18 @@
           <w:b/>
           <w:i w:val="0"/>
         </w:rPr>
-        <w:t>HẾT TIẾT 5 CHUYỂN SANG TIẾT 6</w:t>
-      </w:r>
-    </w:p>
-    <w:p>
-      <w:pPr>
-        <w:spacing w:before="0" w:after="0"/>
-        <w:jc w:val="both"/>
-      </w:pPr>
-      <w:r>
-        <w:rPr>
-          <w:b/>
-          <w:i/>
+        <w:t>----------HẾT TIẾT 5 CHUYỂN SANG TIẾT 6----------</w:t>
+      </w:r>
+    </w:p>
+    <w:p>
+      <w:pPr>
+        <w:spacing w:before="0" w:after="0"/>
+        <w:jc w:val="both"/>
+      </w:pPr>
+      <w:r>
+        <w:rPr>
+          <w:b/>
+          <w:i w:val="0"/>
         </w:rPr>
         <w:t>d.3. Nhiệm vụ 3: Chi tiết “cài cắm”, đặc điểm tiểu thuyết hiện đại, tổng kết</w:t>
       </w:r>
@@ -3277,42 +4170,107 @@
       </w:pPr>
       <w:r>
         <w:rPr>
-          <w:b w:val="0"/>
-          <w:i w:val="0"/>
-        </w:rPr>
-        <w:t>- Bước 1: Câu 7, 8 SGK: Tìm chi tiết báo hiệu sự kiện, vấn đề sẽ được khơi sâu ở phần sau; việc “cài cắm” có ý nghĩa gì? Những đặc điểm nào của tiểu thuyết hiện đại thể hiện rõ qua đoạn trích?</w:t>
-      </w:r>
-    </w:p>
-    <w:p>
-      <w:pPr>
-        <w:spacing w:before="0" w:after="0"/>
-        <w:jc w:val="both"/>
-      </w:pPr>
-      <w:r>
-        <w:rPr>
-          <w:b w:val="0"/>
-          <w:i w:val="0"/>
-        </w:rPr>
-        <w:t>- Bước 2 – 3: HS làm cặp đôi, trình bày; lớp nhận xét.</w:t>
-      </w:r>
-    </w:p>
-    <w:p>
-      <w:pPr>
-        <w:spacing w:before="0" w:after="0"/>
-        <w:jc w:val="both"/>
-      </w:pPr>
-      <w:r>
-        <w:rPr>
-          <w:b w:val="0"/>
-          <w:i w:val="0"/>
-        </w:rPr>
-        <w:t>- Bước 4: GV chốt ý 7 mục II và mục III.</w:t>
-      </w:r>
-    </w:p>
-    <w:p>
-      <w:pPr>
-        <w:spacing w:before="80" w:after="0"/>
-        <w:jc w:val="center"/>
+          <w:b/>
+          <w:i w:val="0"/>
+        </w:rPr>
+        <w:t>Bước 1: Giao nhiệm vụ học tập</w:t>
+      </w:r>
+    </w:p>
+    <w:p>
+      <w:pPr>
+        <w:spacing w:before="0" w:after="0"/>
+        <w:jc w:val="both"/>
+      </w:pPr>
+      <w:r>
+        <w:rPr>
+          <w:b w:val="0"/>
+          <w:i w:val="0"/>
+        </w:rPr>
+        <w:t>- GV nêu câu 7, 8 SGK: Tìm chi tiết báo hiệu sự kiện, vấn đề sẽ được khơi sâu ở phần sau; việc “cài cắm” có ý nghĩa gì? Những đặc điểm nào của tiểu thuyết hiện đại thể hiện rõ qua đoạn trích?</w:t>
+      </w:r>
+    </w:p>
+    <w:p>
+      <w:pPr>
+        <w:spacing w:before="0" w:after="0"/>
+        <w:jc w:val="both"/>
+      </w:pPr>
+      <w:r>
+        <w:rPr>
+          <w:b/>
+          <w:i w:val="0"/>
+        </w:rPr>
+        <w:t>Bước 2: Thực hiện nhiệm vụ</w:t>
+      </w:r>
+    </w:p>
+    <w:p>
+      <w:pPr>
+        <w:spacing w:before="0" w:after="0"/>
+        <w:jc w:val="both"/>
+      </w:pPr>
+      <w:r>
+        <w:rPr>
+          <w:b w:val="0"/>
+          <w:i w:val="0"/>
+        </w:rPr>
+        <w:t>HS làm việc theo cặp.</w:t>
+      </w:r>
+    </w:p>
+    <w:p>
+      <w:pPr>
+        <w:spacing w:before="0" w:after="0"/>
+        <w:jc w:val="both"/>
+      </w:pPr>
+      <w:r>
+        <w:rPr>
+          <w:b/>
+          <w:i w:val="0"/>
+        </w:rPr>
+        <w:t>Bước 3: Báo cáo, thảo luận</w:t>
+      </w:r>
+    </w:p>
+    <w:p>
+      <w:pPr>
+        <w:spacing w:before="0" w:after="0"/>
+        <w:jc w:val="both"/>
+      </w:pPr>
+      <w:r>
+        <w:rPr>
+          <w:b w:val="0"/>
+          <w:i w:val="0"/>
+        </w:rPr>
+        <w:t>- Đại diện 2 – 3 cặp trình bày; lớp nhận xét.</w:t>
+      </w:r>
+    </w:p>
+    <w:p>
+      <w:pPr>
+        <w:spacing w:before="0" w:after="0"/>
+        <w:jc w:val="both"/>
+      </w:pPr>
+      <w:r>
+        <w:rPr>
+          <w:b/>
+          <w:i w:val="0"/>
+        </w:rPr>
+        <w:t>Bước 4: Kết luận, nhận định</w:t>
+      </w:r>
+    </w:p>
+    <w:p>
+      <w:pPr>
+        <w:spacing w:before="0" w:after="0"/>
+        <w:jc w:val="both"/>
+      </w:pPr>
+      <w:r>
+        <w:rPr>
+          <w:b w:val="0"/>
+          <w:i w:val="0"/>
+        </w:rPr>
+        <w:t>- GV chốt ý 7, 8 mục II và mục III; so sánh nhanh hai văn bản đọc (giọng trào phúng – giọng trữ tình, cảm thông) để thấy sự đa dạng của tiểu thuyết hiện đại.</w:t>
+      </w:r>
+    </w:p>
+    <w:p>
+      <w:pPr>
+        <w:spacing w:before="0" w:after="0"/>
+        <w:jc w:val="both"/>
       </w:pPr>
       <w:r>
         <w:rPr>
@@ -3329,10 +4287,90 @@
       </w:pPr>
       <w:r>
         <w:rPr>
-          <w:b w:val="0"/>
-          <w:i w:val="0"/>
-        </w:rPr>
-        <w:t>- Bước 1: GV chiếu mã QR bài củng cố Mùa lá rụng trong vườn; HS làm bài 12 phút (5.2.NC1b; 2.5.NC1a).</w:t>
+          <w:b/>
+          <w:i w:val="0"/>
+        </w:rPr>
+        <w:t>a) Mục tiêu:</w:t>
+      </w:r>
+      <w:r>
+        <w:rPr>
+          <w:b w:val="0"/>
+          <w:i w:val="0"/>
+        </w:rPr>
+        <w:t xml:space="preserve"> Củng cố kiến thức về văn bản Mùa lá rụng trong vườn.</w:t>
+      </w:r>
+    </w:p>
+    <w:p>
+      <w:pPr>
+        <w:spacing w:before="0" w:after="0"/>
+        <w:jc w:val="both"/>
+      </w:pPr>
+      <w:r>
+        <w:rPr>
+          <w:b/>
+          <w:i w:val="0"/>
+        </w:rPr>
+        <w:t>b) Nội dung:</w:t>
+      </w:r>
+      <w:r>
+        <w:rPr>
+          <w:b w:val="0"/>
+          <w:i w:val="0"/>
+        </w:rPr>
+        <w:t xml:space="preserve"> HS làm bài củng cố trực tuyến.</w:t>
+      </w:r>
+    </w:p>
+    <w:p>
+      <w:pPr>
+        <w:spacing w:before="0" w:after="0"/>
+        <w:jc w:val="both"/>
+      </w:pPr>
+      <w:r>
+        <w:rPr>
+          <w:b/>
+          <w:i w:val="0"/>
+        </w:rPr>
+        <w:t>c) Sản phẩm:</w:t>
+      </w:r>
+      <w:r>
+        <w:rPr>
+          <w:b w:val="0"/>
+          <w:i w:val="0"/>
+        </w:rPr>
+        <w:t xml:space="preserve"> Kết quả bài làm trực tuyến của HS.</w:t>
+      </w:r>
+    </w:p>
+    <w:p>
+      <w:pPr>
+        <w:spacing w:before="0" w:after="0"/>
+        <w:jc w:val="both"/>
+      </w:pPr>
+      <w:r>
+        <w:rPr>
+          <w:b/>
+          <w:i w:val="0"/>
+        </w:rPr>
+        <w:t>d) Tổ chức thực hiện</w:t>
+      </w:r>
+    </w:p>
+    <w:p>
+      <w:pPr>
+        <w:spacing w:before="0" w:after="0"/>
+        <w:jc w:val="both"/>
+      </w:pPr>
+      <w:r>
+        <w:rPr>
+          <w:b/>
+          <w:i w:val="0"/>
+        </w:rPr>
+        <w:t>Bước 1: Giao nhiệm vụ học tập:</w:t>
+      </w:r>
+      <w:r>
+        <w:rPr>
+          <w:b w:val="0"/>
+          <w:i w:val="0"/>
+        </w:rPr>
+        <w:t xml:space="preserve"> GV chiếu mã QR bài củng cố Mùa lá rụng trong vườn; HS làm bài trong 10 phút.</w:t>
       </w:r>
     </w:p>
     <w:p>
@@ -3409,47 +4447,243 @@
         <w:rPr>
           <w:b w:val="0"/>
           <w:i w:val="0"/>
-        </w:rPr>
-        <w:t>- Bước 2 – 4: HS làm bài cá nhân; GV xem kết quả, chữa câu nhiều HS sai; nhận xét.</w:t>
-      </w:r>
-    </w:p>
-    <w:p>
-      <w:pPr>
-        <w:spacing w:before="80" w:after="0"/>
-        <w:jc w:val="center"/>
-      </w:pPr>
-      <w:r>
-        <w:rPr>
-          <w:b/>
-          <w:i w:val="0"/>
-        </w:rPr>
-        <w:t>4. Hoạt động 4: Vận dụng (Kết nối đọc – viết, làm ở nhà)</w:t>
-      </w:r>
-    </w:p>
-    <w:p>
-      <w:pPr>
-        <w:spacing w:before="0" w:after="0"/>
-        <w:jc w:val="both"/>
-      </w:pPr>
-      <w:r>
-        <w:rPr>
-          <w:b w:val="0"/>
-          <w:i w:val="0"/>
-        </w:rPr>
-        <w:t>- Viết đoạn văn (khoảng 150 chữ) về hình tượng người chị trong một tác phẩm tự chọn đã gây cho bạn ấn tượng và cảm xúc sâu sắc (gợi liên tưởng từ nhân vật chị Hoài).</w:t>
-      </w:r>
-    </w:p>
-    <w:p>
-      <w:pPr>
-        <w:spacing w:before="0" w:after="0"/>
-        <w:jc w:val="both"/>
-      </w:pPr>
-      <w:r>
-        <w:rPr>
-          <w:b w:val="0"/>
-          <w:i w:val="0"/>
-        </w:rPr>
-        <w:t>- HS nộp bài qua Google Classroom; tự đánh giá bằng bảng kiểm; GV nhận xét.</w:t>
+          <w:color w:val="EE0000"/>
+        </w:rPr>
+        <w:t>[5.2.NC1b; 2.5.NC1a: HS sử dụng hệ thống luyện tập trực tuyến để củng cố bài học, nhận phản hồi, tự đánh giá; làm bài trung thực, bảo mật thông tin cá nhân.]</w:t>
+      </w:r>
+    </w:p>
+    <w:p>
+      <w:pPr>
+        <w:spacing w:before="0" w:after="0"/>
+        <w:jc w:val="both"/>
+      </w:pPr>
+      <w:r>
+        <w:rPr>
+          <w:b/>
+          <w:i w:val="0"/>
+        </w:rPr>
+        <w:t>Bước 2: Thực hiện nhiệm vụ:</w:t>
+      </w:r>
+      <w:r>
+        <w:rPr>
+          <w:b w:val="0"/>
+          <w:i w:val="0"/>
+        </w:rPr>
+        <w:t xml:space="preserve"> HS làm bài cá nhân.</w:t>
+      </w:r>
+    </w:p>
+    <w:p>
+      <w:pPr>
+        <w:spacing w:before="0" w:after="0"/>
+        <w:jc w:val="both"/>
+      </w:pPr>
+      <w:r>
+        <w:rPr>
+          <w:b/>
+          <w:i w:val="0"/>
+        </w:rPr>
+        <w:t>Bước 3: Báo cáo, thảo luận:</w:t>
+      </w:r>
+      <w:r>
+        <w:rPr>
+          <w:b w:val="0"/>
+          <w:i w:val="0"/>
+        </w:rPr>
+        <w:t xml:space="preserve"> GV xem kết quả, nêu câu nhiều HS sai.</w:t>
+      </w:r>
+    </w:p>
+    <w:p>
+      <w:pPr>
+        <w:spacing w:before="0" w:after="0"/>
+        <w:jc w:val="both"/>
+      </w:pPr>
+      <w:r>
+        <w:rPr>
+          <w:b/>
+          <w:i w:val="0"/>
+        </w:rPr>
+        <w:t>Bước 4: Kết luận, nhận định:</w:t>
+      </w:r>
+      <w:r>
+        <w:rPr>
+          <w:b w:val="0"/>
+          <w:i w:val="0"/>
+        </w:rPr>
+        <w:t xml:space="preserve"> GV chữa, nhận xét.</w:t>
+      </w:r>
+    </w:p>
+    <w:p>
+      <w:pPr>
+        <w:spacing w:before="0" w:after="0"/>
+        <w:jc w:val="both"/>
+      </w:pPr>
+      <w:r>
+        <w:rPr>
+          <w:b/>
+          <w:i w:val="0"/>
+        </w:rPr>
+        <w:t>4. Hoạt động 4: Vận dụng (Kết nối đọc – viết)</w:t>
+      </w:r>
+    </w:p>
+    <w:p>
+      <w:pPr>
+        <w:spacing w:before="0" w:after="0"/>
+        <w:jc w:val="both"/>
+      </w:pPr>
+      <w:r>
+        <w:rPr>
+          <w:b/>
+          <w:i w:val="0"/>
+        </w:rPr>
+        <w:t>a) Mục tiêu:</w:t>
+      </w:r>
+      <w:r>
+        <w:rPr>
+          <w:b w:val="0"/>
+          <w:i w:val="0"/>
+        </w:rPr>
+        <w:t xml:space="preserve"> Liên hệ, mở rộng từ hình tượng nhân vật chị Hoài.</w:t>
+      </w:r>
+    </w:p>
+    <w:p>
+      <w:pPr>
+        <w:spacing w:before="0" w:after="0"/>
+        <w:jc w:val="both"/>
+      </w:pPr>
+      <w:r>
+        <w:rPr>
+          <w:b/>
+          <w:i w:val="0"/>
+        </w:rPr>
+        <w:t>b) Nội dung:</w:t>
+      </w:r>
+      <w:r>
+        <w:rPr>
+          <w:b w:val="0"/>
+          <w:i w:val="0"/>
+        </w:rPr>
+        <w:t xml:space="preserve"> Viết đoạn văn (khoảng 150 chữ) về hình tượng người chị trong một tác phẩm tự chọn đã gây cho bạn ấn tượng và cảm xúc sâu sắc.</w:t>
+      </w:r>
+    </w:p>
+    <w:p>
+      <w:pPr>
+        <w:spacing w:before="0" w:after="0"/>
+        <w:jc w:val="both"/>
+      </w:pPr>
+      <w:r>
+        <w:rPr>
+          <w:b/>
+          <w:i w:val="0"/>
+        </w:rPr>
+        <w:t>c) Sản phẩm:</w:t>
+      </w:r>
+      <w:r>
+        <w:rPr>
+          <w:b w:val="0"/>
+          <w:i w:val="0"/>
+        </w:rPr>
+        <w:t xml:space="preserve"> Đoạn văn của HS.</w:t>
+      </w:r>
+    </w:p>
+    <w:p>
+      <w:pPr>
+        <w:spacing w:before="0" w:after="0"/>
+        <w:jc w:val="both"/>
+      </w:pPr>
+      <w:r>
+        <w:rPr>
+          <w:b/>
+          <w:i w:val="0"/>
+        </w:rPr>
+        <w:t>d) Tổ chức thực hiện</w:t>
+      </w:r>
+    </w:p>
+    <w:p>
+      <w:pPr>
+        <w:spacing w:before="0" w:after="0"/>
+        <w:jc w:val="both"/>
+      </w:pPr>
+      <w:r>
+        <w:rPr>
+          <w:b/>
+          <w:i w:val="0"/>
+        </w:rPr>
+        <w:t>Bước 1: Giao nhiệm vụ học tập:</w:t>
+      </w:r>
+      <w:r>
+        <w:rPr>
+          <w:b w:val="0"/>
+          <w:i w:val="0"/>
+        </w:rPr>
+        <w:t xml:space="preserve"> GV gợi ý một số tác phẩm (Hai đứa trẻ, Mùa lá rụng trong vườn, các truyện về đề tài gia đình…).</w:t>
+      </w:r>
+    </w:p>
+    <w:p>
+      <w:pPr>
+        <w:spacing w:before="0" w:after="0"/>
+        <w:jc w:val="both"/>
+      </w:pPr>
+      <w:r>
+        <w:rPr>
+          <w:b/>
+          <w:i w:val="0"/>
+        </w:rPr>
+        <w:t>Bước 2: Thực hiện nhiệm vụ:</w:t>
+      </w:r>
+      <w:r>
+        <w:rPr>
+          <w:b w:val="0"/>
+          <w:i w:val="0"/>
+        </w:rPr>
+        <w:t xml:space="preserve"> HS viết ở nhà.</w:t>
+      </w:r>
+    </w:p>
+    <w:p>
+      <w:pPr>
+        <w:spacing w:before="0" w:after="0"/>
+        <w:jc w:val="both"/>
+      </w:pPr>
+      <w:r>
+        <w:rPr>
+          <w:b/>
+          <w:i w:val="0"/>
+        </w:rPr>
+        <w:t>Bước 3: Báo cáo, thảo luận:</w:t>
+      </w:r>
+      <w:r>
+        <w:rPr>
+          <w:b w:val="0"/>
+          <w:i w:val="0"/>
+        </w:rPr>
+        <w:t xml:space="preserve"> </w:t>
+      </w:r>
+      <w:r>
+        <w:rPr>
+          <w:b w:val="0"/>
+          <w:i w:val="0"/>
+          <w:color w:val="EE0000"/>
+        </w:rPr>
+        <w:t>HS nộp bài qua Google Classroom của lớp.</w:t>
+      </w:r>
+    </w:p>
+    <w:p>
+      <w:pPr>
+        <w:spacing w:before="0" w:after="0"/>
+        <w:jc w:val="both"/>
+      </w:pPr>
+      <w:r>
+        <w:rPr>
+          <w:b/>
+          <w:i w:val="0"/>
+        </w:rPr>
+        <w:t>Bước 4: Kết luận, nhận định:</w:t>
+      </w:r>
+      <w:r>
+        <w:rPr>
+          <w:b w:val="0"/>
+          <w:i w:val="0"/>
+        </w:rPr>
+        <w:t xml:space="preserve"> GV nhận xét theo bảng kiểm (Phụ lục).</w:t>
       </w:r>
     </w:p>
     <w:p>
@@ -3462,7 +4696,7 @@
           <w:b/>
           <w:i w:val="0"/>
         </w:rPr>
-        <w:t>HẾT TIẾT 6 CHUYỂN SANG TIẾT 7</w:t>
+        <w:t>----------HẾT TIẾT 6 CHUYỂN SANG TIẾT 7----------</w:t>
       </w:r>
     </w:p>
     <w:p>
@@ -3488,7 +4722,7 @@
           <w:b w:val="0"/>
           <w:i w:val="0"/>
         </w:rPr>
-        <w:t>(Dự kiến thời gian: 1 tiết)</w:t>
+        <w:t>(Dự kiến thời gian: 01 tiết – Tiết 7)</w:t>
       </w:r>
     </w:p>
     <w:p>
@@ -3511,36 +4745,126 @@
       </w:pPr>
       <w:r>
         <w:rPr>
-          <w:b w:val="0"/>
-          <w:i w:val="0"/>
-        </w:rPr>
-        <w:t>- Nhận biết và phân tích được đặc điểm, tác dụng của biện pháp tu từ nói mỉa, nghịch ngữ.</w:t>
-      </w:r>
-    </w:p>
-    <w:p>
-      <w:pPr>
-        <w:spacing w:before="0" w:after="0"/>
-        <w:jc w:val="both"/>
-      </w:pPr>
-      <w:r>
-        <w:rPr>
-          <w:b w:val="0"/>
-          <w:i w:val="0"/>
-        </w:rPr>
-        <w:t>- Năng lực số: 6.2.NC1a (dùng AI gợi ý ngữ liệu, tự kiểm chứng); 1.1.NC1a (tìm ngữ liệu từ nguồn chính thống).</w:t>
-      </w:r>
-    </w:p>
-    <w:p>
-      <w:pPr>
-        <w:spacing w:before="0" w:after="0"/>
-        <w:jc w:val="both"/>
-      </w:pPr>
-      <w:r>
-        <w:rPr>
-          <w:b w:val="0"/>
-          <w:i w:val="0"/>
-        </w:rPr>
-        <w:t>- Phẩm chất: dùng ngôn ngữ đúng mực; phê phán cái xấu một cách văn hoá.</w:t>
+          <w:b/>
+          <w:i w:val="0"/>
+        </w:rPr>
+        <w:t>1. Về kiến thức:</w:t>
+      </w:r>
+      <w:r>
+        <w:rPr>
+          <w:b w:val="0"/>
+          <w:i w:val="0"/>
+        </w:rPr>
+        <w:t xml:space="preserve"> Nhận biết và phân tích được đặc điểm, tác dụng của biện pháp tu từ nói mỉa, nghịch ngữ.</w:t>
+      </w:r>
+    </w:p>
+    <w:p>
+      <w:pPr>
+        <w:spacing w:before="0" w:after="0"/>
+        <w:jc w:val="both"/>
+      </w:pPr>
+      <w:r>
+        <w:rPr>
+          <w:b/>
+          <w:i w:val="0"/>
+        </w:rPr>
+        <w:t>2. Về năng lực:</w:t>
+      </w:r>
+    </w:p>
+    <w:p>
+      <w:pPr>
+        <w:spacing w:before="0" w:after="0"/>
+        <w:jc w:val="both"/>
+      </w:pPr>
+      <w:r>
+        <w:rPr>
+          <w:b w:val="0"/>
+          <w:i w:val="0"/>
+        </w:rPr>
+        <w:t>- Năng lực nhận diện, phân tích hiệu quả của nói mỉa, nghịch ngữ trong văn bản.</w:t>
+      </w:r>
+    </w:p>
+    <w:p>
+      <w:pPr>
+        <w:spacing w:before="0" w:after="0"/>
+        <w:jc w:val="both"/>
+      </w:pPr>
+      <w:r>
+        <w:rPr>
+          <w:b/>
+          <w:i w:val="0"/>
+        </w:rPr>
+        <w:t>c. Năng lực số</w:t>
+      </w:r>
+    </w:p>
+    <w:p>
+      <w:pPr>
+        <w:spacing w:before="0" w:after="0"/>
+        <w:jc w:val="both"/>
+      </w:pPr>
+      <w:r>
+        <w:rPr>
+          <w:b w:val="0"/>
+          <w:i w:val="0"/>
+          <w:color w:val="EE0000"/>
+        </w:rPr>
+        <w:t>- 1.1.NC1a: Tìm ngữ liệu có nói mỉa, nghịch ngữ từ nguồn học liệu chính thống.</w:t>
+      </w:r>
+    </w:p>
+    <w:p>
+      <w:pPr>
+        <w:spacing w:before="0" w:after="0"/>
+        <w:jc w:val="both"/>
+      </w:pPr>
+      <w:r>
+        <w:rPr>
+          <w:b w:val="0"/>
+          <w:i w:val="0"/>
+          <w:color w:val="EE0000"/>
+        </w:rPr>
+        <w:t>- 6.2.NC1a: Sử dụng câu lệnh (prompt) để AI gợi ý ngữ liệu; tự kiểm chứng.</w:t>
+      </w:r>
+    </w:p>
+    <w:p>
+      <w:pPr>
+        <w:spacing w:before="0" w:after="0"/>
+        <w:jc w:val="both"/>
+      </w:pPr>
+      <w:r>
+        <w:rPr>
+          <w:b/>
+          <w:i w:val="0"/>
+          <w:color w:val="7030A0"/>
+        </w:rPr>
+        <w:t>12.A3.1.a:</w:t>
+      </w:r>
+      <w:r>
+        <w:rPr>
+          <w:b w:val="0"/>
+          <w:i w:val="0"/>
+          <w:color w:val="7030A0"/>
+        </w:rPr>
+        <w:t xml:space="preserve"> Học sinh nhận biết AI có thể nhận diện sai biện pháp tu từ khi không hiểu hàm ngôn.</w:t>
+      </w:r>
+    </w:p>
+    <w:p>
+      <w:pPr>
+        <w:spacing w:before="0" w:after="0"/>
+        <w:jc w:val="both"/>
+      </w:pPr>
+      <w:r>
+        <w:rPr>
+          <w:b/>
+          <w:i w:val="0"/>
+        </w:rPr>
+        <w:t>3. Về phẩm chất:</w:t>
+      </w:r>
+      <w:r>
+        <w:rPr>
+          <w:b w:val="0"/>
+          <w:i w:val="0"/>
+        </w:rPr>
+        <w:t xml:space="preserve"> Dùng ngôn ngữ đúng mực; phê phán cái xấu một cách văn hoá.</w:t>
       </w:r>
     </w:p>
     <w:p>
@@ -3553,59 +4877,314 @@
           <w:b/>
           <w:i w:val="0"/>
         </w:rPr>
-        <w:t>II. TIẾN TRÌNH DẠY HỌC</w:t>
-      </w:r>
-    </w:p>
-    <w:p>
-      <w:pPr>
-        <w:spacing w:before="80" w:after="0"/>
-        <w:jc w:val="center"/>
-      </w:pPr>
-      <w:r>
-        <w:rPr>
-          <w:b/>
-          <w:i w:val="0"/>
-        </w:rPr>
-        <w:t>1. Hoạt động 1: Mở đầu (5 phút)</w:t>
-      </w:r>
-    </w:p>
-    <w:p>
-      <w:pPr>
-        <w:spacing w:before="0" w:after="0"/>
-        <w:jc w:val="both"/>
-      </w:pPr>
-      <w:r>
-        <w:rPr>
-          <w:b w:val="0"/>
-          <w:i w:val="0"/>
-        </w:rPr>
-        <w:t>- GV nêu hai câu: “Đẹp mặt chưa kìa!” và “Cảm ơn ngài, ngài đã dạy quá lời”; HS nhận xét thái độ thật của người nói.</w:t>
-      </w:r>
-    </w:p>
-    <w:p>
-      <w:pPr>
-        <w:spacing w:before="80" w:after="0"/>
-        <w:jc w:val="center"/>
-      </w:pPr>
-      <w:r>
-        <w:rPr>
-          <w:b/>
-          <w:i w:val="0"/>
-        </w:rPr>
-        <w:t>2. Hoạt động 2: Hình thành kiến thức mới (10 phút)</w:t>
-      </w:r>
-    </w:p>
-    <w:p>
-      <w:pPr>
-        <w:spacing w:before="0" w:after="0"/>
-        <w:jc w:val="both"/>
-      </w:pPr>
-      <w:r>
-        <w:rPr>
-          <w:b w:val="0"/>
-          <w:i w:val="0"/>
-        </w:rPr>
-        <w:t>- HS đọc khung “Dấu hiệu nhận biết biện pháp tu từ nói mỉa” và “Dấu hiệu nhận biết nghịch ngữ” (SGK tr.26 – 27); GV chốt:</w:t>
+        <w:t>II. THIẾT BỊ DẠY HỌC VÀ HỌC LIỆU</w:t>
+      </w:r>
+    </w:p>
+    <w:p>
+      <w:pPr>
+        <w:spacing w:before="0" w:after="0"/>
+        <w:jc w:val="both"/>
+      </w:pPr>
+      <w:r>
+        <w:rPr>
+          <w:b/>
+          <w:i w:val="0"/>
+        </w:rPr>
+        <w:t>1. Thiết bị:</w:t>
+      </w:r>
+      <w:r>
+        <w:rPr>
+          <w:b w:val="0"/>
+          <w:i w:val="0"/>
+        </w:rPr>
+        <w:t xml:space="preserve"> Máy chiếu, máy tính, </w:t>
+      </w:r>
+      <w:r>
+        <w:rPr>
+          <w:b w:val="0"/>
+          <w:i w:val="0"/>
+          <w:color w:val="EE0000"/>
+        </w:rPr>
+        <w:t>điện thoại thông minh (nếu điều kiện cho phép) có kết nối Internet,</w:t>
+      </w:r>
+      <w:r>
+        <w:rPr>
+          <w:b w:val="0"/>
+          <w:i w:val="0"/>
+        </w:rPr>
+        <w:t xml:space="preserve"> phiếu học tập.</w:t>
+      </w:r>
+    </w:p>
+    <w:p>
+      <w:pPr>
+        <w:spacing w:before="0" w:after="0"/>
+        <w:jc w:val="both"/>
+      </w:pPr>
+      <w:r>
+        <w:rPr>
+          <w:b/>
+          <w:i w:val="0"/>
+        </w:rPr>
+        <w:t>2. Học liệu:</w:t>
+      </w:r>
+      <w:r>
+        <w:rPr>
+          <w:b w:val="0"/>
+          <w:i w:val="0"/>
+        </w:rPr>
+        <w:t xml:space="preserve"> SGK Ngữ văn 12, tập một (tr.26 – 27); SGV.</w:t>
+      </w:r>
+    </w:p>
+    <w:p>
+      <w:pPr>
+        <w:spacing w:before="60" w:after="0"/>
+        <w:jc w:val="both"/>
+      </w:pPr>
+      <w:r>
+        <w:rPr>
+          <w:b/>
+          <w:i w:val="0"/>
+        </w:rPr>
+        <w:t>III. TIẾN TRÌNH DẠY HỌC</w:t>
+      </w:r>
+    </w:p>
+    <w:p>
+      <w:pPr>
+        <w:spacing w:before="0" w:after="0"/>
+        <w:jc w:val="both"/>
+      </w:pPr>
+      <w:r>
+        <w:rPr>
+          <w:b/>
+          <w:i w:val="0"/>
+        </w:rPr>
+        <w:t>Hoạt động 1: Mở đầu (Dự kiến thời gian: 5 phút)</w:t>
+      </w:r>
+    </w:p>
+    <w:p>
+      <w:pPr>
+        <w:spacing w:before="0" w:after="0"/>
+        <w:jc w:val="both"/>
+      </w:pPr>
+      <w:r>
+        <w:rPr>
+          <w:b/>
+          <w:i w:val="0"/>
+        </w:rPr>
+        <w:t>a) Mục tiêu:</w:t>
+      </w:r>
+      <w:r>
+        <w:rPr>
+          <w:b w:val="0"/>
+          <w:i w:val="0"/>
+        </w:rPr>
+        <w:t xml:space="preserve"> Tạo hứng thú, giúp HS nhận ra hiện tượng nói một đằng, hiểu một nẻo.</w:t>
+      </w:r>
+    </w:p>
+    <w:p>
+      <w:pPr>
+        <w:spacing w:before="0" w:after="0"/>
+        <w:jc w:val="both"/>
+      </w:pPr>
+      <w:r>
+        <w:rPr>
+          <w:b/>
+          <w:i w:val="0"/>
+        </w:rPr>
+        <w:t>b) Nội dung:</w:t>
+      </w:r>
+      <w:r>
+        <w:rPr>
+          <w:b w:val="0"/>
+          <w:i w:val="0"/>
+        </w:rPr>
+        <w:t xml:space="preserve"> GV nêu hai câu: “Đẹp mặt chưa kìa!” và “Cảm ơn ngài, ngài đã dạy quá lời”.</w:t>
+      </w:r>
+    </w:p>
+    <w:p>
+      <w:pPr>
+        <w:spacing w:before="0" w:after="0"/>
+        <w:jc w:val="both"/>
+      </w:pPr>
+      <w:r>
+        <w:rPr>
+          <w:b/>
+          <w:i w:val="0"/>
+        </w:rPr>
+        <w:t>c) Sản phẩm:</w:t>
+      </w:r>
+      <w:r>
+        <w:rPr>
+          <w:b w:val="0"/>
+          <w:i w:val="0"/>
+        </w:rPr>
+        <w:t xml:space="preserve"> Nhận xét của HS về thái độ thật của người nói.</w:t>
+      </w:r>
+    </w:p>
+    <w:p>
+      <w:pPr>
+        <w:spacing w:before="0" w:after="0"/>
+        <w:jc w:val="both"/>
+      </w:pPr>
+      <w:r>
+        <w:rPr>
+          <w:b/>
+          <w:i w:val="0"/>
+        </w:rPr>
+        <w:t>d) Tổ chức thực hiện</w:t>
+      </w:r>
+    </w:p>
+    <w:p>
+      <w:pPr>
+        <w:spacing w:before="0" w:after="0"/>
+        <w:jc w:val="both"/>
+      </w:pPr>
+      <w:r>
+        <w:rPr>
+          <w:b/>
+          <w:i w:val="0"/>
+        </w:rPr>
+        <w:t>Bước 1: Giao nhiệm vụ học tập:</w:t>
+      </w:r>
+      <w:r>
+        <w:rPr>
+          <w:b w:val="0"/>
+          <w:i w:val="0"/>
+        </w:rPr>
+        <w:t xml:space="preserve"> GV chiếu hai câu, hỏi: thái độ thật của người nói là khen hay chê?</w:t>
+      </w:r>
+    </w:p>
+    <w:p>
+      <w:pPr>
+        <w:spacing w:before="0" w:after="0"/>
+        <w:jc w:val="both"/>
+      </w:pPr>
+      <w:r>
+        <w:rPr>
+          <w:b/>
+          <w:i w:val="0"/>
+        </w:rPr>
+        <w:t>Bước 2: Thực hiện nhiệm vụ:</w:t>
+      </w:r>
+      <w:r>
+        <w:rPr>
+          <w:b w:val="0"/>
+          <w:i w:val="0"/>
+        </w:rPr>
+        <w:t xml:space="preserve"> HS suy nghĩ cá nhân.</w:t>
+      </w:r>
+    </w:p>
+    <w:p>
+      <w:pPr>
+        <w:spacing w:before="0" w:after="0"/>
+        <w:jc w:val="both"/>
+      </w:pPr>
+      <w:r>
+        <w:rPr>
+          <w:b/>
+          <w:i w:val="0"/>
+        </w:rPr>
+        <w:t>Bước 3: Báo cáo, thảo luận:</w:t>
+      </w:r>
+      <w:r>
+        <w:rPr>
+          <w:b w:val="0"/>
+          <w:i w:val="0"/>
+        </w:rPr>
+        <w:t xml:space="preserve"> 2 HS trả lời.</w:t>
+      </w:r>
+    </w:p>
+    <w:p>
+      <w:pPr>
+        <w:spacing w:before="0" w:after="0"/>
+        <w:jc w:val="both"/>
+      </w:pPr>
+      <w:r>
+        <w:rPr>
+          <w:b/>
+          <w:i w:val="0"/>
+        </w:rPr>
+        <w:t>Bước 4: Kết luận, nhận định:</w:t>
+      </w:r>
+      <w:r>
+        <w:rPr>
+          <w:b w:val="0"/>
+          <w:i w:val="0"/>
+        </w:rPr>
+        <w:t xml:space="preserve"> GV dẫn vào bài: đó là nói mỉa.</w:t>
+      </w:r>
+    </w:p>
+    <w:p>
+      <w:pPr>
+        <w:spacing w:before="0" w:after="0"/>
+        <w:jc w:val="both"/>
+      </w:pPr>
+      <w:r>
+        <w:rPr>
+          <w:b/>
+          <w:i w:val="0"/>
+        </w:rPr>
+        <w:t>Hoạt động 2: Hình thành kiến thức mới (Dự kiến thời gian: 10 phút)</w:t>
+      </w:r>
+    </w:p>
+    <w:p>
+      <w:pPr>
+        <w:spacing w:before="0" w:after="0"/>
+        <w:jc w:val="both"/>
+      </w:pPr>
+      <w:r>
+        <w:rPr>
+          <w:b/>
+          <w:i w:val="0"/>
+        </w:rPr>
+        <w:t>a) Mục tiêu:</w:t>
+      </w:r>
+      <w:r>
+        <w:rPr>
+          <w:b w:val="0"/>
+          <w:i w:val="0"/>
+        </w:rPr>
+        <w:t xml:space="preserve"> Nắm dấu hiệu nhận biết nói mỉa, nghịch ngữ.</w:t>
+      </w:r>
+    </w:p>
+    <w:p>
+      <w:pPr>
+        <w:spacing w:before="0" w:after="0"/>
+        <w:jc w:val="both"/>
+      </w:pPr>
+      <w:r>
+        <w:rPr>
+          <w:b/>
+          <w:i w:val="0"/>
+        </w:rPr>
+        <w:t>b) Nội dung:</w:t>
+      </w:r>
+      <w:r>
+        <w:rPr>
+          <w:b w:val="0"/>
+          <w:i w:val="0"/>
+        </w:rPr>
+        <w:t xml:space="preserve"> HS đọc khung “Dấu hiệu nhận biết biện pháp tu từ nói mỉa” và “Dấu hiệu nhận biết nghịch ngữ” (SGK tr.26 – 27).</w:t>
+      </w:r>
+    </w:p>
+    <w:p>
+      <w:pPr>
+        <w:spacing w:before="0" w:after="0"/>
+        <w:jc w:val="both"/>
+      </w:pPr>
+      <w:r>
+        <w:rPr>
+          <w:b/>
+          <w:i w:val="0"/>
+        </w:rPr>
+        <w:t>c) Sản phẩm:</w:t>
+      </w:r>
+      <w:r>
+        <w:rPr>
+          <w:b w:val="0"/>
+          <w:i w:val="0"/>
+        </w:rPr>
+        <w:t xml:space="preserve"> Câu trả lời của HS; nội dung chốt:</w:t>
       </w:r>
     </w:p>
     <w:tbl>
@@ -3630,23 +5209,37 @@
             </w:pPr>
             <w:r>
               <w:rPr>
+                <w:b/>
+                <w:i w:val="0"/>
+              </w:rPr>
+              <w:t>- Dấu hiệu nói mỉa:</w:t>
+            </w:r>
+            <w:r>
+              <w:rPr>
                 <w:b w:val="0"/>
                 <w:i w:val="0"/>
               </w:rPr>
-              <w:t>- Dấu hiệu nói mỉa: từ ngữ vốn đánh giá tích cực dùng với hàm ý chê (“hay ho”, “đẹp mặt”); nêu tình huống phi lí; pha trộn kiểu nói lịch sự và nói quá; yếu tố nhại; thay đổi bất ngờ giọng điệu trần thuật.</w:t>
-            </w:r>
-          </w:p>
-          <w:p>
-            <w:pPr>
-              <w:spacing w:before="0" w:after="0"/>
-              <w:jc w:val="both"/>
-            </w:pPr>
+              <w:t xml:space="preserve"> từ ngữ vốn đánh giá tích cực dùng với hàm ý chê (“hay ho”, “đẹp mặt”); nêu tình huống phi lí; pha trộn kiểu nói lịch sự và nói quá; yếu tố nhại; thay đổi bất ngờ giọng điệu trần thuật.</w:t>
+            </w:r>
+          </w:p>
+          <w:p>
+            <w:pPr>
+              <w:spacing w:before="0" w:after="0"/>
+              <w:jc w:val="both"/>
+            </w:pPr>
+            <w:r>
+              <w:rPr>
+                <w:b/>
+                <w:i w:val="0"/>
+              </w:rPr>
+              <w:t>- Dấu hiệu nghịch ngữ:</w:t>
+            </w:r>
             <w:r>
               <w:rPr>
                 <w:b w:val="0"/>
                 <w:i w:val="0"/>
               </w:rPr>
-              <w:t>- Dấu hiệu nghịch ngữ: kết hợp dường như phi lí giữa các từ nghĩa đối chọi trong một cụm từ (“chết một cách bình tĩnh”); cụm từ có tính chất phụ chú khác thường về đối tượng. Nghịch ngữ có thể có ở nhan đề (Thi hài sống, Hạnh phúc của một tang gia).</w:t>
+              <w:t xml:space="preserve"> kết hợp dường như phi lí giữa các từ nghĩa đối chọi trong một cụm từ (“chết một cách bình tĩnh”); cụm từ có tính chất phụ chú khác thường về đối tượng. Nghịch ngữ có thể có ở nhan đề (Thi hài sống, Hạnh phúc của một tang gia).</w:t>
             </w:r>
           </w:p>
         </w:tc>
@@ -3660,15 +5253,148 @@
     </w:p>
     <w:p>
       <w:pPr>
-        <w:spacing w:before="80" w:after="0"/>
-        <w:jc w:val="center"/>
-      </w:pPr>
-      <w:r>
-        <w:rPr>
-          <w:b/>
-          <w:i w:val="0"/>
-        </w:rPr>
-        <w:t>3. Hoạt động 3: Luyện tập (25 phút)</w:t>
+        <w:spacing w:before="0" w:after="0"/>
+        <w:jc w:val="both"/>
+      </w:pPr>
+      <w:r>
+        <w:rPr>
+          <w:b/>
+          <w:i w:val="0"/>
+        </w:rPr>
+        <w:t>d) Tổ chức thực hiện</w:t>
+      </w:r>
+    </w:p>
+    <w:p>
+      <w:pPr>
+        <w:spacing w:before="0" w:after="0"/>
+        <w:jc w:val="both"/>
+      </w:pPr>
+      <w:r>
+        <w:rPr>
+          <w:b/>
+          <w:i w:val="0"/>
+        </w:rPr>
+        <w:t>Bước 1: Giao nhiệm vụ học tập:</w:t>
+      </w:r>
+      <w:r>
+        <w:rPr>
+          <w:b w:val="0"/>
+          <w:i w:val="0"/>
+        </w:rPr>
+        <w:t xml:space="preserve"> GV yêu cầu HS đọc khung kiến thức, lấy ví dụ từ văn bản Xuân Tóc Đỏ cứu quốc.</w:t>
+      </w:r>
+    </w:p>
+    <w:p>
+      <w:pPr>
+        <w:spacing w:before="0" w:after="0"/>
+        <w:jc w:val="both"/>
+      </w:pPr>
+      <w:r>
+        <w:rPr>
+          <w:b/>
+          <w:i w:val="0"/>
+        </w:rPr>
+        <w:t>Bước 2: Thực hiện nhiệm vụ:</w:t>
+      </w:r>
+      <w:r>
+        <w:rPr>
+          <w:b w:val="0"/>
+          <w:i w:val="0"/>
+        </w:rPr>
+        <w:t xml:space="preserve"> HS làm việc theo cặp.</w:t>
+      </w:r>
+    </w:p>
+    <w:p>
+      <w:pPr>
+        <w:spacing w:before="0" w:after="0"/>
+        <w:jc w:val="both"/>
+      </w:pPr>
+      <w:r>
+        <w:rPr>
+          <w:b/>
+          <w:i w:val="0"/>
+        </w:rPr>
+        <w:t>Bước 3: Báo cáo, thảo luận:</w:t>
+      </w:r>
+      <w:r>
+        <w:rPr>
+          <w:b w:val="0"/>
+          <w:i w:val="0"/>
+        </w:rPr>
+        <w:t xml:space="preserve"> Đại diện các cặp trình bày.</w:t>
+      </w:r>
+    </w:p>
+    <w:p>
+      <w:pPr>
+        <w:spacing w:before="0" w:after="0"/>
+        <w:jc w:val="both"/>
+      </w:pPr>
+      <w:r>
+        <w:rPr>
+          <w:b/>
+          <w:i w:val="0"/>
+        </w:rPr>
+        <w:t>Bước 4: Kết luận, nhận định:</w:t>
+      </w:r>
+      <w:r>
+        <w:rPr>
+          <w:b w:val="0"/>
+          <w:i w:val="0"/>
+        </w:rPr>
+        <w:t xml:space="preserve"> GV nhận xét, chốt kiến thức.</w:t>
+      </w:r>
+    </w:p>
+    <w:p>
+      <w:pPr>
+        <w:spacing w:before="0" w:after="0"/>
+        <w:jc w:val="both"/>
+      </w:pPr>
+      <w:r>
+        <w:rPr>
+          <w:b/>
+          <w:i w:val="0"/>
+        </w:rPr>
+        <w:t>Hoạt động 3: Luyện tập (Dự kiến thời gian: 25 phút)</w:t>
+      </w:r>
+    </w:p>
+    <w:p>
+      <w:pPr>
+        <w:spacing w:before="0" w:after="0"/>
+        <w:jc w:val="both"/>
+      </w:pPr>
+      <w:r>
+        <w:rPr>
+          <w:b/>
+          <w:i w:val="0"/>
+        </w:rPr>
+        <w:t>a) Mục tiêu:</w:t>
+      </w:r>
+      <w:r>
+        <w:rPr>
+          <w:b w:val="0"/>
+          <w:i w:val="0"/>
+        </w:rPr>
+        <w:t xml:space="preserve"> Vận dụng kiến thức để nhận diện, phân tích hiệu quả của nói mỉa, nghịch ngữ.</w:t>
+      </w:r>
+    </w:p>
+    <w:p>
+      <w:pPr>
+        <w:spacing w:before="0" w:after="0"/>
+        <w:jc w:val="both"/>
+      </w:pPr>
+      <w:r>
+        <w:rPr>
+          <w:b/>
+          <w:i w:val="0"/>
+        </w:rPr>
+        <w:t>b) Nội dung:</w:t>
+      </w:r>
+      <w:r>
+        <w:rPr>
+          <w:b w:val="0"/>
+          <w:i w:val="0"/>
+        </w:rPr>
+        <w:t xml:space="preserve"> Bài tập 1, 2, 3 (SGK tr.27 – 28):</w:t>
       </w:r>
     </w:p>
     <w:p>
@@ -3708,6 +5434,26 @@
           <w:i w:val="0"/>
         </w:rPr>
         <w:t>- Bài tập 3: Phân tích hiệu quả nghịch ngữ: a) “Đá ở đây từ ngàn năm vẫn mai phục hết trong lòng sông…” (Người lái đò Sông Đà); b) “…coi những lời lẽ quý hoá ấy tựa hồ bật ở miệng một vĩ nhân mà ra…” (Số đỏ).</w:t>
+      </w:r>
+    </w:p>
+    <w:p>
+      <w:pPr>
+        <w:spacing w:before="0" w:after="0"/>
+        <w:jc w:val="both"/>
+      </w:pPr>
+      <w:r>
+        <w:rPr>
+          <w:b/>
+          <w:i w:val="0"/>
+        </w:rPr>
+        <w:t>c) Sản phẩm:</w:t>
+      </w:r>
+      <w:r>
+        <w:rPr>
+          <w:b w:val="0"/>
+          <w:i w:val="0"/>
+        </w:rPr>
+        <w:t xml:space="preserve"> Bài làm của HS; gợi ý đáp án:</w:t>
       </w:r>
     </w:p>
     <w:tbl>
@@ -3732,36 +5478,57 @@
             </w:pPr>
             <w:r>
               <w:rPr>
+                <w:b/>
+                <w:i w:val="0"/>
+              </w:rPr>
+              <w:t>Bài tập 1:</w:t>
+            </w:r>
+            <w:r>
+              <w:rPr>
                 <w:b w:val="0"/>
                 <w:i w:val="0"/>
               </w:rPr>
-              <w:t>- Gợi ý BT1: a) cụm từ trang trọng “mặt rồng”, “thiên tử thế thiên hành đạo” mỉa sự thịnh nộ vô lối của vua Xiêm; “cái nước có hàng triệu con voi” – hình ảnh dân dã đối lập vẻ tôn nghiêm. b) “bao công trình mới cấy được” – nói mỉa sự hãnh tiến, rỗng tuếch của quan lại.</w:t>
-            </w:r>
-          </w:p>
-          <w:p>
-            <w:pPr>
-              <w:spacing w:before="0" w:after="0"/>
-              <w:jc w:val="both"/>
-            </w:pPr>
+              <w:t xml:space="preserve"> a) cụm từ trang trọng “mặt rồng”, “thiên tử thế thiên hành đạo” mỉa sự thịnh nộ vô lối của vua Xiêm; “cái nước có hàng triệu con voi” – hình ảnh dân dã đối lập vẻ tôn nghiêm. b) “bao công trình mới cấy được” – nói mỉa sự hãnh tiến, rỗng tuếch của quan lại.</w:t>
+            </w:r>
+          </w:p>
+          <w:p>
+            <w:pPr>
+              <w:spacing w:before="0" w:after="0"/>
+              <w:jc w:val="both"/>
+            </w:pPr>
+            <w:r>
+              <w:rPr>
+                <w:b/>
+                <w:i w:val="0"/>
+              </w:rPr>
+              <w:t>Bài tập 2:</w:t>
+            </w:r>
             <w:r>
               <w:rPr>
                 <w:b w:val="0"/>
                 <w:i w:val="0"/>
               </w:rPr>
-              <w:t>- Gợi ý BT2: a) “vĩ nhân nhũn nhặn” ghép với hành động chào “loài người” của con chó; b) “bước đường công danh” đặt cạnh việc leo lên nhờ “cơm rượu, bò lợn” – mỉa mai con đường danh vọng nhơ bẩn.</w:t>
-            </w:r>
-          </w:p>
-          <w:p>
-            <w:pPr>
-              <w:spacing w:before="0" w:after="0"/>
-              <w:jc w:val="both"/>
-            </w:pPr>
+              <w:t xml:space="preserve"> a) “vĩ nhân nhũn nhặn” ghép với hành động chào “loài người” của con chó; b) “bước đường công danh” đặt cạnh việc leo lên nhờ “cơm rượu, bò lợn” – mỉa mai con đường danh vọng nhơ bẩn.</w:t>
+            </w:r>
+          </w:p>
+          <w:p>
+            <w:pPr>
+              <w:spacing w:before="0" w:after="0"/>
+              <w:jc w:val="both"/>
+            </w:pPr>
+            <w:r>
+              <w:rPr>
+                <w:b/>
+                <w:i w:val="0"/>
+              </w:rPr>
+              <w:t>Bài tập 3:</w:t>
+            </w:r>
             <w:r>
               <w:rPr>
                 <w:b w:val="0"/>
                 <w:i w:val="0"/>
               </w:rPr>
-              <w:t>- Gợi ý BT3: a) “mai phục” – đá được nhân hoá như kẻ thù phục kích, tô đậm sự hung bạo của sông Đà; b) “vĩ nhân” gán cho Xuân Tóc Đỏ – phơi bày sự lố bịch của đám đông tôn sùng.</w:t>
+              <w:t xml:space="preserve"> a) “mai phục” – đá được nhân hoá như kẻ thù phục kích, tô đậm sự hung bạo của sông Đà; b) “vĩ nhân” gán cho Xuân Tóc Đỏ – phơi bày sự lố bịch của đám đông tôn sùng.</w:t>
             </w:r>
           </w:p>
         </w:tc>
@@ -3780,36 +5547,304 @@
       </w:pPr>
       <w:r>
         <w:rPr>
-          <w:b w:val="0"/>
-          <w:i w:val="0"/>
-        </w:rPr>
-        <w:t>- 6.2.NC1a; 12.A3.1.a: HS nhờ AI tìm thêm một câu có nghịch ngữ trong ca dao/thơ, sau đó kiểm tra nguồn và giải thích bằng lời của mình.</w:t>
-      </w:r>
-    </w:p>
-    <w:p>
-      <w:pPr>
-        <w:spacing w:before="80" w:after="0"/>
-        <w:jc w:val="center"/>
-      </w:pPr>
-      <w:r>
-        <w:rPr>
-          <w:b/>
-          <w:i w:val="0"/>
-        </w:rPr>
-        <w:t>4. Hoạt động 4: Vận dụng (5 phút)</w:t>
-      </w:r>
-    </w:p>
-    <w:p>
-      <w:pPr>
-        <w:spacing w:before="0" w:after="0"/>
-        <w:jc w:val="both"/>
-      </w:pPr>
-      <w:r>
-        <w:rPr>
-          <w:b w:val="0"/>
-          <w:i w:val="0"/>
-        </w:rPr>
-        <w:t>- Viết 3 – 5 câu nhận xét một hiện tượng “sống ảo” trên mạng xã hội, có dùng nói mỉa hoặc nghịch ngữ một cách văn hoá.</w:t>
+          <w:b/>
+          <w:i w:val="0"/>
+        </w:rPr>
+        <w:t>d) Tổ chức thực hiện</w:t>
+      </w:r>
+    </w:p>
+    <w:p>
+      <w:pPr>
+        <w:spacing w:before="0" w:after="0"/>
+        <w:jc w:val="both"/>
+      </w:pPr>
+      <w:r>
+        <w:rPr>
+          <w:b/>
+          <w:i w:val="0"/>
+        </w:rPr>
+        <w:t>Bước 1: Giao nhiệm vụ học tập</w:t>
+      </w:r>
+    </w:p>
+    <w:p>
+      <w:pPr>
+        <w:spacing w:before="0" w:after="0"/>
+        <w:jc w:val="both"/>
+      </w:pPr>
+      <w:r>
+        <w:rPr>
+          <w:b w:val="0"/>
+          <w:i w:val="0"/>
+        </w:rPr>
+        <w:t>- GV chia lớp 6 nhóm: nhóm 1, 2 làm Bài tập 1; nhóm 3, 4 làm Bài tập 2; nhóm 5, 6 làm Bài tập 3.</w:t>
+      </w:r>
+    </w:p>
+    <w:p>
+      <w:pPr>
+        <w:spacing w:before="0" w:after="0"/>
+        <w:jc w:val="both"/>
+      </w:pPr>
+      <w:r>
+        <w:rPr>
+          <w:b w:val="0"/>
+          <w:i w:val="0"/>
+          <w:color w:val="EE0000"/>
+        </w:rPr>
+        <w:t>- GV yêu cầu HS sử dụng thiết bị cá nhân nhờ AI tìm thêm một câu có nghịch ngữ trong ca dao/thơ, sau đó kiểm tra nguồn và giải thích bằng lời của mình.</w:t>
+      </w:r>
+    </w:p>
+    <w:p>
+      <w:pPr>
+        <w:spacing w:before="0" w:after="0"/>
+        <w:jc w:val="both"/>
+      </w:pPr>
+      <w:r>
+        <w:rPr>
+          <w:b w:val="0"/>
+          <w:i w:val="0"/>
+          <w:color w:val="7030A0"/>
+        </w:rPr>
+        <w:t>(12.A3.1.a: Học sinh nhận biết AI có thể dẫn sai nguồn hoặc nhận diện sai biện pháp tu từ.)</w:t>
+      </w:r>
+    </w:p>
+    <w:p>
+      <w:pPr>
+        <w:spacing w:before="0" w:after="0"/>
+        <w:jc w:val="both"/>
+      </w:pPr>
+      <w:r>
+        <w:rPr>
+          <w:b/>
+          <w:i w:val="0"/>
+        </w:rPr>
+        <w:t>Bước 2: Thực hiện nhiệm vụ:</w:t>
+      </w:r>
+      <w:r>
+        <w:rPr>
+          <w:b w:val="0"/>
+          <w:i w:val="0"/>
+        </w:rPr>
+        <w:t xml:space="preserve"> HS thảo luận nhóm 12 phút.</w:t>
+      </w:r>
+    </w:p>
+    <w:p>
+      <w:pPr>
+        <w:spacing w:before="0" w:after="0"/>
+        <w:jc w:val="both"/>
+      </w:pPr>
+      <w:r>
+        <w:rPr>
+          <w:b/>
+          <w:i w:val="0"/>
+        </w:rPr>
+        <w:t>Bước 3: Báo cáo, thảo luận:</w:t>
+      </w:r>
+      <w:r>
+        <w:rPr>
+          <w:b w:val="0"/>
+          <w:i w:val="0"/>
+        </w:rPr>
+        <w:t xml:space="preserve"> Đại diện nhóm trình bày; các nhóm khác nhận xét.</w:t>
+      </w:r>
+    </w:p>
+    <w:p>
+      <w:pPr>
+        <w:spacing w:before="0" w:after="0"/>
+        <w:jc w:val="both"/>
+      </w:pPr>
+      <w:r>
+        <w:rPr>
+          <w:b/>
+          <w:i w:val="0"/>
+        </w:rPr>
+        <w:t>Bước 4: Kết luận, nhận định:</w:t>
+      </w:r>
+      <w:r>
+        <w:rPr>
+          <w:b w:val="0"/>
+          <w:i w:val="0"/>
+        </w:rPr>
+        <w:t xml:space="preserve"> GV nhận xét, thống nhất đáp án theo SGV.</w:t>
+      </w:r>
+    </w:p>
+    <w:p>
+      <w:pPr>
+        <w:spacing w:before="0" w:after="0"/>
+        <w:jc w:val="both"/>
+      </w:pPr>
+      <w:r>
+        <w:rPr>
+          <w:b w:val="0"/>
+          <w:i w:val="0"/>
+          <w:color w:val="EE0000"/>
+        </w:rPr>
+        <w:t>[6.2.NC1a: HS sử dụng câu lệnh (prompt) để AI gợi ý ngữ liệu; tự kiểm chứng lại.]</w:t>
+      </w:r>
+    </w:p>
+    <w:p>
+      <w:pPr>
+        <w:spacing w:before="0" w:after="0"/>
+        <w:jc w:val="both"/>
+      </w:pPr>
+      <w:r>
+        <w:rPr>
+          <w:b/>
+          <w:i w:val="0"/>
+        </w:rPr>
+        <w:t>Hoạt động 4: Vận dụng (Dự kiến thời gian: 5 phút)</w:t>
+      </w:r>
+    </w:p>
+    <w:p>
+      <w:pPr>
+        <w:spacing w:before="0" w:after="0"/>
+        <w:jc w:val="both"/>
+      </w:pPr>
+      <w:r>
+        <w:rPr>
+          <w:b/>
+          <w:i w:val="0"/>
+        </w:rPr>
+        <w:t>a) Mục tiêu:</w:t>
+      </w:r>
+      <w:r>
+        <w:rPr>
+          <w:b w:val="0"/>
+          <w:i w:val="0"/>
+        </w:rPr>
+        <w:t xml:space="preserve"> Vận dụng nói mỉa, nghịch ngữ vào thực tiễn sử dụng ngôn ngữ.</w:t>
+      </w:r>
+    </w:p>
+    <w:p>
+      <w:pPr>
+        <w:spacing w:before="0" w:after="0"/>
+        <w:jc w:val="both"/>
+      </w:pPr>
+      <w:r>
+        <w:rPr>
+          <w:b/>
+          <w:i w:val="0"/>
+        </w:rPr>
+        <w:t>b) Nội dung:</w:t>
+      </w:r>
+      <w:r>
+        <w:rPr>
+          <w:b w:val="0"/>
+          <w:i w:val="0"/>
+        </w:rPr>
+        <w:t xml:space="preserve"> Viết 3 – 5 câu nhận xét một hiện tượng “sống ảo” trên mạng xã hội, có dùng nói mỉa hoặc nghịch ngữ một cách văn hoá.</w:t>
+      </w:r>
+    </w:p>
+    <w:p>
+      <w:pPr>
+        <w:spacing w:before="0" w:after="0"/>
+        <w:jc w:val="both"/>
+      </w:pPr>
+      <w:r>
+        <w:rPr>
+          <w:b/>
+          <w:i w:val="0"/>
+        </w:rPr>
+        <w:t>c) Sản phẩm:</w:t>
+      </w:r>
+      <w:r>
+        <w:rPr>
+          <w:b w:val="0"/>
+          <w:i w:val="0"/>
+        </w:rPr>
+        <w:t xml:space="preserve"> Đoạn văn ngắn của HS.</w:t>
+      </w:r>
+    </w:p>
+    <w:p>
+      <w:pPr>
+        <w:spacing w:before="0" w:after="0"/>
+        <w:jc w:val="both"/>
+      </w:pPr>
+      <w:r>
+        <w:rPr>
+          <w:b/>
+          <w:i w:val="0"/>
+        </w:rPr>
+        <w:t>d) Tổ chức thực hiện</w:t>
+      </w:r>
+    </w:p>
+    <w:p>
+      <w:pPr>
+        <w:spacing w:before="0" w:after="0"/>
+        <w:jc w:val="both"/>
+      </w:pPr>
+      <w:r>
+        <w:rPr>
+          <w:b/>
+          <w:i w:val="0"/>
+        </w:rPr>
+        <w:t>Bước 1: Giao nhiệm vụ học tập:</w:t>
+      </w:r>
+      <w:r>
+        <w:rPr>
+          <w:b w:val="0"/>
+          <w:i w:val="0"/>
+        </w:rPr>
+        <w:t xml:space="preserve"> GV giao đề, lưu ý phê phán một cách văn hoá, không xúc phạm cá nhân.</w:t>
+      </w:r>
+    </w:p>
+    <w:p>
+      <w:pPr>
+        <w:spacing w:before="0" w:after="0"/>
+        <w:jc w:val="both"/>
+      </w:pPr>
+      <w:r>
+        <w:rPr>
+          <w:b/>
+          <w:i w:val="0"/>
+        </w:rPr>
+        <w:t>Bước 2: Thực hiện nhiệm vụ:</w:t>
+      </w:r>
+      <w:r>
+        <w:rPr>
+          <w:b w:val="0"/>
+          <w:i w:val="0"/>
+        </w:rPr>
+        <w:t xml:space="preserve"> HS viết tại lớp hoặc ở nhà.</w:t>
+      </w:r>
+    </w:p>
+    <w:p>
+      <w:pPr>
+        <w:spacing w:before="0" w:after="0"/>
+        <w:jc w:val="both"/>
+      </w:pPr>
+      <w:r>
+        <w:rPr>
+          <w:b/>
+          <w:i w:val="0"/>
+        </w:rPr>
+        <w:t>Bước 3: Báo cáo, thảo luận:</w:t>
+      </w:r>
+      <w:r>
+        <w:rPr>
+          <w:b w:val="0"/>
+          <w:i w:val="0"/>
+        </w:rPr>
+        <w:t xml:space="preserve"> 1 – 2 HS đọc.</w:t>
+      </w:r>
+    </w:p>
+    <w:p>
+      <w:pPr>
+        <w:spacing w:before="0" w:after="0"/>
+        <w:jc w:val="both"/>
+      </w:pPr>
+      <w:r>
+        <w:rPr>
+          <w:b/>
+          <w:i w:val="0"/>
+        </w:rPr>
+        <w:t>Bước 4: Kết luận, nhận định:</w:t>
+      </w:r>
+      <w:r>
+        <w:rPr>
+          <w:b w:val="0"/>
+          <w:i w:val="0"/>
+        </w:rPr>
+        <w:t xml:space="preserve"> GV nhận xét, chốt về giá trị của nói mỉa, nghịch ngữ.</w:t>
       </w:r>
     </w:p>
     <w:p>
@@ -3822,7 +5857,7 @@
           <w:b/>
           <w:i w:val="0"/>
         </w:rPr>
-        <w:t>HẾT TIẾT 7 CHUYỂN SANG TIẾT 8</w:t>
+        <w:t>----------HẾT TIẾT 7 CHUYỂN SANG TIẾT 8----------</w:t>
       </w:r>
     </w:p>
     <w:p>
@@ -3848,7 +5883,7 @@
           <w:b w:val="0"/>
           <w:i w:val="0"/>
         </w:rPr>
-        <w:t>(Dự kiến thời gian: 3 tiết – Hướng dẫn viết, viết tại lớp, trả bài)</w:t>
+        <w:t>(Dự kiến thời gian: 03 tiết – Tiết 8: hướng dẫn viết; Tiết 9: HS viết bài tại lớp; Tiết 10: trả bài)</w:t>
       </w:r>
     </w:p>
     <w:p>
@@ -3871,36 +5906,233 @@
       </w:pPr>
       <w:r>
         <w:rPr>
-          <w:b w:val="0"/>
-          <w:i w:val="0"/>
-        </w:rPr>
-        <w:t>- Viết được bài văn nghị luận so sánh, đánh giá hai tác phẩm truyện: nêu mục đích, cơ sở so sánh; thông tin khái quát; điểm tương đồng, khác biệt; nhận xét, đánh giá; ý nghĩa của việc so sánh.</w:t>
-      </w:r>
-    </w:p>
-    <w:p>
-      <w:pPr>
-        <w:spacing w:before="0" w:after="0"/>
-        <w:jc w:val="both"/>
-      </w:pPr>
-      <w:r>
-        <w:rPr>
-          <w:b w:val="0"/>
-          <w:i w:val="0"/>
-        </w:rPr>
-        <w:t>- Năng lực số: 1.1.NC1a; 6.2.NC1a (AI hỗ trợ lập bảng so sánh, tự kiểm chứng); 2.2.NC1a (rà soát chính tả).</w:t>
-      </w:r>
-    </w:p>
-    <w:p>
-      <w:pPr>
-        <w:spacing w:before="0" w:after="0"/>
-        <w:jc w:val="both"/>
-      </w:pPr>
-      <w:r>
-        <w:rPr>
-          <w:b w:val="0"/>
-          <w:i w:val="0"/>
-        </w:rPr>
-        <w:t>- Năng lực AI: 12.A4.1.a – dùng câu lệnh để AI góp ý dàn ý; không chép bài AI viết sẵn.</w:t>
+          <w:b/>
+          <w:i w:val="0"/>
+        </w:rPr>
+        <w:t>1. Về kiến thức:</w:t>
+      </w:r>
+    </w:p>
+    <w:p>
+      <w:pPr>
+        <w:spacing w:before="0" w:after="0"/>
+        <w:jc w:val="both"/>
+      </w:pPr>
+      <w:r>
+        <w:rPr>
+          <w:b w:val="0"/>
+          <w:i w:val="0"/>
+        </w:rPr>
+        <w:t>- HS nhận biết được yêu cầu đối với kiểu bài nghị luận so sánh, đánh giá hai tác phẩm truyện: nêu mục đích, cơ sở so sánh; thông tin khái quát; điểm tương đồng, khác biệt; nhận xét, đánh giá; ý nghĩa của việc so sánh.</w:t>
+      </w:r>
+    </w:p>
+    <w:p>
+      <w:pPr>
+        <w:spacing w:before="0" w:after="0"/>
+        <w:jc w:val="both"/>
+      </w:pPr>
+      <w:r>
+        <w:rPr>
+          <w:b w:val="0"/>
+          <w:i w:val="0"/>
+        </w:rPr>
+        <w:t>- Vận dụng tri thức văn học trong Bài 1 để viết bài văn.</w:t>
+      </w:r>
+    </w:p>
+    <w:p>
+      <w:pPr>
+        <w:spacing w:before="0" w:after="0"/>
+        <w:jc w:val="both"/>
+      </w:pPr>
+      <w:r>
+        <w:rPr>
+          <w:b/>
+          <w:i w:val="0"/>
+        </w:rPr>
+        <w:t>2. Về năng lực:</w:t>
+      </w:r>
+    </w:p>
+    <w:p>
+      <w:pPr>
+        <w:spacing w:before="0" w:after="0"/>
+        <w:jc w:val="both"/>
+      </w:pPr>
+      <w:r>
+        <w:rPr>
+          <w:b/>
+          <w:i w:val="0"/>
+        </w:rPr>
+        <w:t>a. Năng lực chung:</w:t>
+      </w:r>
+      <w:r>
+        <w:rPr>
+          <w:b w:val="0"/>
+          <w:i w:val="0"/>
+        </w:rPr>
+        <w:t xml:space="preserve"> Năng lực giải quyết vấn đề, năng lực tự quản bản thân, năng lực giao tiếp, năng lực hợp tác...</w:t>
+      </w:r>
+    </w:p>
+    <w:p>
+      <w:pPr>
+        <w:spacing w:before="0" w:after="0"/>
+        <w:jc w:val="both"/>
+      </w:pPr>
+      <w:r>
+        <w:rPr>
+          <w:b/>
+          <w:i w:val="0"/>
+        </w:rPr>
+        <w:t>b. Năng lực riêng biệt:</w:t>
+      </w:r>
+    </w:p>
+    <w:p>
+      <w:pPr>
+        <w:spacing w:before="0" w:after="0"/>
+        <w:jc w:val="both"/>
+      </w:pPr>
+      <w:r>
+        <w:rPr>
+          <w:b w:val="0"/>
+          <w:i w:val="0"/>
+        </w:rPr>
+        <w:t>- Năng lực thu thập thông tin liên quan đến bài học.</w:t>
+      </w:r>
+    </w:p>
+    <w:p>
+      <w:pPr>
+        <w:spacing w:before="0" w:after="0"/>
+        <w:jc w:val="both"/>
+      </w:pPr>
+      <w:r>
+        <w:rPr>
+          <w:b w:val="0"/>
+          <w:i w:val="0"/>
+        </w:rPr>
+        <w:t>- Năng lực so sánh, đánh giá hai tác phẩm truyện; tạo lập văn bản nghị luận văn học.</w:t>
+      </w:r>
+    </w:p>
+    <w:p>
+      <w:pPr>
+        <w:spacing w:before="0" w:after="0"/>
+        <w:jc w:val="both"/>
+      </w:pPr>
+      <w:r>
+        <w:rPr>
+          <w:b/>
+          <w:i w:val="0"/>
+        </w:rPr>
+        <w:t>c. Năng lực số</w:t>
+      </w:r>
+    </w:p>
+    <w:p>
+      <w:pPr>
+        <w:spacing w:before="0" w:after="0"/>
+        <w:jc w:val="both"/>
+      </w:pPr>
+      <w:r>
+        <w:rPr>
+          <w:b/>
+          <w:i w:val="0"/>
+          <w:color w:val="EE0000"/>
+        </w:rPr>
+        <w:t>* Tích hợp năng lực số</w:t>
+      </w:r>
+    </w:p>
+    <w:p>
+      <w:pPr>
+        <w:spacing w:before="0" w:after="0"/>
+        <w:jc w:val="both"/>
+      </w:pPr>
+      <w:r>
+        <w:rPr>
+          <w:b w:val="0"/>
+          <w:i w:val="0"/>
+          <w:color w:val="EE0000"/>
+        </w:rPr>
+        <w:t>- 1.1.NC1a: Sử dụng công cụ tìm kiếm để thu thập các bài phê bình, đánh giá uy tín về hai tác phẩm được chọn.</w:t>
+      </w:r>
+    </w:p>
+    <w:p>
+      <w:pPr>
+        <w:spacing w:before="0" w:after="0"/>
+        <w:jc w:val="both"/>
+      </w:pPr>
+      <w:r>
+        <w:rPr>
+          <w:b w:val="0"/>
+          <w:i w:val="0"/>
+          <w:color w:val="EE0000"/>
+        </w:rPr>
+        <w:t>- 6.2.NC1a: Sử dụng câu lệnh (prompt) để AI hỗ trợ lập bảng so sánh, góp ý dàn ý; tự viết bài, không chép bài AI viết sẵn.</w:t>
+      </w:r>
+    </w:p>
+    <w:p>
+      <w:pPr>
+        <w:spacing w:before="0" w:after="0"/>
+        <w:jc w:val="both"/>
+      </w:pPr>
+      <w:r>
+        <w:rPr>
+          <w:b w:val="0"/>
+          <w:i w:val="0"/>
+          <w:color w:val="EE0000"/>
+        </w:rPr>
+        <w:t>- 2.2.NC1a: Sử dụng công cụ trực tuyến rà soát lỗi chính tả, ngữ pháp.</w:t>
+      </w:r>
+    </w:p>
+    <w:p>
+      <w:pPr>
+        <w:spacing w:before="0" w:after="0"/>
+        <w:jc w:val="both"/>
+      </w:pPr>
+      <w:r>
+        <w:rPr>
+          <w:b/>
+          <w:i w:val="0"/>
+          <w:color w:val="7030A0"/>
+        </w:rPr>
+        <w:t>*Tích hợp năng lực AI:</w:t>
+      </w:r>
+    </w:p>
+    <w:p>
+      <w:pPr>
+        <w:spacing w:before="0" w:after="0"/>
+        <w:jc w:val="both"/>
+      </w:pPr>
+      <w:r>
+        <w:rPr>
+          <w:b/>
+          <w:i w:val="0"/>
+          <w:color w:val="7030A0"/>
+        </w:rPr>
+        <w:t>12.A4.1.a:</w:t>
+      </w:r>
+      <w:r>
+        <w:rPr>
+          <w:b w:val="0"/>
+          <w:i w:val="0"/>
+          <w:color w:val="7030A0"/>
+        </w:rPr>
+        <w:t xml:space="preserve"> Học sinh biết cách sử dụng câu lệnh (prompt) để AI góp ý dàn ý, phát hiện chỗ so sánh còn rời rạc; không chép bài AI viết sẵn.</w:t>
+      </w:r>
+    </w:p>
+    <w:p>
+      <w:pPr>
+        <w:spacing w:before="0" w:after="0"/>
+        <w:jc w:val="both"/>
+      </w:pPr>
+      <w:r>
+        <w:rPr>
+          <w:b/>
+          <w:i w:val="0"/>
+        </w:rPr>
+        <w:t>3. Về phẩm chất:</w:t>
+      </w:r>
+      <w:r>
+        <w:rPr>
+          <w:b w:val="0"/>
+          <w:i w:val="0"/>
+        </w:rPr>
+        <w:t xml:space="preserve"> Chăm chỉ, trách nhiệm; trung thực khi sử dụng tư liệu, công cụ AI.</w:t>
       </w:r>
     </w:p>
     <w:p>
@@ -3913,59 +6145,314 @@
           <w:b/>
           <w:i w:val="0"/>
         </w:rPr>
-        <w:t>II. TIẾN TRÌNH DẠY HỌC</w:t>
-      </w:r>
-    </w:p>
-    <w:p>
-      <w:pPr>
-        <w:spacing w:before="80" w:after="0"/>
-        <w:jc w:val="center"/>
-      </w:pPr>
-      <w:r>
-        <w:rPr>
-          <w:b/>
-          <w:i w:val="0"/>
-        </w:rPr>
-        <w:t>1. Hoạt động 1: Mở đầu (5 phút)</w:t>
-      </w:r>
-    </w:p>
-    <w:p>
-      <w:pPr>
-        <w:spacing w:before="0" w:after="0"/>
-        <w:jc w:val="both"/>
-      </w:pPr>
-      <w:r>
-        <w:rPr>
-          <w:b w:val="0"/>
-          <w:i w:val="0"/>
-        </w:rPr>
-        <w:t>- GV hỏi: Khi đọc hai truyện cùng đề tài, bạn thường so sánh điều gì? Dẫn vào kiểu bài.</w:t>
-      </w:r>
-    </w:p>
-    <w:p>
-      <w:pPr>
-        <w:spacing w:before="80" w:after="0"/>
-        <w:jc w:val="center"/>
-      </w:pPr>
-      <w:r>
-        <w:rPr>
-          <w:b/>
-          <w:i w:val="0"/>
-        </w:rPr>
-        <w:t>2. Hoạt động 2: Hình thành kiến thức mới (20 phút)</w:t>
-      </w:r>
-    </w:p>
-    <w:p>
-      <w:pPr>
-        <w:spacing w:before="0" w:after="0"/>
-        <w:jc w:val="both"/>
-      </w:pPr>
-      <w:r>
-        <w:rPr>
-          <w:b w:val="0"/>
-          <w:i w:val="0"/>
-        </w:rPr>
-        <w:t>- HS đọc Yêu cầu và bài viết tham khảo “Mảnh trăng cuối rừng và Những đứa con trong gia đình – hai truyện ngắn tiêu biểu của văn học cách mạng Việt Nam giai đoạn 1954 – 1975”; trả lời 4 câu hỏi SGK tr.32.</w:t>
+        <w:t>II. THIẾT BỊ DẠY HỌC, HỌC LIỆU</w:t>
+      </w:r>
+    </w:p>
+    <w:p>
+      <w:pPr>
+        <w:spacing w:before="0" w:after="0"/>
+        <w:jc w:val="both"/>
+      </w:pPr>
+      <w:r>
+        <w:rPr>
+          <w:b/>
+          <w:i w:val="0"/>
+        </w:rPr>
+        <w:t>1. Học liệu:</w:t>
+      </w:r>
+      <w:r>
+        <w:rPr>
+          <w:b w:val="0"/>
+          <w:i w:val="0"/>
+        </w:rPr>
+        <w:t xml:space="preserve"> Sách giáo khoa, sách giáo viên, phiếu học tập, rubric đánh giá bài viết.</w:t>
+      </w:r>
+    </w:p>
+    <w:p>
+      <w:pPr>
+        <w:spacing w:before="0" w:after="0"/>
+        <w:jc w:val="both"/>
+      </w:pPr>
+      <w:r>
+        <w:rPr>
+          <w:b/>
+          <w:i w:val="0"/>
+        </w:rPr>
+        <w:t>2. Thiết bị:</w:t>
+      </w:r>
+      <w:r>
+        <w:rPr>
+          <w:b w:val="0"/>
+          <w:i w:val="0"/>
+        </w:rPr>
+        <w:t xml:space="preserve"> Máy chiếu, </w:t>
+      </w:r>
+      <w:r>
+        <w:rPr>
+          <w:b w:val="0"/>
+          <w:i w:val="0"/>
+          <w:color w:val="EE0000"/>
+        </w:rPr>
+        <w:t>điện thoại thông minh (nếu điều kiện cho phép) có kết nối Internet,</w:t>
+      </w:r>
+      <w:r>
+        <w:rPr>
+          <w:b w:val="0"/>
+          <w:i w:val="0"/>
+        </w:rPr>
+        <w:t xml:space="preserve"> bảng, dụng cụ khác nếu cần.</w:t>
+      </w:r>
+    </w:p>
+    <w:p>
+      <w:pPr>
+        <w:spacing w:before="60" w:after="0"/>
+        <w:jc w:val="both"/>
+      </w:pPr>
+      <w:r>
+        <w:rPr>
+          <w:b/>
+          <w:i w:val="0"/>
+        </w:rPr>
+        <w:t>III. TIẾN TRÌNH DẠY HỌC</w:t>
+      </w:r>
+    </w:p>
+    <w:p>
+      <w:pPr>
+        <w:spacing w:before="0" w:after="0"/>
+        <w:jc w:val="both"/>
+      </w:pPr>
+      <w:r>
+        <w:rPr>
+          <w:b/>
+          <w:i w:val="0"/>
+        </w:rPr>
+        <w:t>1. Hoạt động 1: Mở đầu – Tìm hiểu yêu cầu của kiểu bài (Dự kiến thời gian: 5 phút)</w:t>
+      </w:r>
+    </w:p>
+    <w:p>
+      <w:pPr>
+        <w:spacing w:before="0" w:after="0"/>
+        <w:jc w:val="both"/>
+      </w:pPr>
+      <w:r>
+        <w:rPr>
+          <w:b/>
+          <w:i w:val="0"/>
+        </w:rPr>
+        <w:t>a) Mục tiêu:</w:t>
+      </w:r>
+      <w:r>
+        <w:rPr>
+          <w:b w:val="0"/>
+          <w:i w:val="0"/>
+        </w:rPr>
+        <w:t xml:space="preserve"> Tạo hứng thú, giúp HS nhận biết yêu cầu của kiểu bài.</w:t>
+      </w:r>
+    </w:p>
+    <w:p>
+      <w:pPr>
+        <w:spacing w:before="0" w:after="0"/>
+        <w:jc w:val="both"/>
+      </w:pPr>
+      <w:r>
+        <w:rPr>
+          <w:b/>
+          <w:i w:val="0"/>
+        </w:rPr>
+        <w:t>b) Nội dung:</w:t>
+      </w:r>
+      <w:r>
+        <w:rPr>
+          <w:b w:val="0"/>
+          <w:i w:val="0"/>
+        </w:rPr>
+        <w:t xml:space="preserve"> GV hỏi: Khi đọc hai truyện cùng đề tài, bạn thường so sánh điều gì? HS đọc box Yêu cầu (SGK tr.29).</w:t>
+      </w:r>
+    </w:p>
+    <w:p>
+      <w:pPr>
+        <w:spacing w:before="0" w:after="0"/>
+        <w:jc w:val="both"/>
+      </w:pPr>
+      <w:r>
+        <w:rPr>
+          <w:b/>
+          <w:i w:val="0"/>
+        </w:rPr>
+        <w:t>c) Sản phẩm:</w:t>
+      </w:r>
+      <w:r>
+        <w:rPr>
+          <w:b w:val="0"/>
+          <w:i w:val="0"/>
+        </w:rPr>
+        <w:t xml:space="preserve"> Câu trả lời của HS; từ khoá cần ghi nhớ.</w:t>
+      </w:r>
+    </w:p>
+    <w:p>
+      <w:pPr>
+        <w:spacing w:before="0" w:after="0"/>
+        <w:jc w:val="both"/>
+      </w:pPr>
+      <w:r>
+        <w:rPr>
+          <w:b/>
+          <w:i w:val="0"/>
+        </w:rPr>
+        <w:t>d) Tổ chức thực hiện</w:t>
+      </w:r>
+    </w:p>
+    <w:p>
+      <w:pPr>
+        <w:spacing w:before="0" w:after="0"/>
+        <w:jc w:val="both"/>
+      </w:pPr>
+      <w:r>
+        <w:rPr>
+          <w:b/>
+          <w:i w:val="0"/>
+        </w:rPr>
+        <w:t>Bước 1: Giao nhiệm vụ học tập:</w:t>
+      </w:r>
+      <w:r>
+        <w:rPr>
+          <w:b w:val="0"/>
+          <w:i w:val="0"/>
+        </w:rPr>
+        <w:t xml:space="preserve"> GV nêu câu hỏi, hướng dẫn HS đọc box Yêu cầu, gạch chân từ khoá.</w:t>
+      </w:r>
+    </w:p>
+    <w:p>
+      <w:pPr>
+        <w:spacing w:before="0" w:after="0"/>
+        <w:jc w:val="both"/>
+      </w:pPr>
+      <w:r>
+        <w:rPr>
+          <w:b/>
+          <w:i w:val="0"/>
+        </w:rPr>
+        <w:t>Bước 2: Thực hiện nhiệm vụ:</w:t>
+      </w:r>
+      <w:r>
+        <w:rPr>
+          <w:b w:val="0"/>
+          <w:i w:val="0"/>
+        </w:rPr>
+        <w:t xml:space="preserve"> HS suy nghĩ, trả lời.</w:t>
+      </w:r>
+    </w:p>
+    <w:p>
+      <w:pPr>
+        <w:spacing w:before="0" w:after="0"/>
+        <w:jc w:val="both"/>
+      </w:pPr>
+      <w:r>
+        <w:rPr>
+          <w:b/>
+          <w:i w:val="0"/>
+        </w:rPr>
+        <w:t>Bước 3: Báo cáo, thảo luận:</w:t>
+      </w:r>
+      <w:r>
+        <w:rPr>
+          <w:b w:val="0"/>
+          <w:i w:val="0"/>
+        </w:rPr>
+        <w:t xml:space="preserve"> 2 – 3 HS chia sẻ; lớp bổ sung.</w:t>
+      </w:r>
+    </w:p>
+    <w:p>
+      <w:pPr>
+        <w:spacing w:before="0" w:after="0"/>
+        <w:jc w:val="both"/>
+      </w:pPr>
+      <w:r>
+        <w:rPr>
+          <w:b/>
+          <w:i w:val="0"/>
+        </w:rPr>
+        <w:t>Bước 4: Kết luận, nhận định:</w:t>
+      </w:r>
+      <w:r>
+        <w:rPr>
+          <w:b w:val="0"/>
+          <w:i w:val="0"/>
+        </w:rPr>
+        <w:t xml:space="preserve"> GV chốt yêu cầu kiểu bài: nêu mục đích và cơ sở so sánh; trình bày thông tin khái quát; làm rõ tương đồng và khác biệt trên một số phương diện nội dung, hình thức; rút ra nhận xét, đánh giá; nêu ý nghĩa của việc so sánh.</w:t>
+      </w:r>
+    </w:p>
+    <w:p>
+      <w:pPr>
+        <w:spacing w:before="0" w:after="0"/>
+        <w:jc w:val="both"/>
+      </w:pPr>
+      <w:r>
+        <w:rPr>
+          <w:b/>
+          <w:i w:val="0"/>
+        </w:rPr>
+        <w:t>2. Hoạt động 2: Hình thành kiến thức mới – Đọc và phân tích bài viết tham khảo (Dự kiến thời gian: 20 phút)</w:t>
+      </w:r>
+    </w:p>
+    <w:p>
+      <w:pPr>
+        <w:spacing w:before="0" w:after="0"/>
+        <w:jc w:val="both"/>
+      </w:pPr>
+      <w:r>
+        <w:rPr>
+          <w:b/>
+          <w:i w:val="0"/>
+        </w:rPr>
+        <w:t>a) Mục tiêu:</w:t>
+      </w:r>
+      <w:r>
+        <w:rPr>
+          <w:b w:val="0"/>
+          <w:i w:val="0"/>
+        </w:rPr>
+        <w:t xml:space="preserve"> Nhận biết cách triển khai bài viết so sánh, đánh giá hai tác phẩm truyện qua bài tham khảo.</w:t>
+      </w:r>
+    </w:p>
+    <w:p>
+      <w:pPr>
+        <w:spacing w:before="0" w:after="0"/>
+        <w:jc w:val="both"/>
+      </w:pPr>
+      <w:r>
+        <w:rPr>
+          <w:b/>
+          <w:i w:val="0"/>
+        </w:rPr>
+        <w:t>b) Nội dung:</w:t>
+      </w:r>
+      <w:r>
+        <w:rPr>
+          <w:b w:val="0"/>
+          <w:i w:val="0"/>
+        </w:rPr>
+        <w:t xml:space="preserve"> HS đọc bài viết tham khảo “Mảnh trăng cuối rừng và Những đứa con trong gia đình – hai truyện ngắn tiêu biểu của văn học cách mạng Việt Nam giai đoạn 1954 – 1975”; trả lời 4 câu hỏi SGK tr.32.</w:t>
+      </w:r>
+    </w:p>
+    <w:p>
+      <w:pPr>
+        <w:spacing w:before="0" w:after="0"/>
+        <w:jc w:val="both"/>
+      </w:pPr>
+      <w:r>
+        <w:rPr>
+          <w:b/>
+          <w:i w:val="0"/>
+        </w:rPr>
+        <w:t>c) Sản phẩm:</w:t>
+      </w:r>
+      <w:r>
+        <w:rPr>
+          <w:b w:val="0"/>
+          <w:i w:val="0"/>
+        </w:rPr>
+        <w:t xml:space="preserve"> Câu trả lời của HS; nội dung chốt:</w:t>
       </w:r>
     </w:p>
     <w:tbl>
@@ -3990,36 +6477,23 @@
             </w:pPr>
             <w:r>
               <w:rPr>
-                <w:b/>
-                <w:i w:val="0"/>
-              </w:rPr>
-              <w:t>Yêu cầu kiểu bài: nêu mục đích và cơ sở so sánh; trình bày thông tin khái quát về hai tác phẩm; làm rõ điểm tương đồng và khác biệt trên một số phương diện nội dung, hình thức; rút ra nhận xét, đánh giá; nêu ý nghĩa của việc so sánh.</w:t>
-            </w:r>
-          </w:p>
-          <w:p>
-            <w:pPr>
-              <w:spacing w:before="0" w:after="0"/>
-              <w:jc w:val="both"/>
-            </w:pPr>
-            <w:r>
-              <w:rPr>
-                <w:b/>
-                <w:i w:val="0"/>
-              </w:rPr>
-              <w:t>Bài tham khảo: cơ sở – cùng đề tài chiến tranh, tiêu biểu cho cách tiếp cận hiện thực của văn học cách mạng; mục đích – thấy sự thống nhất cảm hứng và phong cách riêng; phương diện so sánh – bối cảnh, cốt truyện, ngôi kể, nhân vật, cảm hứng; đánh giá – giá trị của từng tác phẩm và của văn học một thời.</w:t>
-            </w:r>
-          </w:p>
-          <w:p>
-            <w:pPr>
-              <w:spacing w:before="0" w:after="0"/>
-              <w:jc w:val="both"/>
-            </w:pPr>
-            <w:r>
-              <w:rPr>
-                <w:b/>
-                <w:i w:val="0"/>
-              </w:rPr>
-              <w:t>Lưu ý: tránh viết thành hai “bài” nhỏ phân tích riêng rẽ; khi nói tương đồng vẫn đề cập khác biệt và ngược lại.</w:t>
+                <w:b w:val="0"/>
+                <w:i w:val="0"/>
+              </w:rPr>
+              <w:t>- Bài tham khảo: cơ sở – cùng đề tài chiến tranh, tiêu biểu cho cách tiếp cận hiện thực của văn học cách mạng; mục đích – thấy sự thống nhất cảm hứng và phong cách riêng; phương diện so sánh – bối cảnh, cốt truyện, ngôi kể, nhân vật, cảm hứng; đánh giá – giá trị của từng tác phẩm và của văn học một thời.</w:t>
+            </w:r>
+          </w:p>
+          <w:p>
+            <w:pPr>
+              <w:spacing w:before="0" w:after="0"/>
+              <w:jc w:val="both"/>
+            </w:pPr>
+            <w:r>
+              <w:rPr>
+                <w:b w:val="0"/>
+                <w:i w:val="0"/>
+              </w:rPr>
+              <w:t>- Lưu ý: tránh viết thành hai “bài” nhỏ phân tích riêng rẽ; khi nói tương đồng vẫn đề cập khác biệt và ngược lại.</w:t>
             </w:r>
           </w:p>
         </w:tc>
@@ -4033,28 +6507,182 @@
     </w:p>
     <w:p>
       <w:pPr>
-        <w:spacing w:before="80" w:after="0"/>
-        <w:jc w:val="center"/>
-      </w:pPr>
-      <w:r>
-        <w:rPr>
-          <w:b/>
-          <w:i w:val="0"/>
-        </w:rPr>
-        <w:t>3. Hoạt động 3: Luyện tập – Thực hành viết (tiết 8 – 9)</w:t>
-      </w:r>
-    </w:p>
-    <w:p>
-      <w:pPr>
-        <w:spacing w:before="0" w:after="0"/>
-        <w:jc w:val="both"/>
-      </w:pPr>
-      <w:r>
-        <w:rPr>
-          <w:b w:val="0"/>
-          <w:i w:val="0"/>
-        </w:rPr>
-        <w:t>- Chọn hai tác phẩm (gợi ý SGK: Vợ nhặt – Vợ chồng A Phủ; Chí Phèo – Lão Hạc; Những ngày thơ ấu – Thời thơ ấu…); lập bảng so sánh: Phương diện | Truyện A | Truyện B | Nhận xét, đánh giá (cốt truyện, hệ thống nhân vật, ngôi kể – điểm nhìn, ngôn ngữ – giọng điệu).</w:t>
+        <w:spacing w:before="0" w:after="0"/>
+        <w:jc w:val="both"/>
+      </w:pPr>
+      <w:r>
+        <w:rPr>
+          <w:b/>
+          <w:i w:val="0"/>
+        </w:rPr>
+        <w:t>d) Tổ chức thực hiện</w:t>
+      </w:r>
+    </w:p>
+    <w:p>
+      <w:pPr>
+        <w:spacing w:before="0" w:after="0"/>
+        <w:jc w:val="both"/>
+      </w:pPr>
+      <w:r>
+        <w:rPr>
+          <w:b/>
+          <w:i w:val="0"/>
+        </w:rPr>
+        <w:t>Bước 1: Giao nhiệm vụ học tập:</w:t>
+      </w:r>
+      <w:r>
+        <w:rPr>
+          <w:b w:val="0"/>
+          <w:i w:val="0"/>
+        </w:rPr>
+        <w:t xml:space="preserve"> GV biến các nội dung ở box bên phải bài tham khảo thành câu hỏi kiểm tra quá trình đọc.</w:t>
+      </w:r>
+    </w:p>
+    <w:p>
+      <w:pPr>
+        <w:spacing w:before="0" w:after="0"/>
+        <w:jc w:val="both"/>
+      </w:pPr>
+      <w:r>
+        <w:rPr>
+          <w:b w:val="0"/>
+          <w:i w:val="0"/>
+          <w:color w:val="EE0000"/>
+        </w:rPr>
+        <w:t>- GV yêu cầu HS sử dụng thiết bị cá nhân tra cứu các bài phê bình về hai truyện ngắn trên trang học liệu số uy tín.</w:t>
+      </w:r>
+    </w:p>
+    <w:p>
+      <w:pPr>
+        <w:spacing w:before="0" w:after="0"/>
+        <w:jc w:val="both"/>
+      </w:pPr>
+      <w:r>
+        <w:rPr>
+          <w:b/>
+          <w:i w:val="0"/>
+        </w:rPr>
+        <w:t>Bước 2: Thực hiện nhiệm vụ:</w:t>
+      </w:r>
+      <w:r>
+        <w:rPr>
+          <w:b w:val="0"/>
+          <w:i w:val="0"/>
+        </w:rPr>
+        <w:t xml:space="preserve"> HS thảo luận theo bàn.</w:t>
+      </w:r>
+    </w:p>
+    <w:p>
+      <w:pPr>
+        <w:spacing w:before="0" w:after="0"/>
+        <w:jc w:val="both"/>
+      </w:pPr>
+      <w:r>
+        <w:rPr>
+          <w:b/>
+          <w:i w:val="0"/>
+        </w:rPr>
+        <w:t>Bước 3: Báo cáo, thảo luận:</w:t>
+      </w:r>
+      <w:r>
+        <w:rPr>
+          <w:b w:val="0"/>
+          <w:i w:val="0"/>
+        </w:rPr>
+        <w:t xml:space="preserve"> Đại diện các bàn trình bày.</w:t>
+      </w:r>
+    </w:p>
+    <w:p>
+      <w:pPr>
+        <w:spacing w:before="0" w:after="0"/>
+        <w:jc w:val="both"/>
+      </w:pPr>
+      <w:r>
+        <w:rPr>
+          <w:b/>
+          <w:i w:val="0"/>
+        </w:rPr>
+        <w:t>Bước 4: Kết luận, nhận định:</w:t>
+      </w:r>
+      <w:r>
+        <w:rPr>
+          <w:b w:val="0"/>
+          <w:i w:val="0"/>
+        </w:rPr>
+        <w:t xml:space="preserve"> GV nhận xét, chốt kiến thức (khung sản phẩm).</w:t>
+      </w:r>
+    </w:p>
+    <w:p>
+      <w:pPr>
+        <w:spacing w:before="0" w:after="0"/>
+        <w:jc w:val="both"/>
+      </w:pPr>
+      <w:r>
+        <w:rPr>
+          <w:b/>
+          <w:i w:val="0"/>
+        </w:rPr>
+        <w:t>3. Hoạt động 3: Luyện tập – Thực hành viết theo các bước (Dự kiến thời gian: cuối tiết 8 và tiết 9)</w:t>
+      </w:r>
+    </w:p>
+    <w:p>
+      <w:pPr>
+        <w:spacing w:before="0" w:after="0"/>
+        <w:jc w:val="both"/>
+      </w:pPr>
+      <w:r>
+        <w:rPr>
+          <w:b/>
+          <w:i w:val="0"/>
+        </w:rPr>
+        <w:t>a) Mục tiêu:</w:t>
+      </w:r>
+      <w:r>
+        <w:rPr>
+          <w:b w:val="0"/>
+          <w:i w:val="0"/>
+        </w:rPr>
+        <w:t xml:space="preserve"> HS biết thực hiện các bước viết bài văn so sánh, đánh giá hai tác phẩm truyện.</w:t>
+      </w:r>
+    </w:p>
+    <w:p>
+      <w:pPr>
+        <w:spacing w:before="0" w:after="0"/>
+        <w:jc w:val="both"/>
+      </w:pPr>
+      <w:r>
+        <w:rPr>
+          <w:b/>
+          <w:i w:val="0"/>
+        </w:rPr>
+        <w:t>b) Nội dung:</w:t>
+      </w:r>
+      <w:r>
+        <w:rPr>
+          <w:b w:val="0"/>
+          <w:i w:val="0"/>
+        </w:rPr>
+        <w:t xml:space="preserve"> Chọn hai tác phẩm (gợi ý SGK: Vợ nhặt – Vợ chồng A Phủ; Chí Phèo – Lão Hạc; Những ngày thơ ấu – Thời thơ ấu…); lập bảng so sánh: Phương diện | Truyện A | Truyện B | Nhận xét, đánh giá (cốt truyện, hệ thống nhân vật, ngôi kể – điểm nhìn, ngôn ngữ – giọng điệu).</w:t>
+      </w:r>
+    </w:p>
+    <w:p>
+      <w:pPr>
+        <w:spacing w:before="0" w:after="0"/>
+        <w:jc w:val="both"/>
+      </w:pPr>
+      <w:r>
+        <w:rPr>
+          <w:b/>
+          <w:i w:val="0"/>
+        </w:rPr>
+        <w:t>c) Sản phẩm:</w:t>
+      </w:r>
+      <w:r>
+        <w:rPr>
+          <w:b w:val="0"/>
+          <w:i w:val="0"/>
+        </w:rPr>
+        <w:t xml:space="preserve"> Dàn ý và bài viết của HS; gợi ý dàn ý:</w:t>
       </w:r>
     </w:p>
     <w:tbl>
@@ -4082,46 +6710,74 @@
                 <w:b/>
                 <w:i w:val="0"/>
               </w:rPr>
-              <w:t>Đề thực hành: So sánh, đánh giá hai truyện ngắn Vợ nhặt (Kim Lân) và Chí Phèo (Nam Cao) ở phương diện số phận người nông dân và cách kết thúc tác phẩm.</w:t>
-            </w:r>
-          </w:p>
-          <w:p>
-            <w:pPr>
-              <w:spacing w:before="0" w:after="0"/>
-              <w:jc w:val="both"/>
-            </w:pPr>
+              <w:t>Đề thực hành:</w:t>
+            </w:r>
             <w:r>
               <w:rPr>
                 <w:b w:val="0"/>
                 <w:i w:val="0"/>
               </w:rPr>
-              <w:t>- Mở bài: giới thiệu hai tác phẩm; nêu mục đích, cơ sở so sánh (cùng viết về người nông dân nghèo, cùng giàu giá trị nhân đạo).</w:t>
-            </w:r>
-          </w:p>
-          <w:p>
-            <w:pPr>
-              <w:spacing w:before="0" w:after="0"/>
-              <w:jc w:val="both"/>
-            </w:pPr>
+              <w:t xml:space="preserve"> So sánh, đánh giá hai truyện ngắn Vợ nhặt (Kim Lân) và Chí Phèo (Nam Cao) ở phương diện số phận người nông dân và cách kết thúc tác phẩm.</w:t>
+            </w:r>
+          </w:p>
+          <w:p>
+            <w:pPr>
+              <w:spacing w:before="0" w:after="0"/>
+              <w:jc w:val="both"/>
+            </w:pPr>
+            <w:r>
+              <w:rPr>
+                <w:b/>
+                <w:i w:val="0"/>
+              </w:rPr>
+              <w:t>1. Mở bài:</w:t>
+            </w:r>
             <w:r>
               <w:rPr>
                 <w:b w:val="0"/>
                 <w:i w:val="0"/>
               </w:rPr>
-              <w:t>- Thân bài: (1) Thông tin chung từng tác phẩm. (2) Tương đồng: nhân vật ở đáy xã hội, bị rẻ rúng; khát vọng sống, khát vọng làm người; tình thương có sức hồi sinh. (3) Khác biệt: bối cảnh (trước 1945 – nạn đói 1945), kết thúc (bi kịch, vòng luẩn quẩn – mở ra niềm tin, lá cờ đỏ), cảm hứng (tố cáo, cảnh báo – tin tưởng, lạc quan); nguyên nhân: thời điểm sáng tác, quan điểm nghệ thuật. (4) Đánh giá giá trị riêng của mỗi tác phẩm.</w:t>
-            </w:r>
-          </w:p>
-          <w:p>
-            <w:pPr>
-              <w:spacing w:before="0" w:after="0"/>
-              <w:jc w:val="both"/>
-            </w:pPr>
+              <w:t xml:space="preserve"> giới thiệu hai tác phẩm; nêu mục đích, cơ sở so sánh (cùng viết về người nông dân nghèo, cùng giàu giá trị nhân đạo).</w:t>
+            </w:r>
+          </w:p>
+          <w:p>
+            <w:pPr>
+              <w:spacing w:before="0" w:after="0"/>
+              <w:jc w:val="both"/>
+            </w:pPr>
+            <w:r>
+              <w:rPr>
+                <w:b/>
+                <w:i w:val="0"/>
+              </w:rPr>
+              <w:t>2. Thân bài:</w:t>
+            </w:r>
             <w:r>
               <w:rPr>
                 <w:b w:val="0"/>
                 <w:i w:val="0"/>
               </w:rPr>
-              <w:t>- Kết bài: ý nghĩa của việc so sánh.</w:t>
+              <w:t xml:space="preserve"> (1) Thông tin chung từng tác phẩm. (2) Tương đồng: nhân vật ở đáy xã hội, bị rẻ rúng; khát vọng sống, khát vọng làm người; tình thương có sức hồi sinh. (3) Khác biệt: bối cảnh (trước 1945 – nạn đói 1945), kết thúc (bi kịch, vòng luẩn quẩn – mở ra niềm tin, lá cờ đỏ), cảm hứng (tố cáo, cảnh báo – tin tưởng, lạc quan); nguyên nhân: thời điểm sáng tác, quan điểm nghệ thuật. (4) Đánh giá giá trị riêng của mỗi tác phẩm.</w:t>
+            </w:r>
+          </w:p>
+          <w:p>
+            <w:pPr>
+              <w:spacing w:before="0" w:after="0"/>
+              <w:jc w:val="both"/>
+            </w:pPr>
+            <w:r>
+              <w:rPr>
+                <w:b/>
+                <w:i w:val="0"/>
+              </w:rPr>
+              <w:t>3. Kết bài:</w:t>
+            </w:r>
+            <w:r>
+              <w:rPr>
+                <w:b w:val="0"/>
+                <w:i w:val="0"/>
+              </w:rPr>
+              <w:t xml:space="preserve"> ý nghĩa của việc so sánh.</w:t>
             </w:r>
           </w:p>
         </w:tc>
@@ -4135,6 +6791,121 @@
     </w:p>
     <w:p>
       <w:pPr>
+        <w:spacing w:before="0" w:after="0"/>
+        <w:jc w:val="both"/>
+      </w:pPr>
+      <w:r>
+        <w:rPr>
+          <w:b/>
+          <w:i w:val="0"/>
+        </w:rPr>
+        <w:t>d) Tổ chức thực hiện</w:t>
+      </w:r>
+    </w:p>
+    <w:p>
+      <w:pPr>
+        <w:spacing w:before="0" w:after="0"/>
+        <w:jc w:val="both"/>
+      </w:pPr>
+      <w:r>
+        <w:rPr>
+          <w:b/>
+          <w:i w:val="0"/>
+        </w:rPr>
+        <w:t>Bước 1: Giao nhiệm vụ học tập</w:t>
+      </w:r>
+    </w:p>
+    <w:p>
+      <w:pPr>
+        <w:spacing w:before="0" w:after="0"/>
+        <w:jc w:val="both"/>
+      </w:pPr>
+      <w:r>
+        <w:rPr>
+          <w:b w:val="0"/>
+          <w:i w:val="0"/>
+        </w:rPr>
+        <w:t>- GV hướng dẫn HS thực hiện các bước: chuẩn bị viết – tìm ý, lập dàn ý – viết bài – xem lại và chỉnh sửa (SGK tr.32 – 33).</w:t>
+      </w:r>
+    </w:p>
+    <w:p>
+      <w:pPr>
+        <w:spacing w:before="0" w:after="0"/>
+        <w:jc w:val="both"/>
+      </w:pPr>
+      <w:r>
+        <w:rPr>
+          <w:b/>
+          <w:i w:val="0"/>
+          <w:color w:val="7030A0"/>
+        </w:rPr>
+        <w:t>*Tích hợp năng lực AI:</w:t>
+      </w:r>
+    </w:p>
+    <w:p>
+      <w:pPr>
+        <w:spacing w:before="0" w:after="0"/>
+        <w:jc w:val="both"/>
+      </w:pPr>
+      <w:r>
+        <w:rPr>
+          <w:b/>
+          <w:i w:val="0"/>
+          <w:color w:val="7030A0"/>
+        </w:rPr>
+        <w:t>12.A4.1.a:</w:t>
+      </w:r>
+      <w:r>
+        <w:rPr>
+          <w:b w:val="0"/>
+          <w:i w:val="0"/>
+          <w:color w:val="7030A0"/>
+        </w:rPr>
+        <w:t xml:space="preserve"> Học sinh biết cách sử dụng câu lệnh (prompt) để AI góp ý dàn ý và phát hiện chỗ so sánh còn rời rạc.</w:t>
+      </w:r>
+    </w:p>
+    <w:p>
+      <w:pPr>
+        <w:spacing w:before="0" w:after="0"/>
+        <w:jc w:val="both"/>
+      </w:pPr>
+      <w:r>
+        <w:rPr>
+          <w:b w:val="0"/>
+          <w:i w:val="0"/>
+          <w:color w:val="EE0000"/>
+        </w:rPr>
+        <w:t>- HS có thể gửi dàn ý cho AI với câu lệnh: “Hãy nhận xét dàn ý bài văn so sánh hai truyện ngắn sau, chỉ ra phần so sánh còn rời rạc”; ghi lại vào Nhật ký sử dụng AI (Phụ lục); tự viết bài.</w:t>
+      </w:r>
+    </w:p>
+    <w:p>
+      <w:pPr>
+        <w:spacing w:before="0" w:after="0"/>
+        <w:jc w:val="both"/>
+      </w:pPr>
+      <w:r>
+        <w:rPr>
+          <w:b/>
+          <w:i w:val="0"/>
+        </w:rPr>
+        <w:t>Bước 2: Thực hiện nhiệm vụ</w:t>
+      </w:r>
+    </w:p>
+    <w:p>
+      <w:pPr>
+        <w:spacing w:before="0" w:after="0"/>
+        <w:jc w:val="both"/>
+      </w:pPr>
+      <w:r>
+        <w:rPr>
+          <w:b w:val="0"/>
+          <w:i w:val="0"/>
+        </w:rPr>
+        <w:t>- Cuối tiết 8: HS tìm ý, lập bảng so sánh, lập dàn ý.</w:t>
+      </w:r>
+    </w:p>
+    <w:p>
+      <w:pPr>
         <w:spacing w:before="80" w:after="80"/>
         <w:jc w:val="center"/>
       </w:pPr>
@@ -4143,7 +6914,7 @@
           <w:b/>
           <w:i w:val="0"/>
         </w:rPr>
-        <w:t>HẾT TIẾT 8 CHUYỂN SANG TIẾT 9</w:t>
+        <w:t>----------HẾT TIẾT 8 CHUYỂN SANG TIẾT 9----------</w:t>
       </w:r>
     </w:p>
     <w:p>
@@ -4157,6 +6928,60 @@
           <w:i w:val="0"/>
         </w:rPr>
         <w:t>- Tiết 9: HS viết bài tại lớp theo dàn ý; chú ý liên kết, ngắt đoạn phù hợp; chỉnh sửa theo bảng kiểm.</w:t>
+      </w:r>
+    </w:p>
+    <w:p>
+      <w:pPr>
+        <w:spacing w:before="0" w:after="0"/>
+        <w:jc w:val="both"/>
+      </w:pPr>
+      <w:r>
+        <w:rPr>
+          <w:b w:val="0"/>
+          <w:i w:val="0"/>
+          <w:color w:val="EE0000"/>
+        </w:rPr>
+        <w:t>[2.2.NC1a: HS sử dụng công cụ trực tuyến rà soát lỗi chính tả, ngữ pháp trước khi nộp bài (nếu viết trên máy).]</w:t>
+      </w:r>
+    </w:p>
+    <w:p>
+      <w:pPr>
+        <w:spacing w:before="0" w:after="0"/>
+        <w:jc w:val="both"/>
+      </w:pPr>
+      <w:r>
+        <w:rPr>
+          <w:b/>
+          <w:i w:val="0"/>
+        </w:rPr>
+        <w:t>Bước 3: Báo cáo, thảo luận:</w:t>
+      </w:r>
+      <w:r>
+        <w:rPr>
+          <w:b w:val="0"/>
+          <w:i w:val="0"/>
+        </w:rPr>
+        <w:t xml:space="preserve"> HS nộp bài; 1 – 2 HS đọc đoạn mở bài/một luận điểm.</w:t>
+      </w:r>
+    </w:p>
+    <w:p>
+      <w:pPr>
+        <w:spacing w:before="0" w:after="0"/>
+        <w:jc w:val="both"/>
+      </w:pPr>
+      <w:r>
+        <w:rPr>
+          <w:b/>
+          <w:i w:val="0"/>
+        </w:rPr>
+        <w:t>Bước 4: Kết luận, nhận định:</w:t>
+      </w:r>
+      <w:r>
+        <w:rPr>
+          <w:b w:val="0"/>
+          <w:i w:val="0"/>
+        </w:rPr>
+        <w:t xml:space="preserve"> GV thu bài, nhận xét chung về tinh thần làm bài.</w:t>
       </w:r>
     </w:p>
     <w:p>
@@ -4169,33 +6994,173 @@
           <w:b/>
           <w:i w:val="0"/>
         </w:rPr>
-        <w:t>HẾT TIẾT 9 CHUYỂN SANG TIẾT 10</w:t>
-      </w:r>
-    </w:p>
-    <w:p>
-      <w:pPr>
-        <w:spacing w:before="80" w:after="0"/>
-        <w:jc w:val="center"/>
-      </w:pPr>
-      <w:r>
-        <w:rPr>
-          <w:b/>
-          <w:i w:val="0"/>
-        </w:rPr>
-        <w:t>4. Hoạt động 4: Vận dụng – Trả bài (45 phút)</w:t>
-      </w:r>
-    </w:p>
-    <w:p>
-      <w:pPr>
-        <w:spacing w:before="0" w:after="0"/>
-        <w:jc w:val="both"/>
-      </w:pPr>
-      <w:r>
-        <w:rPr>
-          <w:b w:val="0"/>
-          <w:i w:val="0"/>
-        </w:rPr>
-        <w:t>- GV trả bài, nhận xét ưu điểm, lỗi thường gặp (lắp ghép hai bài phân tích riêng; so sánh chung chung; thiếu nguyên nhân khác biệt); HS chữa lỗi, đọc đoạn hay, viết lại đoạn chưa đạt.</w:t>
+        <w:t>----------HẾT TIẾT 9 CHUYỂN SANG TIẾT 10----------</w:t>
+      </w:r>
+    </w:p>
+    <w:p>
+      <w:pPr>
+        <w:spacing w:before="0" w:after="0"/>
+        <w:jc w:val="both"/>
+      </w:pPr>
+      <w:r>
+        <w:rPr>
+          <w:b/>
+          <w:i w:val="0"/>
+        </w:rPr>
+        <w:t>4. Hoạt động 4: Vận dụng – Trả bài (Dự kiến thời gian: Tiết 10)</w:t>
+      </w:r>
+    </w:p>
+    <w:p>
+      <w:pPr>
+        <w:spacing w:before="0" w:after="0"/>
+        <w:jc w:val="both"/>
+      </w:pPr>
+      <w:r>
+        <w:rPr>
+          <w:b/>
+          <w:i w:val="0"/>
+        </w:rPr>
+        <w:t>a) Mục tiêu:</w:t>
+      </w:r>
+      <w:r>
+        <w:rPr>
+          <w:b w:val="0"/>
+          <w:i w:val="0"/>
+        </w:rPr>
+        <w:t xml:space="preserve"> HS nhận ra ưu điểm, hạn chế trong bài viết, biết chỉnh sửa.</w:t>
+      </w:r>
+    </w:p>
+    <w:p>
+      <w:pPr>
+        <w:spacing w:before="0" w:after="0"/>
+        <w:jc w:val="both"/>
+      </w:pPr>
+      <w:r>
+        <w:rPr>
+          <w:b/>
+          <w:i w:val="0"/>
+        </w:rPr>
+        <w:t>b) Nội dung:</w:t>
+      </w:r>
+      <w:r>
+        <w:rPr>
+          <w:b w:val="0"/>
+          <w:i w:val="0"/>
+        </w:rPr>
+        <w:t xml:space="preserve"> GV trả bài, nhận xét kết quả viết, yêu cầu HS chỉnh sửa.</w:t>
+      </w:r>
+    </w:p>
+    <w:p>
+      <w:pPr>
+        <w:spacing w:before="0" w:after="0"/>
+        <w:jc w:val="both"/>
+      </w:pPr>
+      <w:r>
+        <w:rPr>
+          <w:b/>
+          <w:i w:val="0"/>
+        </w:rPr>
+        <w:t>c) Sản phẩm:</w:t>
+      </w:r>
+      <w:r>
+        <w:rPr>
+          <w:b w:val="0"/>
+          <w:i w:val="0"/>
+        </w:rPr>
+        <w:t xml:space="preserve"> Bài viết đã chỉnh sửa của HS.</w:t>
+      </w:r>
+    </w:p>
+    <w:p>
+      <w:pPr>
+        <w:spacing w:before="0" w:after="0"/>
+        <w:jc w:val="both"/>
+      </w:pPr>
+      <w:r>
+        <w:rPr>
+          <w:b/>
+          <w:i w:val="0"/>
+        </w:rPr>
+        <w:t>d) Tổ chức thực hiện</w:t>
+      </w:r>
+    </w:p>
+    <w:p>
+      <w:pPr>
+        <w:spacing w:before="0" w:after="0"/>
+        <w:jc w:val="both"/>
+      </w:pPr>
+      <w:r>
+        <w:rPr>
+          <w:b/>
+          <w:i w:val="0"/>
+        </w:rPr>
+        <w:t>Bước 1: Giao nhiệm vụ học tập:</w:t>
+      </w:r>
+      <w:r>
+        <w:rPr>
+          <w:b w:val="0"/>
+          <w:i w:val="0"/>
+        </w:rPr>
+        <w:t xml:space="preserve"> GV nhắc lại yêu cầu của kiểu bài.</w:t>
+      </w:r>
+    </w:p>
+    <w:p>
+      <w:pPr>
+        <w:spacing w:before="0" w:after="0"/>
+        <w:jc w:val="both"/>
+      </w:pPr>
+      <w:r>
+        <w:rPr>
+          <w:b/>
+          <w:i w:val="0"/>
+        </w:rPr>
+        <w:t>Bước 2: Thực hiện nhiệm vụ:</w:t>
+      </w:r>
+      <w:r>
+        <w:rPr>
+          <w:b w:val="0"/>
+          <w:i w:val="0"/>
+        </w:rPr>
+        <w:t xml:space="preserve"> GV nhận xét theo rubric, chỉ rõ lỗi thường gặp (lắp ghép hai bài phân tích riêng; so sánh chung chung; thiếu nguyên nhân khác biệt).</w:t>
+      </w:r>
+    </w:p>
+    <w:p>
+      <w:pPr>
+        <w:spacing w:before="0" w:after="0"/>
+        <w:jc w:val="both"/>
+      </w:pPr>
+      <w:r>
+        <w:rPr>
+          <w:b/>
+          <w:i w:val="0"/>
+        </w:rPr>
+        <w:t>Bước 3: Báo cáo, thảo luận:</w:t>
+      </w:r>
+      <w:r>
+        <w:rPr>
+          <w:b w:val="0"/>
+          <w:i w:val="0"/>
+        </w:rPr>
+        <w:t xml:space="preserve"> HS sửa chữa (kiểm tra chéo), đọc đoạn hay, viết lại đoạn chưa đạt.</w:t>
+      </w:r>
+    </w:p>
+    <w:p>
+      <w:pPr>
+        <w:spacing w:before="0" w:after="0"/>
+        <w:jc w:val="both"/>
+      </w:pPr>
+      <w:r>
+        <w:rPr>
+          <w:b/>
+          <w:i w:val="0"/>
+        </w:rPr>
+        <w:t>Bước 4: Kết luận, nhận định:</w:t>
+      </w:r>
+      <w:r>
+        <w:rPr>
+          <w:b w:val="0"/>
+          <w:i w:val="0"/>
+        </w:rPr>
+        <w:t xml:space="preserve"> GV tổng kết, ghi nhận tiến bộ của HS.</w:t>
       </w:r>
     </w:p>
     <w:p>
@@ -4208,7 +7173,7 @@
           <w:b/>
           <w:i w:val="0"/>
         </w:rPr>
-        <w:t>HẾT TIẾT 10 CHUYỂN SANG TIẾT 11</w:t>
+        <w:t>----------HẾT TIẾT 10 CHUYỂN SANG TIẾT 11----------</w:t>
       </w:r>
     </w:p>
     <w:p>
@@ -4234,7 +7199,7 @@
           <w:b w:val="0"/>
           <w:i w:val="0"/>
         </w:rPr>
-        <w:t>(Dự kiến thời gian: 1 tiết)</w:t>
+        <w:t>(Dự kiến thời gian: 01 tiết – Tiết 11)</w:t>
       </w:r>
     </w:p>
     <w:p>
@@ -4257,23 +7222,150 @@
       </w:pPr>
       <w:r>
         <w:rPr>
-          <w:b w:val="0"/>
-          <w:i w:val="0"/>
-        </w:rPr>
-        <w:t>- Nêu tên hai tác phẩm, lí do chọn; xác định cơ sở, phạm vi so sánh; nêu cách thức so sánh; trình bày kết quả nổi bật; khái quát ý nghĩa của việc so sánh.</w:t>
-      </w:r>
-    </w:p>
-    <w:p>
-      <w:pPr>
-        <w:spacing w:before="0" w:after="0"/>
-        <w:jc w:val="both"/>
-      </w:pPr>
-      <w:r>
-        <w:rPr>
-          <w:b w:val="0"/>
-          <w:i w:val="0"/>
-        </w:rPr>
-        <w:t>- Năng lực số: 6.3.NC1a (bảng, sơ đồ so sánh trình chiếu); 2.1.NC1a (chia sẻ, thu phản hồi).</w:t>
+          <w:b/>
+          <w:i w:val="0"/>
+        </w:rPr>
+        <w:t>1. Về kiến thức:</w:t>
+      </w:r>
+    </w:p>
+    <w:p>
+      <w:pPr>
+        <w:spacing w:before="0" w:after="0"/>
+        <w:jc w:val="both"/>
+      </w:pPr>
+      <w:r>
+        <w:rPr>
+          <w:b w:val="0"/>
+          <w:i w:val="0"/>
+        </w:rPr>
+        <w:t>- Nêu được tên hai tác phẩm, lí do chọn; xác định cơ sở, phạm vi so sánh; nêu cách thức so sánh; trình bày kết quả nổi bật; khái quát ý nghĩa của việc so sánh.</w:t>
+      </w:r>
+    </w:p>
+    <w:p>
+      <w:pPr>
+        <w:spacing w:before="0" w:after="0"/>
+        <w:jc w:val="both"/>
+      </w:pPr>
+      <w:r>
+        <w:rPr>
+          <w:b w:val="0"/>
+          <w:i w:val="0"/>
+        </w:rPr>
+        <w:t>- Biết điều tiết giọng nói và ngôn ngữ cơ thể; sử dụng bảng, sơ đồ so sánh khi trình bày.</w:t>
+      </w:r>
+    </w:p>
+    <w:p>
+      <w:pPr>
+        <w:spacing w:before="0" w:after="0"/>
+        <w:jc w:val="both"/>
+      </w:pPr>
+      <w:r>
+        <w:rPr>
+          <w:b/>
+          <w:i w:val="0"/>
+        </w:rPr>
+        <w:t>2. Về năng lực</w:t>
+      </w:r>
+    </w:p>
+    <w:p>
+      <w:pPr>
+        <w:spacing w:before="0" w:after="0"/>
+        <w:jc w:val="both"/>
+      </w:pPr>
+      <w:r>
+        <w:rPr>
+          <w:b/>
+          <w:i w:val="0"/>
+        </w:rPr>
+        <w:t>a. Năng lực chung:</w:t>
+      </w:r>
+      <w:r>
+        <w:rPr>
+          <w:b w:val="0"/>
+          <w:i w:val="0"/>
+        </w:rPr>
+        <w:t xml:space="preserve"> Năng lực giao tiếp, hợp tác, giải quyết vấn đề, trình bày.</w:t>
+      </w:r>
+    </w:p>
+    <w:p>
+      <w:pPr>
+        <w:spacing w:before="0" w:after="0"/>
+        <w:jc w:val="both"/>
+      </w:pPr>
+      <w:r>
+        <w:rPr>
+          <w:b/>
+          <w:i w:val="0"/>
+        </w:rPr>
+        <w:t>b. Năng lực riêng biệt:</w:t>
+      </w:r>
+      <w:r>
+        <w:rPr>
+          <w:b w:val="0"/>
+          <w:i w:val="0"/>
+        </w:rPr>
+        <w:t xml:space="preserve"> Năng lực trình bày kết quả so sánh, đánh giá; lắng nghe, nhận xét, phản hồi.</w:t>
+      </w:r>
+    </w:p>
+    <w:p>
+      <w:pPr>
+        <w:spacing w:before="0" w:after="0"/>
+        <w:jc w:val="both"/>
+      </w:pPr>
+      <w:r>
+        <w:rPr>
+          <w:b/>
+          <w:i w:val="0"/>
+        </w:rPr>
+        <w:t>c. Năng lực số</w:t>
+      </w:r>
+    </w:p>
+    <w:p>
+      <w:pPr>
+        <w:spacing w:before="0" w:after="0"/>
+        <w:jc w:val="both"/>
+      </w:pPr>
+      <w:r>
+        <w:rPr>
+          <w:b w:val="0"/>
+          <w:i w:val="0"/>
+          <w:color w:val="EE0000"/>
+        </w:rPr>
+        <w:t>- 2.1.NC1a: Sử dụng các công cụ giao tiếp số để chia sẻ bài nói và thu thập phản hồi từ người nghe.</w:t>
+      </w:r>
+    </w:p>
+    <w:p>
+      <w:pPr>
+        <w:spacing w:before="0" w:after="0"/>
+        <w:jc w:val="both"/>
+      </w:pPr>
+      <w:r>
+        <w:rPr>
+          <w:b w:val="0"/>
+          <w:i w:val="0"/>
+          <w:color w:val="EE0000"/>
+        </w:rPr>
+        <w:t>- 6.3.NC1a: Sử dụng thiết bị số tạo bảng, sơ đồ so sánh trình chiếu hỗ trợ bài nói.</w:t>
+      </w:r>
+    </w:p>
+    <w:p>
+      <w:pPr>
+        <w:spacing w:before="0" w:after="0"/>
+        <w:jc w:val="both"/>
+      </w:pPr>
+      <w:r>
+        <w:rPr>
+          <w:b/>
+          <w:i w:val="0"/>
+        </w:rPr>
+        <w:t>3. Về phẩm chất:</w:t>
+      </w:r>
+      <w:r>
+        <w:rPr>
+          <w:b w:val="0"/>
+          <w:i w:val="0"/>
+        </w:rPr>
+        <w:t xml:space="preserve"> Tôn trọng ý kiến khác biệt; tự tin, trung thực khi trình bày.</w:t>
       </w:r>
     </w:p>
     <w:p>
@@ -4286,72 +7378,820 @@
           <w:b/>
           <w:i w:val="0"/>
         </w:rPr>
-        <w:t>II. TIẾN TRÌNH DẠY HỌC</w:t>
-      </w:r>
-    </w:p>
-    <w:p>
-      <w:pPr>
-        <w:spacing w:before="0" w:after="0"/>
-        <w:jc w:val="both"/>
-      </w:pPr>
-      <w:r>
-        <w:rPr>
-          <w:b w:val="0"/>
-          <w:i w:val="0"/>
-        </w:rPr>
-        <w:t>- Hoạt động 1 (5 phút): GV nêu yêu cầu, tiêu chí đánh giá.</w:t>
-      </w:r>
-    </w:p>
-    <w:p>
-      <w:pPr>
-        <w:spacing w:before="0" w:after="0"/>
-        <w:jc w:val="both"/>
-      </w:pPr>
-      <w:r>
-        <w:rPr>
-          <w:b w:val="0"/>
-          <w:i w:val="0"/>
-        </w:rPr>
-        <w:t>- Hoạt động 2 (10 phút): HS rút bài viết thành dàn ý bài nói; chuẩn bị bảng so sánh trình chiếu.</w:t>
-      </w:r>
-    </w:p>
-    <w:p>
-      <w:pPr>
-        <w:spacing w:before="0" w:after="0"/>
-        <w:jc w:val="both"/>
-      </w:pPr>
-      <w:r>
-        <w:rPr>
-          <w:b w:val="0"/>
-          <w:i w:val="0"/>
-        </w:rPr>
-        <w:t>- Hoạt động 3 (25 phút): 3 – 4 HS trình bày (Mở đầu – Triển khai – Kết luận), trả lời câu hỏi “So sánh để làm gì?”; người nghe nhận xét, đặt câu hỏi.</w:t>
-      </w:r>
-    </w:p>
-    <w:p>
-      <w:pPr>
-        <w:spacing w:before="0" w:after="0"/>
-        <w:jc w:val="both"/>
-      </w:pPr>
-      <w:r>
-        <w:rPr>
-          <w:b w:val="0"/>
-          <w:i w:val="0"/>
-        </w:rPr>
-        <w:t>- Hoạt động 4 (5 phút): HS quay video bài nói, đăng Padlet lớp; tìm đọc Trên xuồng cứu nạn (Y-an Ma-ten) – phần Thực hành đọc.</w:t>
-      </w:r>
-    </w:p>
-    <w:p>
-      <w:pPr>
-        <w:spacing w:before="0" w:after="0"/>
-        <w:jc w:val="both"/>
-      </w:pPr>
-      <w:r>
-        <w:rPr>
-          <w:b/>
-          <w:i w:val="0"/>
-        </w:rPr>
-        <w:t>* CỦNG CỐ CUỐI BÀI (Sơ đồ tư duy): GV chiếu sơ đồ tư duy Bài 1, HS nêu nội dung từng nhánh.</w:t>
+        <w:t>II. THIẾT BỊ DẠY HỌC VÀ HỌC LIỆU</w:t>
+      </w:r>
+    </w:p>
+    <w:p>
+      <w:pPr>
+        <w:spacing w:before="0" w:after="0"/>
+        <w:jc w:val="both"/>
+      </w:pPr>
+      <w:r>
+        <w:rPr>
+          <w:b/>
+          <w:i w:val="0"/>
+        </w:rPr>
+        <w:t>1. Thiết bị:</w:t>
+      </w:r>
+      <w:r>
+        <w:rPr>
+          <w:b w:val="0"/>
+          <w:i w:val="0"/>
+        </w:rPr>
+        <w:t xml:space="preserve"> Máy chiếu, máy tính</w:t>
+      </w:r>
+      <w:r>
+        <w:rPr>
+          <w:b w:val="0"/>
+          <w:i w:val="0"/>
+          <w:color w:val="EE0000"/>
+        </w:rPr>
+        <w:t xml:space="preserve"> hoặc điện thoại thông minh (nếu điều kiện cho phép) có kết nối Internet.</w:t>
+      </w:r>
+    </w:p>
+    <w:p>
+      <w:pPr>
+        <w:spacing w:before="0" w:after="0"/>
+        <w:jc w:val="both"/>
+      </w:pPr>
+      <w:r>
+        <w:rPr>
+          <w:b/>
+          <w:i w:val="0"/>
+        </w:rPr>
+        <w:t>2. Học liệu:</w:t>
+      </w:r>
+      <w:r>
+        <w:rPr>
+          <w:b w:val="0"/>
+          <w:i w:val="0"/>
+        </w:rPr>
+        <w:t xml:space="preserve"> SGK (tr.34 – 36), phiếu đánh giá bài nói.</w:t>
+      </w:r>
+    </w:p>
+    <w:p>
+      <w:pPr>
+        <w:spacing w:before="60" w:after="0"/>
+        <w:jc w:val="both"/>
+      </w:pPr>
+      <w:r>
+        <w:rPr>
+          <w:b/>
+          <w:i w:val="0"/>
+        </w:rPr>
+        <w:t>III. TIẾN TRÌNH DẠY HỌC</w:t>
+      </w:r>
+    </w:p>
+    <w:p>
+      <w:pPr>
+        <w:spacing w:before="0" w:after="0"/>
+        <w:jc w:val="both"/>
+      </w:pPr>
+      <w:r>
+        <w:rPr>
+          <w:b/>
+          <w:i w:val="0"/>
+        </w:rPr>
+        <w:t>Hoạt động 1: Mở đầu – Chuẩn bị nói và nghe (Dự kiến thời gian: 5 phút)</w:t>
+      </w:r>
+    </w:p>
+    <w:p>
+      <w:pPr>
+        <w:spacing w:before="0" w:after="0"/>
+        <w:jc w:val="both"/>
+      </w:pPr>
+      <w:r>
+        <w:rPr>
+          <w:b/>
+          <w:i w:val="0"/>
+        </w:rPr>
+        <w:t>a. Mục tiêu:</w:t>
+      </w:r>
+      <w:r>
+        <w:rPr>
+          <w:b w:val="0"/>
+          <w:i w:val="0"/>
+        </w:rPr>
+        <w:t xml:space="preserve"> Tạo tâm thế, giúp HS soát lại bài nói.</w:t>
+      </w:r>
+    </w:p>
+    <w:p>
+      <w:pPr>
+        <w:spacing w:before="0" w:after="0"/>
+        <w:jc w:val="both"/>
+      </w:pPr>
+      <w:r>
+        <w:rPr>
+          <w:b/>
+          <w:i w:val="0"/>
+        </w:rPr>
+        <w:t>b. Nội dung:</w:t>
+      </w:r>
+      <w:r>
+        <w:rPr>
+          <w:b w:val="0"/>
+          <w:i w:val="0"/>
+        </w:rPr>
+        <w:t xml:space="preserve"> GV nêu yêu cầu, tiêu chí; HS soát dàn ý bài nói.</w:t>
+      </w:r>
+    </w:p>
+    <w:p>
+      <w:pPr>
+        <w:spacing w:before="0" w:after="0"/>
+        <w:jc w:val="both"/>
+      </w:pPr>
+      <w:r>
+        <w:rPr>
+          <w:b/>
+          <w:i w:val="0"/>
+        </w:rPr>
+        <w:t>c. Sản phẩm:</w:t>
+      </w:r>
+      <w:r>
+        <w:rPr>
+          <w:b w:val="0"/>
+          <w:i w:val="0"/>
+        </w:rPr>
+        <w:t xml:space="preserve"> Dàn ý bài nói của HS.</w:t>
+      </w:r>
+    </w:p>
+    <w:p>
+      <w:pPr>
+        <w:spacing w:before="0" w:after="0"/>
+        <w:jc w:val="both"/>
+      </w:pPr>
+      <w:r>
+        <w:rPr>
+          <w:b/>
+          <w:i w:val="0"/>
+        </w:rPr>
+        <w:t>d. Tổ chức thực hiện:</w:t>
+      </w:r>
+    </w:p>
+    <w:p>
+      <w:pPr>
+        <w:spacing w:before="0" w:after="0"/>
+        <w:jc w:val="both"/>
+      </w:pPr>
+      <w:r>
+        <w:rPr>
+          <w:b/>
+          <w:i w:val="0"/>
+        </w:rPr>
+        <w:t>Bước 1: Giao nhiệm vụ học tập:</w:t>
+      </w:r>
+      <w:r>
+        <w:rPr>
+          <w:b w:val="0"/>
+          <w:i w:val="0"/>
+        </w:rPr>
+        <w:t xml:space="preserve"> GV lưu ý: có thể dùng bài viết đã làm hoặc chọn đề tài mới theo quy trình “chọn đọc hai tác phẩm → so sánh → hình thành luận điểm đánh giá → xây dựng dàn ý”; phát phiếu đánh giá.</w:t>
+      </w:r>
+    </w:p>
+    <w:p>
+      <w:pPr>
+        <w:spacing w:before="0" w:after="0"/>
+        <w:jc w:val="both"/>
+      </w:pPr>
+      <w:r>
+        <w:rPr>
+          <w:b w:val="0"/>
+          <w:i w:val="0"/>
+          <w:color w:val="EE0000"/>
+        </w:rPr>
+        <w:t>- GV yêu cầu HS kiểm tra bảng/sơ đồ so sánh trình chiếu trên thiết bị: thông tin chọn lọc, không quá nhiều chữ.</w:t>
+      </w:r>
+    </w:p>
+    <w:p>
+      <w:pPr>
+        <w:spacing w:before="0" w:after="0"/>
+        <w:jc w:val="both"/>
+      </w:pPr>
+      <w:r>
+        <w:rPr>
+          <w:b/>
+          <w:i w:val="0"/>
+        </w:rPr>
+        <w:t>Bước 2: Thực hiện nhiệm vụ:</w:t>
+      </w:r>
+      <w:r>
+        <w:rPr>
+          <w:b w:val="0"/>
+          <w:i w:val="0"/>
+        </w:rPr>
+        <w:t xml:space="preserve"> HS soát lại bài nói trong 5 phút.</w:t>
+      </w:r>
+    </w:p>
+    <w:p>
+      <w:pPr>
+        <w:spacing w:before="0" w:after="0"/>
+        <w:jc w:val="both"/>
+      </w:pPr>
+      <w:r>
+        <w:rPr>
+          <w:b/>
+          <w:i w:val="0"/>
+        </w:rPr>
+        <w:t>Bước 3: Báo cáo, thảo luận:</w:t>
+      </w:r>
+      <w:r>
+        <w:rPr>
+          <w:b w:val="0"/>
+          <w:i w:val="0"/>
+        </w:rPr>
+        <w:t xml:space="preserve"> 1 – 2 HS nêu dàn ý.</w:t>
+      </w:r>
+    </w:p>
+    <w:p>
+      <w:pPr>
+        <w:spacing w:before="0" w:after="0"/>
+        <w:jc w:val="both"/>
+      </w:pPr>
+      <w:r>
+        <w:rPr>
+          <w:b/>
+          <w:i w:val="0"/>
+        </w:rPr>
+        <w:t>Bước 4: Kết luận, nhận định:</w:t>
+      </w:r>
+      <w:r>
+        <w:rPr>
+          <w:b w:val="0"/>
+          <w:i w:val="0"/>
+        </w:rPr>
+        <w:t xml:space="preserve"> GV lưu ý thời gian mỗi bài trình bày (5 phút).</w:t>
+      </w:r>
+    </w:p>
+    <w:p>
+      <w:pPr>
+        <w:spacing w:before="0" w:after="0"/>
+        <w:jc w:val="both"/>
+      </w:pPr>
+      <w:r>
+        <w:rPr>
+          <w:b/>
+          <w:i w:val="0"/>
+        </w:rPr>
+        <w:t>Hoạt động 2: Thực hành nói và nghe (Dự kiến thời gian: 25 phút)</w:t>
+      </w:r>
+    </w:p>
+    <w:p>
+      <w:pPr>
+        <w:spacing w:before="0" w:after="0"/>
+        <w:jc w:val="both"/>
+      </w:pPr>
+      <w:r>
+        <w:rPr>
+          <w:b/>
+          <w:i w:val="0"/>
+        </w:rPr>
+        <w:t>a. Mục tiêu:</w:t>
+      </w:r>
+      <w:r>
+        <w:rPr>
+          <w:b w:val="0"/>
+          <w:i w:val="0"/>
+        </w:rPr>
+        <w:t xml:space="preserve"> HS trình bày kết quả so sánh, đánh giá hai tác phẩm truyện.</w:t>
+      </w:r>
+    </w:p>
+    <w:p>
+      <w:pPr>
+        <w:spacing w:before="0" w:after="0"/>
+        <w:jc w:val="both"/>
+      </w:pPr>
+      <w:r>
+        <w:rPr>
+          <w:b/>
+          <w:i w:val="0"/>
+        </w:rPr>
+        <w:t>b. Nội dung:</w:t>
+      </w:r>
+      <w:r>
+        <w:rPr>
+          <w:b w:val="0"/>
+          <w:i w:val="0"/>
+        </w:rPr>
+        <w:t xml:space="preserve"> 3 – 4 HS trình bày theo cấu trúc Mở đầu – Triển khai – Kết luận.</w:t>
+      </w:r>
+    </w:p>
+    <w:p>
+      <w:pPr>
+        <w:spacing w:before="0" w:after="0"/>
+        <w:jc w:val="both"/>
+      </w:pPr>
+      <w:r>
+        <w:rPr>
+          <w:b/>
+          <w:i w:val="0"/>
+        </w:rPr>
+        <w:t>c. Sản phẩm:</w:t>
+      </w:r>
+      <w:r>
+        <w:rPr>
+          <w:b w:val="0"/>
+          <w:i w:val="0"/>
+        </w:rPr>
+        <w:t xml:space="preserve"> Bài nói của HS.</w:t>
+      </w:r>
+    </w:p>
+    <w:p>
+      <w:pPr>
+        <w:spacing w:before="0" w:after="0"/>
+        <w:jc w:val="both"/>
+      </w:pPr>
+      <w:r>
+        <w:rPr>
+          <w:b/>
+          <w:i w:val="0"/>
+        </w:rPr>
+        <w:t>d. Tổ chức thực hiện:</w:t>
+      </w:r>
+    </w:p>
+    <w:p>
+      <w:pPr>
+        <w:spacing w:before="0" w:after="0"/>
+        <w:jc w:val="both"/>
+      </w:pPr>
+      <w:r>
+        <w:rPr>
+          <w:b/>
+          <w:i w:val="0"/>
+        </w:rPr>
+        <w:t>Bước 1: Giao nhiệm vụ học tập:</w:t>
+      </w:r>
+      <w:r>
+        <w:rPr>
+          <w:b w:val="0"/>
+          <w:i w:val="0"/>
+        </w:rPr>
+        <w:t xml:space="preserve"> GV nhắc: bài nói tuân thủ dàn ý; giúp người nghe hiểu rõ mục đích so sánh – thường xuyên trả lời câu hỏi “So sánh để làm gì?”; nên dùng bảng hay sơ đồ so sánh.</w:t>
+      </w:r>
+    </w:p>
+    <w:p>
+      <w:pPr>
+        <w:spacing w:before="0" w:after="0"/>
+        <w:jc w:val="both"/>
+      </w:pPr>
+      <w:r>
+        <w:rPr>
+          <w:b/>
+          <w:i w:val="0"/>
+        </w:rPr>
+        <w:t>Bước 2: Thực hiện nhiệm vụ:</w:t>
+      </w:r>
+      <w:r>
+        <w:rPr>
+          <w:b w:val="0"/>
+          <w:i w:val="0"/>
+        </w:rPr>
+        <w:t xml:space="preserve"> HS lần lượt trình bày; người nghe ghi chép theo phiếu.</w:t>
+      </w:r>
+    </w:p>
+    <w:p>
+      <w:pPr>
+        <w:spacing w:before="0" w:after="0"/>
+        <w:jc w:val="both"/>
+      </w:pPr>
+      <w:r>
+        <w:rPr>
+          <w:b/>
+          <w:i w:val="0"/>
+        </w:rPr>
+        <w:t>Bước 3: Báo cáo, thảo luận:</w:t>
+      </w:r>
+      <w:r>
+        <w:rPr>
+          <w:b w:val="0"/>
+          <w:i w:val="0"/>
+        </w:rPr>
+        <w:t xml:space="preserve"> Người nghe đặt câu hỏi, trao đổi với người nói.</w:t>
+      </w:r>
+    </w:p>
+    <w:p>
+      <w:pPr>
+        <w:spacing w:before="0" w:after="0"/>
+        <w:jc w:val="both"/>
+      </w:pPr>
+      <w:r>
+        <w:rPr>
+          <w:b/>
+          <w:i w:val="0"/>
+        </w:rPr>
+        <w:t>Bước 4: Kết luận, nhận định:</w:t>
+      </w:r>
+      <w:r>
+        <w:rPr>
+          <w:b w:val="0"/>
+          <w:i w:val="0"/>
+        </w:rPr>
+        <w:t xml:space="preserve"> GV nhận xét từng bài.</w:t>
+      </w:r>
+    </w:p>
+    <w:p>
+      <w:pPr>
+        <w:spacing w:before="0" w:after="0"/>
+        <w:jc w:val="both"/>
+      </w:pPr>
+      <w:r>
+        <w:rPr>
+          <w:b/>
+          <w:i w:val="0"/>
+        </w:rPr>
+        <w:t>Hoạt động 3: Trao đổi, đánh giá (Dự kiến thời gian: 10 phút)</w:t>
+      </w:r>
+    </w:p>
+    <w:p>
+      <w:pPr>
+        <w:spacing w:before="0" w:after="0"/>
+        <w:jc w:val="both"/>
+      </w:pPr>
+      <w:r>
+        <w:rPr>
+          <w:b/>
+          <w:i w:val="0"/>
+        </w:rPr>
+        <w:t>a. Mục tiêu:</w:t>
+      </w:r>
+      <w:r>
+        <w:rPr>
+          <w:b w:val="0"/>
+          <w:i w:val="0"/>
+        </w:rPr>
+        <w:t xml:space="preserve"> HS biết nhận xét, đánh giá bài nói theo tiêu chí.</w:t>
+      </w:r>
+    </w:p>
+    <w:p>
+      <w:pPr>
+        <w:spacing w:before="0" w:after="0"/>
+        <w:jc w:val="both"/>
+      </w:pPr>
+      <w:r>
+        <w:rPr>
+          <w:b/>
+          <w:i w:val="0"/>
+        </w:rPr>
+        <w:t>b. Nội dung:</w:t>
+      </w:r>
+      <w:r>
+        <w:rPr>
+          <w:b w:val="0"/>
+          <w:i w:val="0"/>
+        </w:rPr>
+        <w:t xml:space="preserve"> Người nghe: căn cứ tên bài nói, mục đích để nhận xét; yêu cầu làm rõ luận điểm; đính chính nhầm lẫn; gợi mở phương diện khác cần so sánh. Người nói: tự đánh giá; thuyết minh thêm; trao đổi lại ý kiến chưa tán đồng (SGK tr.36).</w:t>
+      </w:r>
+    </w:p>
+    <w:p>
+      <w:pPr>
+        <w:spacing w:before="0" w:after="0"/>
+        <w:jc w:val="both"/>
+      </w:pPr>
+      <w:r>
+        <w:rPr>
+          <w:b/>
+          <w:i w:val="0"/>
+        </w:rPr>
+        <w:t>c. Sản phẩm:</w:t>
+      </w:r>
+      <w:r>
+        <w:rPr>
+          <w:b w:val="0"/>
+          <w:i w:val="0"/>
+        </w:rPr>
+        <w:t xml:space="preserve"> Phiếu đánh giá của HS.</w:t>
+      </w:r>
+    </w:p>
+    <w:p>
+      <w:pPr>
+        <w:spacing w:before="0" w:after="0"/>
+        <w:jc w:val="both"/>
+      </w:pPr>
+      <w:r>
+        <w:rPr>
+          <w:b/>
+          <w:i w:val="0"/>
+        </w:rPr>
+        <w:t>d. Tổ chức thực hiện:</w:t>
+      </w:r>
+    </w:p>
+    <w:p>
+      <w:pPr>
+        <w:spacing w:before="0" w:after="0"/>
+        <w:jc w:val="both"/>
+      </w:pPr>
+      <w:r>
+        <w:rPr>
+          <w:b/>
+          <w:i w:val="0"/>
+        </w:rPr>
+        <w:t>Bước 1: Giao nhiệm vụ học tập:</w:t>
+      </w:r>
+      <w:r>
+        <w:rPr>
+          <w:b w:val="0"/>
+          <w:i w:val="0"/>
+        </w:rPr>
+        <w:t xml:space="preserve"> GV yêu cầu HS dựa vào phiếu đánh giá để nhận xét.</w:t>
+      </w:r>
+    </w:p>
+    <w:p>
+      <w:pPr>
+        <w:spacing w:before="0" w:after="0"/>
+        <w:jc w:val="both"/>
+      </w:pPr>
+      <w:r>
+        <w:rPr>
+          <w:b w:val="0"/>
+          <w:i w:val="0"/>
+          <w:color w:val="EE0000"/>
+        </w:rPr>
+        <w:t>- GV yêu cầu HS với vai trò người nghe sử dụng thiết bị cá nhân truy cập Padlet lớp để gửi câu hỏi hoặc lời nhận xét cho người nói.</w:t>
+      </w:r>
+    </w:p>
+    <w:p>
+      <w:pPr>
+        <w:spacing w:before="0" w:after="0"/>
+        <w:jc w:val="both"/>
+      </w:pPr>
+      <w:r>
+        <w:rPr>
+          <w:b/>
+          <w:i w:val="0"/>
+        </w:rPr>
+        <w:t>Bước 2: Thực hiện nhiệm vụ:</w:t>
+      </w:r>
+      <w:r>
+        <w:rPr>
+          <w:b w:val="0"/>
+          <w:i w:val="0"/>
+        </w:rPr>
+        <w:t xml:space="preserve"> HS trao đổi, đối thoại.</w:t>
+      </w:r>
+    </w:p>
+    <w:p>
+      <w:pPr>
+        <w:spacing w:before="0" w:after="0"/>
+        <w:jc w:val="both"/>
+      </w:pPr>
+      <w:r>
+        <w:rPr>
+          <w:b/>
+          <w:i w:val="0"/>
+        </w:rPr>
+        <w:t>Bước 3: Báo cáo, thảo luận:</w:t>
+      </w:r>
+      <w:r>
+        <w:rPr>
+          <w:b w:val="0"/>
+          <w:i w:val="0"/>
+        </w:rPr>
+        <w:t xml:space="preserve"> 2 – 3 HS nêu nhận xét.</w:t>
+      </w:r>
+    </w:p>
+    <w:p>
+      <w:pPr>
+        <w:spacing w:before="0" w:after="0"/>
+        <w:jc w:val="both"/>
+      </w:pPr>
+      <w:r>
+        <w:rPr>
+          <w:b/>
+          <w:i w:val="0"/>
+        </w:rPr>
+        <w:t>Bước 4: Kết luận, nhận định:</w:t>
+      </w:r>
+      <w:r>
+        <w:rPr>
+          <w:b w:val="0"/>
+          <w:i w:val="0"/>
+        </w:rPr>
+        <w:t xml:space="preserve"> GV tổng kết giờ Nói và nghe.</w:t>
+      </w:r>
+    </w:p>
+    <w:p>
+      <w:pPr>
+        <w:spacing w:before="0" w:after="0"/>
+        <w:jc w:val="both"/>
+      </w:pPr>
+      <w:r>
+        <w:rPr>
+          <w:b w:val="0"/>
+          <w:i w:val="0"/>
+          <w:color w:val="EE0000"/>
+        </w:rPr>
+        <w:t>[2.1.NC1a: HS sử dụng công cụ giao tiếp số để chia sẻ bài nói và thu thập phản hồi.]</w:t>
+      </w:r>
+    </w:p>
+    <w:p>
+      <w:pPr>
+        <w:spacing w:before="0" w:after="0"/>
+        <w:jc w:val="both"/>
+      </w:pPr>
+      <w:r>
+        <w:rPr>
+          <w:b/>
+          <w:i w:val="0"/>
+        </w:rPr>
+        <w:t>Hoạt động 4: Vận dụng – Củng cố, mở rộng và Thực hành đọc (Dự kiến thời gian: 5 phút)</w:t>
+      </w:r>
+    </w:p>
+    <w:p>
+      <w:pPr>
+        <w:spacing w:before="0" w:after="0"/>
+        <w:jc w:val="both"/>
+      </w:pPr>
+      <w:r>
+        <w:rPr>
+          <w:b/>
+          <w:i w:val="0"/>
+        </w:rPr>
+        <w:t>a. Mục tiêu:</w:t>
+      </w:r>
+      <w:r>
+        <w:rPr>
+          <w:b w:val="0"/>
+          <w:i w:val="0"/>
+        </w:rPr>
+        <w:t xml:space="preserve"> Củng cố kiến thức toàn bài; mở rộng đọc.</w:t>
+      </w:r>
+    </w:p>
+    <w:p>
+      <w:pPr>
+        <w:spacing w:before="0" w:after="0"/>
+        <w:jc w:val="both"/>
+      </w:pPr>
+      <w:r>
+        <w:rPr>
+          <w:b/>
+          <w:i w:val="0"/>
+        </w:rPr>
+        <w:t>b. Nội dung:</w:t>
+      </w:r>
+      <w:r>
+        <w:rPr>
+          <w:b w:val="0"/>
+          <w:i w:val="0"/>
+        </w:rPr>
+        <w:t xml:space="preserve"> Các câu hỏi phần Củng cố, mở rộng (SGK tr.36): (1) Bài học bổ sung cho hiểu biết của bạn về truyện nói chung và tiểu thuyết hiện đại nói riêng như thế nào? (2) Nhận thức của bạn về khả năng lớn lao của tiểu thuyết trong việc trần thuật những sự kiện có quy mô lớn và kể về những câu chuyện đời thường dung dị, nhỏ bé? (3) Hai văn bản cho thấy điều gì về sự đa dạng trong các hướng tìm tòi, phát triển của tiểu thuyết hiện đại? (4) Khi so sánh hai tác phẩm truyện cần đảm bảo những nguyên tắc gì; ý nghĩa của việc đánh giá tác phẩm dựa trên sự so sánh? Thực hành đọc: Trên xuồng cứu nạn (Trích Cuộc đời của Pi – Y-an Ma-ten, SGK tr.37 – 39): trải nghiệm của người gặp nạn trên biển khi một mình đối mặt với sự bí ẩn của vũ trụ; những nghịch lí cuộc sống qua con mắt nạn nhân vụ đắm tàu; nét độc đáo trong cách kể chuyện; sơ đồ tư duy Bài 1.</w:t>
+      </w:r>
+    </w:p>
+    <w:p>
+      <w:pPr>
+        <w:spacing w:before="0" w:after="0"/>
+        <w:jc w:val="both"/>
+      </w:pPr>
+      <w:r>
+        <w:rPr>
+          <w:b/>
+          <w:i w:val="0"/>
+        </w:rPr>
+        <w:t>c. Sản phẩm:</w:t>
+      </w:r>
+      <w:r>
+        <w:rPr>
+          <w:b w:val="0"/>
+          <w:i w:val="0"/>
+        </w:rPr>
+        <w:t xml:space="preserve"> Câu trả lời, đoạn văn của HS.</w:t>
+      </w:r>
+    </w:p>
+    <w:p>
+      <w:pPr>
+        <w:spacing w:before="0" w:after="0"/>
+        <w:jc w:val="both"/>
+      </w:pPr>
+      <w:r>
+        <w:rPr>
+          <w:b/>
+          <w:i w:val="0"/>
+        </w:rPr>
+        <w:t>d. Tổ chức thực hiện:</w:t>
+      </w:r>
+    </w:p>
+    <w:p>
+      <w:pPr>
+        <w:spacing w:before="0" w:after="0"/>
+        <w:jc w:val="both"/>
+      </w:pPr>
+      <w:r>
+        <w:rPr>
+          <w:b/>
+          <w:i w:val="0"/>
+        </w:rPr>
+        <w:t>Bước 1: Giao nhiệm vụ học tập</w:t>
+      </w:r>
+    </w:p>
+    <w:p>
+      <w:pPr>
+        <w:spacing w:before="0" w:after="0"/>
+        <w:jc w:val="both"/>
+      </w:pPr>
+      <w:r>
+        <w:rPr>
+          <w:b w:val="0"/>
+          <w:i w:val="0"/>
+        </w:rPr>
+        <w:t>- GV chiếu sơ đồ tư duy Bài 1, HS nêu nội dung từng nhánh.</w:t>
+      </w:r>
+    </w:p>
+    <w:p>
+      <w:pPr>
+        <w:spacing w:before="0" w:after="0"/>
+        <w:jc w:val="both"/>
+      </w:pPr>
+      <w:r>
+        <w:rPr>
+          <w:b w:val="0"/>
+          <w:i w:val="0"/>
+        </w:rPr>
+        <w:t>- GV giao câu hỏi Củng cố, mở rộng làm ở nhà; HS đọc Trên xuồng cứu nạn, viết đoạn văn (khoảng 150 chữ) về một nghịch lí cuộc sống mà Pi nhận ra.</w:t>
+      </w:r>
+    </w:p>
+    <w:p>
+      <w:pPr>
+        <w:spacing w:before="0" w:after="0"/>
+        <w:jc w:val="both"/>
+      </w:pPr>
+      <w:r>
+        <w:rPr>
+          <w:b w:val="0"/>
+          <w:i w:val="0"/>
+          <w:color w:val="EE0000"/>
+        </w:rPr>
+        <w:t>- HS quay video bài nói, đăng lên Padlet lớp.</w:t>
+      </w:r>
+    </w:p>
+    <w:p>
+      <w:pPr>
+        <w:spacing w:before="0" w:after="0"/>
+        <w:jc w:val="both"/>
+      </w:pPr>
+      <w:r>
+        <w:rPr>
+          <w:b/>
+          <w:i w:val="0"/>
+        </w:rPr>
+        <w:t>Bước 2: Thực hiện nhiệm vụ:</w:t>
+      </w:r>
+      <w:r>
+        <w:rPr>
+          <w:b w:val="0"/>
+          <w:i w:val="0"/>
+        </w:rPr>
+        <w:t xml:space="preserve"> HS làm ở nhà.</w:t>
+      </w:r>
+    </w:p>
+    <w:p>
+      <w:pPr>
+        <w:spacing w:before="0" w:after="0"/>
+        <w:jc w:val="both"/>
+      </w:pPr>
+      <w:r>
+        <w:rPr>
+          <w:b/>
+          <w:i w:val="0"/>
+        </w:rPr>
+        <w:t>Bước 3: Báo cáo, thảo luận:</w:t>
+      </w:r>
+      <w:r>
+        <w:rPr>
+          <w:b w:val="0"/>
+          <w:i w:val="0"/>
+        </w:rPr>
+        <w:t xml:space="preserve"> HS nộp bài đầu tiết học Bài 2.</w:t>
+      </w:r>
+    </w:p>
+    <w:p>
+      <w:pPr>
+        <w:spacing w:before="0" w:after="0"/>
+        <w:jc w:val="both"/>
+      </w:pPr>
+      <w:r>
+        <w:rPr>
+          <w:b/>
+          <w:i w:val="0"/>
+        </w:rPr>
+        <w:t>Bước 4: Kết luận, nhận định:</w:t>
+      </w:r>
+      <w:r>
+        <w:rPr>
+          <w:b w:val="0"/>
+          <w:i w:val="0"/>
+        </w:rPr>
+        <w:t xml:space="preserve"> GV kiểm tra, nhận xét.</w:t>
+      </w:r>
+    </w:p>
+    <w:p>
+      <w:pPr>
+        <w:spacing w:before="0" w:after="0"/>
+        <w:jc w:val="both"/>
+      </w:pPr>
+      <w:r>
+        <w:rPr>
+          <w:b/>
+          <w:i w:val="0"/>
+        </w:rPr>
+        <w:t>* CỦNG CỐ CUỐI BÀI – SƠ ĐỒ TƯ DUY</w:t>
       </w:r>
     </w:p>
     <w:p>
@@ -4362,7 +8202,7 @@
         <w:drawing>
           <wp:inline xmlns:a="http://schemas.openxmlformats.org/drawingml/2006/main" xmlns:pic="http://schemas.openxmlformats.org/drawingml/2006/picture">
             <wp:extent cx="5940000" cy="3335425"/>
-            <wp:docPr id="7" name="Picture 7"/>
+            <wp:docPr id="4" name="Picture 4"/>
             <wp:cNvGraphicFramePr>
               <a:graphicFrameLocks noChangeAspect="1"/>
             </wp:cNvGraphicFramePr>
@@ -4370,7 +8210,7 @@
               <a:graphicData uri="http://schemas.openxmlformats.org/drawingml/2006/picture">
                 <pic:pic>
                   <pic:nvPicPr>
-                    <pic:cNvPr id="0" name="image.png"/>
+                    <pic:cNvPr id="0" name="SoDoTuDuy_NGUVAN12_Bai1.png"/>
                     <pic:cNvPicPr/>
                   </pic:nvPicPr>
                   <pic:blipFill>
@@ -4415,7 +8255,7 @@
           <w:b/>
           <w:i w:val="0"/>
         </w:rPr>
-        <w:t>HẾT TIẾT 11</w:t>
+        <w:t>-----------HẾT TIẾT 11-----------</w:t>
       </w:r>
     </w:p>
     <w:p>
